--- a/Fase 2/Evidencias Proyecto/Evidencias de documentación/1. Inicio del proyecto/SITRAFO_ERS-01_Toma_de_Requerimientos.docx
+++ b/Fase 2/Evidencias Proyecto/Evidencias de documentación/1. Inicio del proyecto/SITRAFO_ERS-01_Toma_de_Requerimientos.docx
@@ -75,7 +75,7 @@
         <w:rPr>
           <w:color w:val="7F7F7F"/>
         </w:rPr>
-        <w:t xml:space="preserve">ERS-01  ·  Versión 1.0</w:t>
+        <w:t>ERS-01  ·  Versión 1.2</w:t>
       </w:r>
     </w:p>
     <w:tbl>
@@ -100,12 +100,6 @@
         <w:gridCol w:w="6560"/>
       </w:tblGrid>
       <w:tr>
-        <w:tblPrEx>
-          <w:tblCellMar>
-            <w:top w:w="0" w:type="dxa"/>
-            <w:bottom w:w="0" w:type="dxa"/>
-          </w:tblCellMar>
-        </w:tblPrEx>
         <w:trPr>
           <w:tblHeader/>
         </w:trPr>
@@ -165,12 +159,6 @@
         </w:tc>
       </w:tr>
       <w:tr>
-        <w:tblPrEx>
-          <w:tblCellMar>
-            <w:top w:w="0" w:type="dxa"/>
-            <w:bottom w:w="0" w:type="dxa"/>
-          </w:tblCellMar>
-        </w:tblPrEx>
         <w:tc>
           <w:tcPr>
             <w:tcW w:w="2800" w:type="dxa"/>
@@ -219,12 +207,6 @@
         </w:tc>
       </w:tr>
       <w:tr>
-        <w:tblPrEx>
-          <w:tblCellMar>
-            <w:top w:w="0" w:type="dxa"/>
-            <w:bottom w:w="0" w:type="dxa"/>
-          </w:tblCellMar>
-        </w:tblPrEx>
         <w:tc>
           <w:tcPr>
             <w:tcW w:w="2800" w:type="dxa"/>
@@ -269,18 +251,12 @@
                 <w:sz w:val="18"/>
                 <w:szCs w:val="18"/>
               </w:rPr>
-              <w:t xml:space="preserve">Capstone — Proyecto APT</w:t>
+              <w:t>Capstone — Proyecto APT</w:t>
             </w:r>
           </w:p>
         </w:tc>
       </w:tr>
       <w:tr>
-        <w:tblPrEx>
-          <w:tblCellMar>
-            <w:top w:w="0" w:type="dxa"/>
-            <w:bottom w:w="0" w:type="dxa"/>
-          </w:tblCellMar>
-        </w:tblPrEx>
         <w:tc>
           <w:tcPr>
             <w:tcW w:w="2800" w:type="dxa"/>
@@ -329,12 +305,6 @@
         </w:tc>
       </w:tr>
       <w:tr>
-        <w:tblPrEx>
-          <w:tblCellMar>
-            <w:top w:w="0" w:type="dxa"/>
-            <w:bottom w:w="0" w:type="dxa"/>
-          </w:tblCellMar>
-        </w:tblPrEx>
         <w:tc>
           <w:tcPr>
             <w:tcW w:w="2800" w:type="dxa"/>
@@ -385,12 +355,6 @@
         </w:tc>
       </w:tr>
       <w:tr>
-        <w:tblPrEx>
-          <w:tblCellMar>
-            <w:top w:w="0" w:type="dxa"/>
-            <w:bottom w:w="0" w:type="dxa"/>
-          </w:tblCellMar>
-        </w:tblPrEx>
         <w:tc>
           <w:tcPr>
             <w:tcW w:w="2800" w:type="dxa"/>
@@ -410,7 +374,7 @@
                 <w:sz w:val="18"/>
                 <w:szCs w:val="18"/>
               </w:rPr>
-              <w:t xml:space="preserve">Líder de Proyecto / Product Owner</w:t>
+              <w:t>Líder de Proyecto / Product Owner</w:t>
             </w:r>
           </w:p>
         </w:tc>
@@ -439,12 +403,6 @@
         </w:tc>
       </w:tr>
       <w:tr>
-        <w:tblPrEx>
-          <w:tblCellMar>
-            <w:top w:w="0" w:type="dxa"/>
-            <w:bottom w:w="0" w:type="dxa"/>
-          </w:tblCellMar>
-        </w:tblPrEx>
         <w:tc>
           <w:tcPr>
             <w:tcW w:w="2800" w:type="dxa"/>
@@ -495,12 +453,6 @@
         </w:tc>
       </w:tr>
       <w:tr>
-        <w:tblPrEx>
-          <w:tblCellMar>
-            <w:top w:w="0" w:type="dxa"/>
-            <w:bottom w:w="0" w:type="dxa"/>
-          </w:tblCellMar>
-        </w:tblPrEx>
         <w:tc>
           <w:tcPr>
             <w:tcW w:w="2800" w:type="dxa"/>
@@ -543,18 +495,12 @@
                 <w:sz w:val="18"/>
                 <w:szCs w:val="18"/>
               </w:rPr>
-              <w:t xml:space="preserve">Milko Soto</w:t>
+              <w:t>Milko Soto</w:t>
             </w:r>
           </w:p>
         </w:tc>
       </w:tr>
       <w:tr>
-        <w:tblPrEx>
-          <w:tblCellMar>
-            <w:top w:w="0" w:type="dxa"/>
-            <w:bottom w:w="0" w:type="dxa"/>
-          </w:tblCellMar>
-        </w:tblPrEx>
         <w:tc>
           <w:tcPr>
             <w:tcW w:w="2800" w:type="dxa"/>
@@ -605,12 +551,6 @@
         </w:tc>
       </w:tr>
       <w:tr>
-        <w:tblPrEx>
-          <w:tblCellMar>
-            <w:top w:w="0" w:type="dxa"/>
-            <w:bottom w:w="0" w:type="dxa"/>
-          </w:tblCellMar>
-        </w:tblPrEx>
         <w:tc>
           <w:tcPr>
             <w:tcW w:w="2800" w:type="dxa"/>
@@ -668,7 +608,7 @@
       <w:pPr>
         <w:pStyle w:val="Ttulo1"/>
       </w:pPr>
-      <w:bookmarkStart w:id="0" w:name="_Toc238702095"/>
+      <w:bookmarkStart w:id="0" w:name="_Toc243417808"/>
       <w:r>
         <w:lastRenderedPageBreak/>
         <w:t>Tabla de contenidos</w:t>
@@ -689,15 +629,22 @@
               <w:tab w:val="right" w:leader="dot" w:pos="9350"/>
             </w:tabs>
             <w:rPr>
+              <w:rFonts w:asciiTheme="minorHAnsi" w:eastAsiaTheme="minorEastAsia" w:hAnsiTheme="minorHAnsi" w:cstheme="minorBidi"/>
               <w:noProof/>
+              <w:color w:val="auto"/>
+              <w:lang w:val="es-CL" w:eastAsia="es-CL"/>
             </w:rPr>
           </w:pPr>
           <w:r>
             <w:fldChar w:fldCharType="begin"/>
+          </w:r>
+          <w:r>
             <w:instrText>TOC \h \o "1-2"</w:instrText>
+          </w:r>
+          <w:r>
             <w:fldChar w:fldCharType="separate"/>
           </w:r>
-          <w:hyperlink w:anchor="_Toc238702095" w:history="1">
+          <w:hyperlink w:anchor="_Toc243417808" w:history="1">
             <w:r>
               <w:rPr>
                 <w:rStyle w:val="Hipervnculo"/>
@@ -710,10 +657,40 @@
                 <w:noProof/>
               </w:rPr>
               <w:tab/>
+            </w:r>
+            <w:r>
+              <w:rPr>
+                <w:noProof/>
+              </w:rPr>
               <w:fldChar w:fldCharType="begin"/>
-              <w:instrText xml:space="preserve"> PAGEREF _Toc238702095 \h </w:instrText>
+            </w:r>
+            <w:r>
+              <w:rPr>
+                <w:noProof/>
+              </w:rPr>
+              <w:instrText xml:space="preserve"> PAGEREF _Toc243417808 \h </w:instrText>
+            </w:r>
+            <w:r>
+              <w:rPr>
+                <w:noProof/>
+              </w:rPr>
+            </w:r>
+            <w:r>
+              <w:rPr>
+                <w:noProof/>
+              </w:rPr>
               <w:fldChar w:fldCharType="separate"/>
+            </w:r>
+            <w:r>
+              <w:rPr>
+                <w:noProof/>
+              </w:rPr>
               <w:t>2</w:t>
+            </w:r>
+            <w:r>
+              <w:rPr>
+                <w:noProof/>
+              </w:rPr>
               <w:fldChar w:fldCharType="end"/>
             </w:r>
           </w:hyperlink>
@@ -725,10 +702,13 @@
               <w:tab w:val="right" w:leader="dot" w:pos="9350"/>
             </w:tabs>
             <w:rPr>
+              <w:rFonts w:asciiTheme="minorHAnsi" w:eastAsiaTheme="minorEastAsia" w:hAnsiTheme="minorHAnsi" w:cstheme="minorBidi"/>
               <w:noProof/>
+              <w:color w:val="auto"/>
+              <w:lang w:val="es-CL" w:eastAsia="es-CL"/>
             </w:rPr>
           </w:pPr>
-          <w:hyperlink w:anchor="_Toc238702096" w:history="1">
+          <w:hyperlink w:anchor="_Toc243417809" w:history="1">
             <w:r>
               <w:rPr>
                 <w:rStyle w:val="Hipervnculo"/>
@@ -741,10 +721,40 @@
                 <w:noProof/>
               </w:rPr>
               <w:tab/>
+            </w:r>
+            <w:r>
+              <w:rPr>
+                <w:noProof/>
+              </w:rPr>
               <w:fldChar w:fldCharType="begin"/>
-              <w:instrText xml:space="preserve"> PAGEREF _Toc238702096 \h </w:instrText>
+            </w:r>
+            <w:r>
+              <w:rPr>
+                <w:noProof/>
+              </w:rPr>
+              <w:instrText xml:space="preserve"> PAGEREF _Toc243417809 \h </w:instrText>
+            </w:r>
+            <w:r>
+              <w:rPr>
+                <w:noProof/>
+              </w:rPr>
+            </w:r>
+            <w:r>
+              <w:rPr>
+                <w:noProof/>
+              </w:rPr>
               <w:fldChar w:fldCharType="separate"/>
+            </w:r>
+            <w:r>
+              <w:rPr>
+                <w:noProof/>
+              </w:rPr>
               <w:t>3</w:t>
+            </w:r>
+            <w:r>
+              <w:rPr>
+                <w:noProof/>
+              </w:rPr>
               <w:fldChar w:fldCharType="end"/>
             </w:r>
           </w:hyperlink>
@@ -756,10 +766,13 @@
               <w:tab w:val="right" w:leader="dot" w:pos="9350"/>
             </w:tabs>
             <w:rPr>
+              <w:rFonts w:asciiTheme="minorHAnsi" w:eastAsiaTheme="minorEastAsia" w:hAnsiTheme="minorHAnsi" w:cstheme="minorBidi"/>
               <w:noProof/>
+              <w:color w:val="auto"/>
+              <w:lang w:val="es-CL" w:eastAsia="es-CL"/>
             </w:rPr>
           </w:pPr>
-          <w:hyperlink w:anchor="_Toc238702097" w:history="1">
+          <w:hyperlink w:anchor="_Toc243417810" w:history="1">
             <w:r>
               <w:rPr>
                 <w:rStyle w:val="Hipervnculo"/>
@@ -772,10 +785,40 @@
                 <w:noProof/>
               </w:rPr>
               <w:tab/>
+            </w:r>
+            <w:r>
+              <w:rPr>
+                <w:noProof/>
+              </w:rPr>
               <w:fldChar w:fldCharType="begin"/>
-              <w:instrText xml:space="preserve"> PAGEREF _Toc238702097 \h </w:instrText>
+            </w:r>
+            <w:r>
+              <w:rPr>
+                <w:noProof/>
+              </w:rPr>
+              <w:instrText xml:space="preserve"> PAGEREF _Toc243417810 \h </w:instrText>
+            </w:r>
+            <w:r>
+              <w:rPr>
+                <w:noProof/>
+              </w:rPr>
+            </w:r>
+            <w:r>
+              <w:rPr>
+                <w:noProof/>
+              </w:rPr>
               <w:fldChar w:fldCharType="separate"/>
+            </w:r>
+            <w:r>
+              <w:rPr>
+                <w:noProof/>
+              </w:rPr>
               <w:t>3</w:t>
+            </w:r>
+            <w:r>
+              <w:rPr>
+                <w:noProof/>
+              </w:rPr>
               <w:fldChar w:fldCharType="end"/>
             </w:r>
           </w:hyperlink>
@@ -787,10 +830,13 @@
               <w:tab w:val="right" w:leader="dot" w:pos="9350"/>
             </w:tabs>
             <w:rPr>
+              <w:rFonts w:asciiTheme="minorHAnsi" w:eastAsiaTheme="minorEastAsia" w:hAnsiTheme="minorHAnsi" w:cstheme="minorBidi"/>
               <w:noProof/>
+              <w:color w:val="auto"/>
+              <w:lang w:val="es-CL" w:eastAsia="es-CL"/>
             </w:rPr>
           </w:pPr>
-          <w:hyperlink w:anchor="_Toc238702098" w:history="1">
+          <w:hyperlink w:anchor="_Toc243417811" w:history="1">
             <w:r>
               <w:rPr>
                 <w:rStyle w:val="Hipervnculo"/>
@@ -803,10 +849,40 @@
                 <w:noProof/>
               </w:rPr>
               <w:tab/>
+            </w:r>
+            <w:r>
+              <w:rPr>
+                <w:noProof/>
+              </w:rPr>
               <w:fldChar w:fldCharType="begin"/>
-              <w:instrText xml:space="preserve"> PAGEREF _Toc238702098 \h </w:instrText>
+            </w:r>
+            <w:r>
+              <w:rPr>
+                <w:noProof/>
+              </w:rPr>
+              <w:instrText xml:space="preserve"> PAGEREF _Toc243417811 \h </w:instrText>
+            </w:r>
+            <w:r>
+              <w:rPr>
+                <w:noProof/>
+              </w:rPr>
+            </w:r>
+            <w:r>
+              <w:rPr>
+                <w:noProof/>
+              </w:rPr>
               <w:fldChar w:fldCharType="separate"/>
+            </w:r>
+            <w:r>
+              <w:rPr>
+                <w:noProof/>
+              </w:rPr>
               <w:t>3</w:t>
+            </w:r>
+            <w:r>
+              <w:rPr>
+                <w:noProof/>
+              </w:rPr>
               <w:fldChar w:fldCharType="end"/>
             </w:r>
           </w:hyperlink>
@@ -818,10 +894,13 @@
               <w:tab w:val="right" w:leader="dot" w:pos="9350"/>
             </w:tabs>
             <w:rPr>
+              <w:rFonts w:asciiTheme="minorHAnsi" w:eastAsiaTheme="minorEastAsia" w:hAnsiTheme="minorHAnsi" w:cstheme="minorBidi"/>
               <w:noProof/>
+              <w:color w:val="auto"/>
+              <w:lang w:val="es-CL" w:eastAsia="es-CL"/>
             </w:rPr>
           </w:pPr>
-          <w:hyperlink w:anchor="_Toc238702099" w:history="1">
+          <w:hyperlink w:anchor="_Toc243417812" w:history="1">
             <w:r>
               <w:rPr>
                 <w:rStyle w:val="Hipervnculo"/>
@@ -834,10 +913,40 @@
                 <w:noProof/>
               </w:rPr>
               <w:tab/>
+            </w:r>
+            <w:r>
+              <w:rPr>
+                <w:noProof/>
+              </w:rPr>
               <w:fldChar w:fldCharType="begin"/>
-              <w:instrText xml:space="preserve"> PAGEREF _Toc238702099 \h </w:instrText>
+            </w:r>
+            <w:r>
+              <w:rPr>
+                <w:noProof/>
+              </w:rPr>
+              <w:instrText xml:space="preserve"> PAGEREF _Toc243417812 \h </w:instrText>
+            </w:r>
+            <w:r>
+              <w:rPr>
+                <w:noProof/>
+              </w:rPr>
+            </w:r>
+            <w:r>
+              <w:rPr>
+                <w:noProof/>
+              </w:rPr>
               <w:fldChar w:fldCharType="separate"/>
+            </w:r>
+            <w:r>
+              <w:rPr>
+                <w:noProof/>
+              </w:rPr>
               <w:t>4</w:t>
+            </w:r>
+            <w:r>
+              <w:rPr>
+                <w:noProof/>
+              </w:rPr>
               <w:fldChar w:fldCharType="end"/>
             </w:r>
           </w:hyperlink>
@@ -849,10 +958,13 @@
               <w:tab w:val="right" w:leader="dot" w:pos="9350"/>
             </w:tabs>
             <w:rPr>
+              <w:rFonts w:asciiTheme="minorHAnsi" w:eastAsiaTheme="minorEastAsia" w:hAnsiTheme="minorHAnsi" w:cstheme="minorBidi"/>
               <w:noProof/>
+              <w:color w:val="auto"/>
+              <w:lang w:val="es-CL" w:eastAsia="es-CL"/>
             </w:rPr>
           </w:pPr>
-          <w:hyperlink w:anchor="_Toc238702100" w:history="1">
+          <w:hyperlink w:anchor="_Toc243417813" w:history="1">
             <w:r>
               <w:rPr>
                 <w:rStyle w:val="Hipervnculo"/>
@@ -865,10 +977,40 @@
                 <w:noProof/>
               </w:rPr>
               <w:tab/>
+            </w:r>
+            <w:r>
+              <w:rPr>
+                <w:noProof/>
+              </w:rPr>
               <w:fldChar w:fldCharType="begin"/>
-              <w:instrText xml:space="preserve"> PAGEREF _Toc238702100 \h </w:instrText>
+            </w:r>
+            <w:r>
+              <w:rPr>
+                <w:noProof/>
+              </w:rPr>
+              <w:instrText xml:space="preserve"> PAGEREF _Toc243417813 \h </w:instrText>
+            </w:r>
+            <w:r>
+              <w:rPr>
+                <w:noProof/>
+              </w:rPr>
+            </w:r>
+            <w:r>
+              <w:rPr>
+                <w:noProof/>
+              </w:rPr>
               <w:fldChar w:fldCharType="separate"/>
+            </w:r>
+            <w:r>
+              <w:rPr>
+                <w:noProof/>
+              </w:rPr>
               <w:t>4</w:t>
+            </w:r>
+            <w:r>
+              <w:rPr>
+                <w:noProof/>
+              </w:rPr>
               <w:fldChar w:fldCharType="end"/>
             </w:r>
           </w:hyperlink>
@@ -880,10 +1022,13 @@
               <w:tab w:val="right" w:leader="dot" w:pos="9350"/>
             </w:tabs>
             <w:rPr>
+              <w:rFonts w:asciiTheme="minorHAnsi" w:eastAsiaTheme="minorEastAsia" w:hAnsiTheme="minorHAnsi" w:cstheme="minorBidi"/>
               <w:noProof/>
+              <w:color w:val="auto"/>
+              <w:lang w:val="es-CL" w:eastAsia="es-CL"/>
             </w:rPr>
           </w:pPr>
-          <w:hyperlink w:anchor="_Toc238702101" w:history="1">
+          <w:hyperlink w:anchor="_Toc243417814" w:history="1">
             <w:r>
               <w:rPr>
                 <w:rStyle w:val="Hipervnculo"/>
@@ -896,10 +1041,40 @@
                 <w:noProof/>
               </w:rPr>
               <w:tab/>
+            </w:r>
+            <w:r>
+              <w:rPr>
+                <w:noProof/>
+              </w:rPr>
               <w:fldChar w:fldCharType="begin"/>
-              <w:instrText xml:space="preserve"> PAGEREF _Toc238702101 \h </w:instrText>
+            </w:r>
+            <w:r>
+              <w:rPr>
+                <w:noProof/>
+              </w:rPr>
+              <w:instrText xml:space="preserve"> PAGEREF _Toc243417814 \h </w:instrText>
+            </w:r>
+            <w:r>
+              <w:rPr>
+                <w:noProof/>
+              </w:rPr>
+            </w:r>
+            <w:r>
+              <w:rPr>
+                <w:noProof/>
+              </w:rPr>
               <w:fldChar w:fldCharType="separate"/>
+            </w:r>
+            <w:r>
+              <w:rPr>
+                <w:noProof/>
+              </w:rPr>
               <w:t>5</w:t>
+            </w:r>
+            <w:r>
+              <w:rPr>
+                <w:noProof/>
+              </w:rPr>
               <w:fldChar w:fldCharType="end"/>
             </w:r>
           </w:hyperlink>
@@ -911,10 +1086,13 @@
               <w:tab w:val="right" w:leader="dot" w:pos="9350"/>
             </w:tabs>
             <w:rPr>
+              <w:rFonts w:asciiTheme="minorHAnsi" w:eastAsiaTheme="minorEastAsia" w:hAnsiTheme="minorHAnsi" w:cstheme="minorBidi"/>
               <w:noProof/>
+              <w:color w:val="auto"/>
+              <w:lang w:val="es-CL" w:eastAsia="es-CL"/>
             </w:rPr>
           </w:pPr>
-          <w:hyperlink w:anchor="_Toc238702102" w:history="1">
+          <w:hyperlink w:anchor="_Toc243417815" w:history="1">
             <w:r>
               <w:rPr>
                 <w:rStyle w:val="Hipervnculo"/>
@@ -927,10 +1105,40 @@
                 <w:noProof/>
               </w:rPr>
               <w:tab/>
+            </w:r>
+            <w:r>
+              <w:rPr>
+                <w:noProof/>
+              </w:rPr>
               <w:fldChar w:fldCharType="begin"/>
-              <w:instrText xml:space="preserve"> PAGEREF _Toc238702102 \h </w:instrText>
+            </w:r>
+            <w:r>
+              <w:rPr>
+                <w:noProof/>
+              </w:rPr>
+              <w:instrText xml:space="preserve"> PAGEREF _Toc243417815 \h </w:instrText>
+            </w:r>
+            <w:r>
+              <w:rPr>
+                <w:noProof/>
+              </w:rPr>
+            </w:r>
+            <w:r>
+              <w:rPr>
+                <w:noProof/>
+              </w:rPr>
               <w:fldChar w:fldCharType="separate"/>
+            </w:r>
+            <w:r>
+              <w:rPr>
+                <w:noProof/>
+              </w:rPr>
               <w:t>6</w:t>
+            </w:r>
+            <w:r>
+              <w:rPr>
+                <w:noProof/>
+              </w:rPr>
               <w:fldChar w:fldCharType="end"/>
             </w:r>
           </w:hyperlink>
@@ -942,10 +1150,13 @@
               <w:tab w:val="right" w:leader="dot" w:pos="9350"/>
             </w:tabs>
             <w:rPr>
+              <w:rFonts w:asciiTheme="minorHAnsi" w:eastAsiaTheme="minorEastAsia" w:hAnsiTheme="minorHAnsi" w:cstheme="minorBidi"/>
               <w:noProof/>
+              <w:color w:val="auto"/>
+              <w:lang w:val="es-CL" w:eastAsia="es-CL"/>
             </w:rPr>
           </w:pPr>
-          <w:hyperlink w:anchor="_Toc238702103" w:history="1">
+          <w:hyperlink w:anchor="_Toc243417816" w:history="1">
             <w:r>
               <w:rPr>
                 <w:rStyle w:val="Hipervnculo"/>
@@ -958,10 +1169,40 @@
                 <w:noProof/>
               </w:rPr>
               <w:tab/>
+            </w:r>
+            <w:r>
+              <w:rPr>
+                <w:noProof/>
+              </w:rPr>
               <w:fldChar w:fldCharType="begin"/>
-              <w:instrText xml:space="preserve"> PAGEREF _Toc238702103 \h </w:instrText>
+            </w:r>
+            <w:r>
+              <w:rPr>
+                <w:noProof/>
+              </w:rPr>
+              <w:instrText xml:space="preserve"> PAGEREF _Toc243417816 \h </w:instrText>
+            </w:r>
+            <w:r>
+              <w:rPr>
+                <w:noProof/>
+              </w:rPr>
+            </w:r>
+            <w:r>
+              <w:rPr>
+                <w:noProof/>
+              </w:rPr>
               <w:fldChar w:fldCharType="separate"/>
+            </w:r>
+            <w:r>
+              <w:rPr>
+                <w:noProof/>
+              </w:rPr>
               <w:t>8</w:t>
+            </w:r>
+            <w:r>
+              <w:rPr>
+                <w:noProof/>
+              </w:rPr>
               <w:fldChar w:fldCharType="end"/>
             </w:r>
           </w:hyperlink>
@@ -973,10 +1214,13 @@
               <w:tab w:val="right" w:leader="dot" w:pos="9350"/>
             </w:tabs>
             <w:rPr>
+              <w:rFonts w:asciiTheme="minorHAnsi" w:eastAsiaTheme="minorEastAsia" w:hAnsiTheme="minorHAnsi" w:cstheme="minorBidi"/>
               <w:noProof/>
+              <w:color w:val="auto"/>
+              <w:lang w:val="es-CL" w:eastAsia="es-CL"/>
             </w:rPr>
           </w:pPr>
-          <w:hyperlink w:anchor="_Toc238702104" w:history="1">
+          <w:hyperlink w:anchor="_Toc243417817" w:history="1">
             <w:r>
               <w:rPr>
                 <w:rStyle w:val="Hipervnculo"/>
@@ -989,10 +1233,40 @@
                 <w:noProof/>
               </w:rPr>
               <w:tab/>
+            </w:r>
+            <w:r>
+              <w:rPr>
+                <w:noProof/>
+              </w:rPr>
               <w:fldChar w:fldCharType="begin"/>
-              <w:instrText xml:space="preserve"> PAGEREF _Toc238702104 \h </w:instrText>
+            </w:r>
+            <w:r>
+              <w:rPr>
+                <w:noProof/>
+              </w:rPr>
+              <w:instrText xml:space="preserve"> PAGEREF _Toc243417817 \h </w:instrText>
+            </w:r>
+            <w:r>
+              <w:rPr>
+                <w:noProof/>
+              </w:rPr>
+            </w:r>
+            <w:r>
+              <w:rPr>
+                <w:noProof/>
+              </w:rPr>
               <w:fldChar w:fldCharType="separate"/>
+            </w:r>
+            <w:r>
+              <w:rPr>
+                <w:noProof/>
+              </w:rPr>
               <w:t>8</w:t>
+            </w:r>
+            <w:r>
+              <w:rPr>
+                <w:noProof/>
+              </w:rPr>
               <w:fldChar w:fldCharType="end"/>
             </w:r>
           </w:hyperlink>
@@ -1004,10 +1278,13 @@
               <w:tab w:val="right" w:leader="dot" w:pos="9350"/>
             </w:tabs>
             <w:rPr>
+              <w:rFonts w:asciiTheme="minorHAnsi" w:eastAsiaTheme="minorEastAsia" w:hAnsiTheme="minorHAnsi" w:cstheme="minorBidi"/>
               <w:noProof/>
+              <w:color w:val="auto"/>
+              <w:lang w:val="es-CL" w:eastAsia="es-CL"/>
             </w:rPr>
           </w:pPr>
-          <w:hyperlink w:anchor="_Toc238702105" w:history="1">
+          <w:hyperlink w:anchor="_Toc243417818" w:history="1">
             <w:r>
               <w:rPr>
                 <w:rStyle w:val="Hipervnculo"/>
@@ -1020,10 +1297,40 @@
                 <w:noProof/>
               </w:rPr>
               <w:tab/>
+            </w:r>
+            <w:r>
+              <w:rPr>
+                <w:noProof/>
+              </w:rPr>
               <w:fldChar w:fldCharType="begin"/>
-              <w:instrText xml:space="preserve"> PAGEREF _Toc238702105 \h </w:instrText>
+            </w:r>
+            <w:r>
+              <w:rPr>
+                <w:noProof/>
+              </w:rPr>
+              <w:instrText xml:space="preserve"> PAGEREF _Toc243417818 \h </w:instrText>
+            </w:r>
+            <w:r>
+              <w:rPr>
+                <w:noProof/>
+              </w:rPr>
+            </w:r>
+            <w:r>
+              <w:rPr>
+                <w:noProof/>
+              </w:rPr>
               <w:fldChar w:fldCharType="separate"/>
+            </w:r>
+            <w:r>
+              <w:rPr>
+                <w:noProof/>
+              </w:rPr>
               <w:t>8</w:t>
+            </w:r>
+            <w:r>
+              <w:rPr>
+                <w:noProof/>
+              </w:rPr>
               <w:fldChar w:fldCharType="end"/>
             </w:r>
           </w:hyperlink>
@@ -1035,10 +1342,13 @@
               <w:tab w:val="right" w:leader="dot" w:pos="9350"/>
             </w:tabs>
             <w:rPr>
+              <w:rFonts w:asciiTheme="minorHAnsi" w:eastAsiaTheme="minorEastAsia" w:hAnsiTheme="minorHAnsi" w:cstheme="minorBidi"/>
               <w:noProof/>
+              <w:color w:val="auto"/>
+              <w:lang w:val="es-CL" w:eastAsia="es-CL"/>
             </w:rPr>
           </w:pPr>
-          <w:hyperlink w:anchor="_Toc238702106" w:history="1">
+          <w:hyperlink w:anchor="_Toc243417819" w:history="1">
             <w:r>
               <w:rPr>
                 <w:rStyle w:val="Hipervnculo"/>
@@ -1051,10 +1361,40 @@
                 <w:noProof/>
               </w:rPr>
               <w:tab/>
+            </w:r>
+            <w:r>
+              <w:rPr>
+                <w:noProof/>
+              </w:rPr>
               <w:fldChar w:fldCharType="begin"/>
-              <w:instrText xml:space="preserve"> PAGEREF _Toc238702106 \h </w:instrText>
+            </w:r>
+            <w:r>
+              <w:rPr>
+                <w:noProof/>
+              </w:rPr>
+              <w:instrText xml:space="preserve"> PAGEREF _Toc243417819 \h </w:instrText>
+            </w:r>
+            <w:r>
+              <w:rPr>
+                <w:noProof/>
+              </w:rPr>
+            </w:r>
+            <w:r>
+              <w:rPr>
+                <w:noProof/>
+              </w:rPr>
               <w:fldChar w:fldCharType="separate"/>
+            </w:r>
+            <w:r>
+              <w:rPr>
+                <w:noProof/>
+              </w:rPr>
               <w:t>9</w:t>
+            </w:r>
+            <w:r>
+              <w:rPr>
+                <w:noProof/>
+              </w:rPr>
               <w:fldChar w:fldCharType="end"/>
             </w:r>
           </w:hyperlink>
@@ -1066,10 +1406,13 @@
               <w:tab w:val="right" w:leader="dot" w:pos="9350"/>
             </w:tabs>
             <w:rPr>
+              <w:rFonts w:asciiTheme="minorHAnsi" w:eastAsiaTheme="minorEastAsia" w:hAnsiTheme="minorHAnsi" w:cstheme="minorBidi"/>
               <w:noProof/>
+              <w:color w:val="auto"/>
+              <w:lang w:val="es-CL" w:eastAsia="es-CL"/>
             </w:rPr>
           </w:pPr>
-          <w:hyperlink w:anchor="_Toc238702107" w:history="1">
+          <w:hyperlink w:anchor="_Toc243417820" w:history="1">
             <w:r>
               <w:rPr>
                 <w:rStyle w:val="Hipervnculo"/>
@@ -1082,10 +1425,40 @@
                 <w:noProof/>
               </w:rPr>
               <w:tab/>
+            </w:r>
+            <w:r>
+              <w:rPr>
+                <w:noProof/>
+              </w:rPr>
               <w:fldChar w:fldCharType="begin"/>
-              <w:instrText xml:space="preserve"> PAGEREF _Toc238702107 \h </w:instrText>
+            </w:r>
+            <w:r>
+              <w:rPr>
+                <w:noProof/>
+              </w:rPr>
+              <w:instrText xml:space="preserve"> PAGEREF _Toc243417820 \h </w:instrText>
+            </w:r>
+            <w:r>
+              <w:rPr>
+                <w:noProof/>
+              </w:rPr>
+            </w:r>
+            <w:r>
+              <w:rPr>
+                <w:noProof/>
+              </w:rPr>
               <w:fldChar w:fldCharType="separate"/>
+            </w:r>
+            <w:r>
+              <w:rPr>
+                <w:noProof/>
+              </w:rPr>
               <w:t>9</w:t>
+            </w:r>
+            <w:r>
+              <w:rPr>
+                <w:noProof/>
+              </w:rPr>
               <w:fldChar w:fldCharType="end"/>
             </w:r>
           </w:hyperlink>
@@ -1097,10 +1470,13 @@
               <w:tab w:val="right" w:leader="dot" w:pos="9350"/>
             </w:tabs>
             <w:rPr>
+              <w:rFonts w:asciiTheme="minorHAnsi" w:eastAsiaTheme="minorEastAsia" w:hAnsiTheme="minorHAnsi" w:cstheme="minorBidi"/>
               <w:noProof/>
+              <w:color w:val="auto"/>
+              <w:lang w:val="es-CL" w:eastAsia="es-CL"/>
             </w:rPr>
           </w:pPr>
-          <w:hyperlink w:anchor="_Toc238702108" w:history="1">
+          <w:hyperlink w:anchor="_Toc243417821" w:history="1">
             <w:r>
               <w:rPr>
                 <w:rStyle w:val="Hipervnculo"/>
@@ -1113,10 +1489,40 @@
                 <w:noProof/>
               </w:rPr>
               <w:tab/>
+            </w:r>
+            <w:r>
+              <w:rPr>
+                <w:noProof/>
+              </w:rPr>
               <w:fldChar w:fldCharType="begin"/>
-              <w:instrText xml:space="preserve"> PAGEREF _Toc238702108 \h </w:instrText>
+            </w:r>
+            <w:r>
+              <w:rPr>
+                <w:noProof/>
+              </w:rPr>
+              <w:instrText xml:space="preserve"> PAGEREF _Toc243417821 \h </w:instrText>
+            </w:r>
+            <w:r>
+              <w:rPr>
+                <w:noProof/>
+              </w:rPr>
+            </w:r>
+            <w:r>
+              <w:rPr>
+                <w:noProof/>
+              </w:rPr>
               <w:fldChar w:fldCharType="separate"/>
+            </w:r>
+            <w:r>
+              <w:rPr>
+                <w:noProof/>
+              </w:rPr>
               <w:t>11</w:t>
+            </w:r>
+            <w:r>
+              <w:rPr>
+                <w:noProof/>
+              </w:rPr>
               <w:fldChar w:fldCharType="end"/>
             </w:r>
           </w:hyperlink>
@@ -1128,10 +1534,13 @@
               <w:tab w:val="right" w:leader="dot" w:pos="9350"/>
             </w:tabs>
             <w:rPr>
+              <w:rFonts w:asciiTheme="minorHAnsi" w:eastAsiaTheme="minorEastAsia" w:hAnsiTheme="minorHAnsi" w:cstheme="minorBidi"/>
               <w:noProof/>
+              <w:color w:val="auto"/>
+              <w:lang w:val="es-CL" w:eastAsia="es-CL"/>
             </w:rPr>
           </w:pPr>
-          <w:hyperlink w:anchor="_Toc238702109" w:history="1">
+          <w:hyperlink w:anchor="_Toc243417822" w:history="1">
             <w:r>
               <w:rPr>
                 <w:rStyle w:val="Hipervnculo"/>
@@ -1144,10 +1553,40 @@
                 <w:noProof/>
               </w:rPr>
               <w:tab/>
+            </w:r>
+            <w:r>
+              <w:rPr>
+                <w:noProof/>
+              </w:rPr>
               <w:fldChar w:fldCharType="begin"/>
-              <w:instrText xml:space="preserve"> PAGEREF _Toc238702109 \h </w:instrText>
+            </w:r>
+            <w:r>
+              <w:rPr>
+                <w:noProof/>
+              </w:rPr>
+              <w:instrText xml:space="preserve"> PAGEREF _Toc243417822 \h </w:instrText>
+            </w:r>
+            <w:r>
+              <w:rPr>
+                <w:noProof/>
+              </w:rPr>
+            </w:r>
+            <w:r>
+              <w:rPr>
+                <w:noProof/>
+              </w:rPr>
               <w:fldChar w:fldCharType="separate"/>
-              <w:t>11</w:t>
+            </w:r>
+            <w:r>
+              <w:rPr>
+                <w:noProof/>
+              </w:rPr>
+              <w:t>12</w:t>
+            </w:r>
+            <w:r>
+              <w:rPr>
+                <w:noProof/>
+              </w:rPr>
               <w:fldChar w:fldCharType="end"/>
             </w:r>
           </w:hyperlink>
@@ -1159,10 +1598,13 @@
               <w:tab w:val="right" w:leader="dot" w:pos="9350"/>
             </w:tabs>
             <w:rPr>
+              <w:rFonts w:asciiTheme="minorHAnsi" w:eastAsiaTheme="minorEastAsia" w:hAnsiTheme="minorHAnsi" w:cstheme="minorBidi"/>
               <w:noProof/>
+              <w:color w:val="auto"/>
+              <w:lang w:val="es-CL" w:eastAsia="es-CL"/>
             </w:rPr>
           </w:pPr>
-          <w:hyperlink w:anchor="_Toc238702110" w:history="1">
+          <w:hyperlink w:anchor="_Toc243417823" w:history="1">
             <w:r>
               <w:rPr>
                 <w:rStyle w:val="Hipervnculo"/>
@@ -1175,10 +1617,40 @@
                 <w:noProof/>
               </w:rPr>
               <w:tab/>
+            </w:r>
+            <w:r>
+              <w:rPr>
+                <w:noProof/>
+              </w:rPr>
               <w:fldChar w:fldCharType="begin"/>
-              <w:instrText xml:space="preserve"> PAGEREF _Toc238702110 \h </w:instrText>
+            </w:r>
+            <w:r>
+              <w:rPr>
+                <w:noProof/>
+              </w:rPr>
+              <w:instrText xml:space="preserve"> PAGEREF _Toc243417823 \h </w:instrText>
+            </w:r>
+            <w:r>
+              <w:rPr>
+                <w:noProof/>
+              </w:rPr>
+            </w:r>
+            <w:r>
+              <w:rPr>
+                <w:noProof/>
+              </w:rPr>
               <w:fldChar w:fldCharType="separate"/>
+            </w:r>
+            <w:r>
+              <w:rPr>
+                <w:noProof/>
+              </w:rPr>
               <w:t>12</w:t>
+            </w:r>
+            <w:r>
+              <w:rPr>
+                <w:noProof/>
+              </w:rPr>
               <w:fldChar w:fldCharType="end"/>
             </w:r>
           </w:hyperlink>
@@ -1190,10 +1662,13 @@
               <w:tab w:val="right" w:leader="dot" w:pos="9350"/>
             </w:tabs>
             <w:rPr>
+              <w:rFonts w:asciiTheme="minorHAnsi" w:eastAsiaTheme="minorEastAsia" w:hAnsiTheme="minorHAnsi" w:cstheme="minorBidi"/>
               <w:noProof/>
+              <w:color w:val="auto"/>
+              <w:lang w:val="es-CL" w:eastAsia="es-CL"/>
             </w:rPr>
           </w:pPr>
-          <w:hyperlink w:anchor="_Toc238702111" w:history="1">
+          <w:hyperlink w:anchor="_Toc243417824" w:history="1">
             <w:r>
               <w:rPr>
                 <w:rStyle w:val="Hipervnculo"/>
@@ -1206,10 +1681,40 @@
                 <w:noProof/>
               </w:rPr>
               <w:tab/>
+            </w:r>
+            <w:r>
+              <w:rPr>
+                <w:noProof/>
+              </w:rPr>
               <w:fldChar w:fldCharType="begin"/>
-              <w:instrText xml:space="preserve"> PAGEREF _Toc238702111 \h </w:instrText>
+            </w:r>
+            <w:r>
+              <w:rPr>
+                <w:noProof/>
+              </w:rPr>
+              <w:instrText xml:space="preserve"> PAGEREF _Toc243417824 \h </w:instrText>
+            </w:r>
+            <w:r>
+              <w:rPr>
+                <w:noProof/>
+              </w:rPr>
+            </w:r>
+            <w:r>
+              <w:rPr>
+                <w:noProof/>
+              </w:rPr>
               <w:fldChar w:fldCharType="separate"/>
-              <w:t>12</w:t>
+            </w:r>
+            <w:r>
+              <w:rPr>
+                <w:noProof/>
+              </w:rPr>
+              <w:t>13</w:t>
+            </w:r>
+            <w:r>
+              <w:rPr>
+                <w:noProof/>
+              </w:rPr>
               <w:fldChar w:fldCharType="end"/>
             </w:r>
           </w:hyperlink>
@@ -1221,10 +1726,13 @@
               <w:tab w:val="right" w:leader="dot" w:pos="9350"/>
             </w:tabs>
             <w:rPr>
+              <w:rFonts w:asciiTheme="minorHAnsi" w:eastAsiaTheme="minorEastAsia" w:hAnsiTheme="minorHAnsi" w:cstheme="minorBidi"/>
               <w:noProof/>
+              <w:color w:val="auto"/>
+              <w:lang w:val="es-CL" w:eastAsia="es-CL"/>
             </w:rPr>
           </w:pPr>
-          <w:hyperlink w:anchor="_Toc238702112" w:history="1">
+          <w:hyperlink w:anchor="_Toc243417825" w:history="1">
             <w:r>
               <w:rPr>
                 <w:rStyle w:val="Hipervnculo"/>
@@ -1237,10 +1745,40 @@
                 <w:noProof/>
               </w:rPr>
               <w:tab/>
+            </w:r>
+            <w:r>
+              <w:rPr>
+                <w:noProof/>
+              </w:rPr>
               <w:fldChar w:fldCharType="begin"/>
-              <w:instrText xml:space="preserve"> PAGEREF _Toc238702112 \h </w:instrText>
+            </w:r>
+            <w:r>
+              <w:rPr>
+                <w:noProof/>
+              </w:rPr>
+              <w:instrText xml:space="preserve"> PAGEREF _Toc243417825 \h </w:instrText>
+            </w:r>
+            <w:r>
+              <w:rPr>
+                <w:noProof/>
+              </w:rPr>
+            </w:r>
+            <w:r>
+              <w:rPr>
+                <w:noProof/>
+              </w:rPr>
               <w:fldChar w:fldCharType="separate"/>
+            </w:r>
+            <w:r>
+              <w:rPr>
+                <w:noProof/>
+              </w:rPr>
               <w:t>13</w:t>
+            </w:r>
+            <w:r>
+              <w:rPr>
+                <w:noProof/>
+              </w:rPr>
               <w:fldChar w:fldCharType="end"/>
             </w:r>
           </w:hyperlink>
@@ -1252,10 +1790,13 @@
               <w:tab w:val="right" w:leader="dot" w:pos="9350"/>
             </w:tabs>
             <w:rPr>
+              <w:rFonts w:asciiTheme="minorHAnsi" w:eastAsiaTheme="minorEastAsia" w:hAnsiTheme="minorHAnsi" w:cstheme="minorBidi"/>
               <w:noProof/>
+              <w:color w:val="auto"/>
+              <w:lang w:val="es-CL" w:eastAsia="es-CL"/>
             </w:rPr>
           </w:pPr>
-          <w:hyperlink w:anchor="_Toc238702113" w:history="1">
+          <w:hyperlink w:anchor="_Toc243417826" w:history="1">
             <w:r>
               <w:rPr>
                 <w:rStyle w:val="Hipervnculo"/>
@@ -1268,10 +1809,40 @@
                 <w:noProof/>
               </w:rPr>
               <w:tab/>
+            </w:r>
+            <w:r>
+              <w:rPr>
+                <w:noProof/>
+              </w:rPr>
               <w:fldChar w:fldCharType="begin"/>
-              <w:instrText xml:space="preserve"> PAGEREF _Toc238702113 \h </w:instrText>
+            </w:r>
+            <w:r>
+              <w:rPr>
+                <w:noProof/>
+              </w:rPr>
+              <w:instrText xml:space="preserve"> PAGEREF _Toc243417826 \h </w:instrText>
+            </w:r>
+            <w:r>
+              <w:rPr>
+                <w:noProof/>
+              </w:rPr>
+            </w:r>
+            <w:r>
+              <w:rPr>
+                <w:noProof/>
+              </w:rPr>
               <w:fldChar w:fldCharType="separate"/>
-              <w:t>13</w:t>
+            </w:r>
+            <w:r>
+              <w:rPr>
+                <w:noProof/>
+              </w:rPr>
+              <w:t>14</w:t>
+            </w:r>
+            <w:r>
+              <w:rPr>
+                <w:noProof/>
+              </w:rPr>
               <w:fldChar w:fldCharType="end"/>
             </w:r>
           </w:hyperlink>
@@ -1283,10 +1854,13 @@
               <w:tab w:val="right" w:leader="dot" w:pos="9350"/>
             </w:tabs>
             <w:rPr>
+              <w:rFonts w:asciiTheme="minorHAnsi" w:eastAsiaTheme="minorEastAsia" w:hAnsiTheme="minorHAnsi" w:cstheme="minorBidi"/>
               <w:noProof/>
+              <w:color w:val="auto"/>
+              <w:lang w:val="es-CL" w:eastAsia="es-CL"/>
             </w:rPr>
           </w:pPr>
-          <w:hyperlink w:anchor="_Toc238702114" w:history="1">
+          <w:hyperlink w:anchor="_Toc243417827" w:history="1">
             <w:r>
               <w:rPr>
                 <w:rStyle w:val="Hipervnculo"/>
@@ -1299,10 +1873,40 @@
                 <w:noProof/>
               </w:rPr>
               <w:tab/>
+            </w:r>
+            <w:r>
+              <w:rPr>
+                <w:noProof/>
+              </w:rPr>
               <w:fldChar w:fldCharType="begin"/>
-              <w:instrText xml:space="preserve"> PAGEREF _Toc238702114 \h </w:instrText>
+            </w:r>
+            <w:r>
+              <w:rPr>
+                <w:noProof/>
+              </w:rPr>
+              <w:instrText xml:space="preserve"> PAGEREF _Toc243417827 \h </w:instrText>
+            </w:r>
+            <w:r>
+              <w:rPr>
+                <w:noProof/>
+              </w:rPr>
+            </w:r>
+            <w:r>
+              <w:rPr>
+                <w:noProof/>
+              </w:rPr>
               <w:fldChar w:fldCharType="separate"/>
-              <w:t>13</w:t>
+            </w:r>
+            <w:r>
+              <w:rPr>
+                <w:noProof/>
+              </w:rPr>
+              <w:t>14</w:t>
+            </w:r>
+            <w:r>
+              <w:rPr>
+                <w:noProof/>
+              </w:rPr>
               <w:fldChar w:fldCharType="end"/>
             </w:r>
           </w:hyperlink>
@@ -1314,10 +1918,13 @@
               <w:tab w:val="right" w:leader="dot" w:pos="9350"/>
             </w:tabs>
             <w:rPr>
+              <w:rFonts w:asciiTheme="minorHAnsi" w:eastAsiaTheme="minorEastAsia" w:hAnsiTheme="minorHAnsi" w:cstheme="minorBidi"/>
               <w:noProof/>
+              <w:color w:val="auto"/>
+              <w:lang w:val="es-CL" w:eastAsia="es-CL"/>
             </w:rPr>
           </w:pPr>
-          <w:hyperlink w:anchor="_Toc238702115" w:history="1">
+          <w:hyperlink w:anchor="_Toc243417828" w:history="1">
             <w:r>
               <w:rPr>
                 <w:rStyle w:val="Hipervnculo"/>
@@ -1330,10 +1937,40 @@
                 <w:noProof/>
               </w:rPr>
               <w:tab/>
+            </w:r>
+            <w:r>
+              <w:rPr>
+                <w:noProof/>
+              </w:rPr>
               <w:fldChar w:fldCharType="begin"/>
-              <w:instrText xml:space="preserve"> PAGEREF _Toc238702115 \h </w:instrText>
+            </w:r>
+            <w:r>
+              <w:rPr>
+                <w:noProof/>
+              </w:rPr>
+              <w:instrText xml:space="preserve"> PAGEREF _Toc243417828 \h </w:instrText>
+            </w:r>
+            <w:r>
+              <w:rPr>
+                <w:noProof/>
+              </w:rPr>
+            </w:r>
+            <w:r>
+              <w:rPr>
+                <w:noProof/>
+              </w:rPr>
               <w:fldChar w:fldCharType="separate"/>
-              <w:t>15</w:t>
+            </w:r>
+            <w:r>
+              <w:rPr>
+                <w:noProof/>
+              </w:rPr>
+              <w:t>16</w:t>
+            </w:r>
+            <w:r>
+              <w:rPr>
+                <w:noProof/>
+              </w:rPr>
               <w:fldChar w:fldCharType="end"/>
             </w:r>
           </w:hyperlink>
@@ -1345,10 +1982,13 @@
               <w:tab w:val="right" w:leader="dot" w:pos="9350"/>
             </w:tabs>
             <w:rPr>
+              <w:rFonts w:asciiTheme="minorHAnsi" w:eastAsiaTheme="minorEastAsia" w:hAnsiTheme="minorHAnsi" w:cstheme="minorBidi"/>
               <w:noProof/>
+              <w:color w:val="auto"/>
+              <w:lang w:val="es-CL" w:eastAsia="es-CL"/>
             </w:rPr>
           </w:pPr>
-          <w:hyperlink w:anchor="_Toc238702116" w:history="1">
+          <w:hyperlink w:anchor="_Toc243417829" w:history="1">
             <w:r>
               <w:rPr>
                 <w:rStyle w:val="Hipervnculo"/>
@@ -1361,10 +2001,40 @@
                 <w:noProof/>
               </w:rPr>
               <w:tab/>
+            </w:r>
+            <w:r>
+              <w:rPr>
+                <w:noProof/>
+              </w:rPr>
               <w:fldChar w:fldCharType="begin"/>
-              <w:instrText xml:space="preserve"> PAGEREF _Toc238702116 \h </w:instrText>
+            </w:r>
+            <w:r>
+              <w:rPr>
+                <w:noProof/>
+              </w:rPr>
+              <w:instrText xml:space="preserve"> PAGEREF _Toc243417829 \h </w:instrText>
+            </w:r>
+            <w:r>
+              <w:rPr>
+                <w:noProof/>
+              </w:rPr>
+            </w:r>
+            <w:r>
+              <w:rPr>
+                <w:noProof/>
+              </w:rPr>
               <w:fldChar w:fldCharType="separate"/>
-              <w:t>17</w:t>
+            </w:r>
+            <w:r>
+              <w:rPr>
+                <w:noProof/>
+              </w:rPr>
+              <w:t>18</w:t>
+            </w:r>
+            <w:r>
+              <w:rPr>
+                <w:noProof/>
+              </w:rPr>
               <w:fldChar w:fldCharType="end"/>
             </w:r>
           </w:hyperlink>
@@ -1376,10 +2046,13 @@
               <w:tab w:val="right" w:leader="dot" w:pos="9350"/>
             </w:tabs>
             <w:rPr>
+              <w:rFonts w:asciiTheme="minorHAnsi" w:eastAsiaTheme="minorEastAsia" w:hAnsiTheme="minorHAnsi" w:cstheme="minorBidi"/>
               <w:noProof/>
+              <w:color w:val="auto"/>
+              <w:lang w:val="es-CL" w:eastAsia="es-CL"/>
             </w:rPr>
           </w:pPr>
-          <w:hyperlink w:anchor="_Toc238702117" w:history="1">
+          <w:hyperlink w:anchor="_Toc243417830" w:history="1">
             <w:r>
               <w:rPr>
                 <w:rStyle w:val="Hipervnculo"/>
@@ -1392,10 +2065,40 @@
                 <w:noProof/>
               </w:rPr>
               <w:tab/>
+            </w:r>
+            <w:r>
+              <w:rPr>
+                <w:noProof/>
+              </w:rPr>
               <w:fldChar w:fldCharType="begin"/>
-              <w:instrText xml:space="preserve"> PAGEREF _Toc238702117 \h </w:instrText>
+            </w:r>
+            <w:r>
+              <w:rPr>
+                <w:noProof/>
+              </w:rPr>
+              <w:instrText xml:space="preserve"> PAGEREF _Toc243417830 \h </w:instrText>
+            </w:r>
+            <w:r>
+              <w:rPr>
+                <w:noProof/>
+              </w:rPr>
+            </w:r>
+            <w:r>
+              <w:rPr>
+                <w:noProof/>
+              </w:rPr>
               <w:fldChar w:fldCharType="separate"/>
-              <w:t>17</w:t>
+            </w:r>
+            <w:r>
+              <w:rPr>
+                <w:noProof/>
+              </w:rPr>
+              <w:t>18</w:t>
+            </w:r>
+            <w:r>
+              <w:rPr>
+                <w:noProof/>
+              </w:rPr>
               <w:fldChar w:fldCharType="end"/>
             </w:r>
           </w:hyperlink>
@@ -1407,10 +2110,13 @@
               <w:tab w:val="right" w:leader="dot" w:pos="9350"/>
             </w:tabs>
             <w:rPr>
+              <w:rFonts w:asciiTheme="minorHAnsi" w:eastAsiaTheme="minorEastAsia" w:hAnsiTheme="minorHAnsi" w:cstheme="minorBidi"/>
               <w:noProof/>
+              <w:color w:val="auto"/>
+              <w:lang w:val="es-CL" w:eastAsia="es-CL"/>
             </w:rPr>
           </w:pPr>
-          <w:hyperlink w:anchor="_Toc238702118" w:history="1">
+          <w:hyperlink w:anchor="_Toc243417831" w:history="1">
             <w:r>
               <w:rPr>
                 <w:rStyle w:val="Hipervnculo"/>
@@ -1423,10 +2129,40 @@
                 <w:noProof/>
               </w:rPr>
               <w:tab/>
+            </w:r>
+            <w:r>
+              <w:rPr>
+                <w:noProof/>
+              </w:rPr>
               <w:fldChar w:fldCharType="begin"/>
-              <w:instrText xml:space="preserve"> PAGEREF _Toc238702118 \h </w:instrText>
+            </w:r>
+            <w:r>
+              <w:rPr>
+                <w:noProof/>
+              </w:rPr>
+              <w:instrText xml:space="preserve"> PAGEREF _Toc243417831 \h </w:instrText>
+            </w:r>
+            <w:r>
+              <w:rPr>
+                <w:noProof/>
+              </w:rPr>
+            </w:r>
+            <w:r>
+              <w:rPr>
+                <w:noProof/>
+              </w:rPr>
               <w:fldChar w:fldCharType="separate"/>
-              <w:t>17</w:t>
+            </w:r>
+            <w:r>
+              <w:rPr>
+                <w:noProof/>
+              </w:rPr>
+              <w:t>18</w:t>
+            </w:r>
+            <w:r>
+              <w:rPr>
+                <w:noProof/>
+              </w:rPr>
               <w:fldChar w:fldCharType="end"/>
             </w:r>
           </w:hyperlink>
@@ -1438,10 +2174,13 @@
               <w:tab w:val="right" w:leader="dot" w:pos="9350"/>
             </w:tabs>
             <w:rPr>
+              <w:rFonts w:asciiTheme="minorHAnsi" w:eastAsiaTheme="minorEastAsia" w:hAnsiTheme="minorHAnsi" w:cstheme="minorBidi"/>
               <w:noProof/>
+              <w:color w:val="auto"/>
+              <w:lang w:val="es-CL" w:eastAsia="es-CL"/>
             </w:rPr>
           </w:pPr>
-          <w:hyperlink w:anchor="_Toc238702119" w:history="1">
+          <w:hyperlink w:anchor="_Toc243417832" w:history="1">
             <w:r>
               <w:rPr>
                 <w:rStyle w:val="Hipervnculo"/>
@@ -1454,10 +2193,40 @@
                 <w:noProof/>
               </w:rPr>
               <w:tab/>
+            </w:r>
+            <w:r>
+              <w:rPr>
+                <w:noProof/>
+              </w:rPr>
               <w:fldChar w:fldCharType="begin"/>
-              <w:instrText xml:space="preserve"> PAGEREF _Toc238702119 \h </w:instrText>
+            </w:r>
+            <w:r>
+              <w:rPr>
+                <w:noProof/>
+              </w:rPr>
+              <w:instrText xml:space="preserve"> PAGEREF _Toc243417832 \h </w:instrText>
+            </w:r>
+            <w:r>
+              <w:rPr>
+                <w:noProof/>
+              </w:rPr>
+            </w:r>
+            <w:r>
+              <w:rPr>
+                <w:noProof/>
+              </w:rPr>
               <w:fldChar w:fldCharType="separate"/>
-              <w:t>18</w:t>
+            </w:r>
+            <w:r>
+              <w:rPr>
+                <w:noProof/>
+              </w:rPr>
+              <w:t>19</w:t>
+            </w:r>
+            <w:r>
+              <w:rPr>
+                <w:noProof/>
+              </w:rPr>
               <w:fldChar w:fldCharType="end"/>
             </w:r>
           </w:hyperlink>
@@ -1469,10 +2238,13 @@
               <w:tab w:val="right" w:leader="dot" w:pos="9350"/>
             </w:tabs>
             <w:rPr>
+              <w:rFonts w:asciiTheme="minorHAnsi" w:eastAsiaTheme="minorEastAsia" w:hAnsiTheme="minorHAnsi" w:cstheme="minorBidi"/>
               <w:noProof/>
+              <w:color w:val="auto"/>
+              <w:lang w:val="es-CL" w:eastAsia="es-CL"/>
             </w:rPr>
           </w:pPr>
-          <w:hyperlink w:anchor="_Toc238702120" w:history="1">
+          <w:hyperlink w:anchor="_Toc243417833" w:history="1">
             <w:r>
               <w:rPr>
                 <w:rStyle w:val="Hipervnculo"/>
@@ -1485,10 +2257,40 @@
                 <w:noProof/>
               </w:rPr>
               <w:tab/>
+            </w:r>
+            <w:r>
+              <w:rPr>
+                <w:noProof/>
+              </w:rPr>
               <w:fldChar w:fldCharType="begin"/>
-              <w:instrText xml:space="preserve"> PAGEREF _Toc238702120 \h </w:instrText>
+            </w:r>
+            <w:r>
+              <w:rPr>
+                <w:noProof/>
+              </w:rPr>
+              <w:instrText xml:space="preserve"> PAGEREF _Toc243417833 \h </w:instrText>
+            </w:r>
+            <w:r>
+              <w:rPr>
+                <w:noProof/>
+              </w:rPr>
+            </w:r>
+            <w:r>
+              <w:rPr>
+                <w:noProof/>
+              </w:rPr>
               <w:fldChar w:fldCharType="separate"/>
-              <w:t>20</w:t>
+            </w:r>
+            <w:r>
+              <w:rPr>
+                <w:noProof/>
+              </w:rPr>
+              <w:t>21</w:t>
+            </w:r>
+            <w:r>
+              <w:rPr>
+                <w:noProof/>
+              </w:rPr>
               <w:fldChar w:fldCharType="end"/>
             </w:r>
           </w:hyperlink>
@@ -1500,10 +2302,13 @@
               <w:tab w:val="right" w:leader="dot" w:pos="9350"/>
             </w:tabs>
             <w:rPr>
+              <w:rFonts w:asciiTheme="minorHAnsi" w:eastAsiaTheme="minorEastAsia" w:hAnsiTheme="minorHAnsi" w:cstheme="minorBidi"/>
               <w:noProof/>
+              <w:color w:val="auto"/>
+              <w:lang w:val="es-CL" w:eastAsia="es-CL"/>
             </w:rPr>
           </w:pPr>
-          <w:hyperlink w:anchor="_Toc238702121" w:history="1">
+          <w:hyperlink w:anchor="_Toc243417834" w:history="1">
             <w:r>
               <w:rPr>
                 <w:rStyle w:val="Hipervnculo"/>
@@ -1516,10 +2321,40 @@
                 <w:noProof/>
               </w:rPr>
               <w:tab/>
+            </w:r>
+            <w:r>
+              <w:rPr>
+                <w:noProof/>
+              </w:rPr>
               <w:fldChar w:fldCharType="begin"/>
-              <w:instrText xml:space="preserve"> PAGEREF _Toc238702121 \h </w:instrText>
+            </w:r>
+            <w:r>
+              <w:rPr>
+                <w:noProof/>
+              </w:rPr>
+              <w:instrText xml:space="preserve"> PAGEREF _Toc243417834 \h </w:instrText>
+            </w:r>
+            <w:r>
+              <w:rPr>
+                <w:noProof/>
+              </w:rPr>
+            </w:r>
+            <w:r>
+              <w:rPr>
+                <w:noProof/>
+              </w:rPr>
               <w:fldChar w:fldCharType="separate"/>
-              <w:t>20</w:t>
+            </w:r>
+            <w:r>
+              <w:rPr>
+                <w:noProof/>
+              </w:rPr>
+              <w:t>21</w:t>
+            </w:r>
+            <w:r>
+              <w:rPr>
+                <w:noProof/>
+              </w:rPr>
               <w:fldChar w:fldCharType="end"/>
             </w:r>
           </w:hyperlink>
@@ -1531,10 +2366,13 @@
               <w:tab w:val="right" w:leader="dot" w:pos="9350"/>
             </w:tabs>
             <w:rPr>
+              <w:rFonts w:asciiTheme="minorHAnsi" w:eastAsiaTheme="minorEastAsia" w:hAnsiTheme="minorHAnsi" w:cstheme="minorBidi"/>
               <w:noProof/>
+              <w:color w:val="auto"/>
+              <w:lang w:val="es-CL" w:eastAsia="es-CL"/>
             </w:rPr>
           </w:pPr>
-          <w:hyperlink w:anchor="_Toc238702122" w:history="1">
+          <w:hyperlink w:anchor="_Toc243417835" w:history="1">
             <w:r>
               <w:rPr>
                 <w:rStyle w:val="Hipervnculo"/>
@@ -1547,10 +2385,40 @@
                 <w:noProof/>
               </w:rPr>
               <w:tab/>
+            </w:r>
+            <w:r>
+              <w:rPr>
+                <w:noProof/>
+              </w:rPr>
               <w:fldChar w:fldCharType="begin"/>
-              <w:instrText xml:space="preserve"> PAGEREF _Toc238702122 \h </w:instrText>
+            </w:r>
+            <w:r>
+              <w:rPr>
+                <w:noProof/>
+              </w:rPr>
+              <w:instrText xml:space="preserve"> PAGEREF _Toc243417835 \h </w:instrText>
+            </w:r>
+            <w:r>
+              <w:rPr>
+                <w:noProof/>
+              </w:rPr>
+            </w:r>
+            <w:r>
+              <w:rPr>
+                <w:noProof/>
+              </w:rPr>
               <w:fldChar w:fldCharType="separate"/>
-              <w:t>20</w:t>
+            </w:r>
+            <w:r>
+              <w:rPr>
+                <w:noProof/>
+              </w:rPr>
+              <w:t>21</w:t>
+            </w:r>
+            <w:r>
+              <w:rPr>
+                <w:noProof/>
+              </w:rPr>
               <w:fldChar w:fldCharType="end"/>
             </w:r>
           </w:hyperlink>
@@ -1562,10 +2430,13 @@
               <w:tab w:val="right" w:leader="dot" w:pos="9350"/>
             </w:tabs>
             <w:rPr>
+              <w:rFonts w:asciiTheme="minorHAnsi" w:eastAsiaTheme="minorEastAsia" w:hAnsiTheme="minorHAnsi" w:cstheme="minorBidi"/>
               <w:noProof/>
+              <w:color w:val="auto"/>
+              <w:lang w:val="es-CL" w:eastAsia="es-CL"/>
             </w:rPr>
           </w:pPr>
-          <w:hyperlink w:anchor="_Toc238702123" w:history="1">
+          <w:hyperlink w:anchor="_Toc243417836" w:history="1">
             <w:r>
               <w:rPr>
                 <w:rStyle w:val="Hipervnculo"/>
@@ -1578,10 +2449,40 @@
                 <w:noProof/>
               </w:rPr>
               <w:tab/>
+            </w:r>
+            <w:r>
+              <w:rPr>
+                <w:noProof/>
+              </w:rPr>
               <w:fldChar w:fldCharType="begin"/>
-              <w:instrText xml:space="preserve"> PAGEREF _Toc238702123 \h </w:instrText>
+            </w:r>
+            <w:r>
+              <w:rPr>
+                <w:noProof/>
+              </w:rPr>
+              <w:instrText xml:space="preserve"> PAGEREF _Toc243417836 \h </w:instrText>
+            </w:r>
+            <w:r>
+              <w:rPr>
+                <w:noProof/>
+              </w:rPr>
+            </w:r>
+            <w:r>
+              <w:rPr>
+                <w:noProof/>
+              </w:rPr>
               <w:fldChar w:fldCharType="separate"/>
-              <w:t>20</w:t>
+            </w:r>
+            <w:r>
+              <w:rPr>
+                <w:noProof/>
+              </w:rPr>
+              <w:t>21</w:t>
+            </w:r>
+            <w:r>
+              <w:rPr>
+                <w:noProof/>
+              </w:rPr>
               <w:fldChar w:fldCharType="end"/>
             </w:r>
           </w:hyperlink>
@@ -1593,10 +2494,13 @@
               <w:tab w:val="right" w:leader="dot" w:pos="9350"/>
             </w:tabs>
             <w:rPr>
+              <w:rFonts w:asciiTheme="minorHAnsi" w:eastAsiaTheme="minorEastAsia" w:hAnsiTheme="minorHAnsi" w:cstheme="minorBidi"/>
               <w:noProof/>
+              <w:color w:val="auto"/>
+              <w:lang w:val="es-CL" w:eastAsia="es-CL"/>
             </w:rPr>
           </w:pPr>
-          <w:hyperlink w:anchor="_Toc238702124" w:history="1">
+          <w:hyperlink w:anchor="_Toc243417837" w:history="1">
             <w:r>
               <w:rPr>
                 <w:rStyle w:val="Hipervnculo"/>
@@ -1609,10 +2513,40 @@
                 <w:noProof/>
               </w:rPr>
               <w:tab/>
+            </w:r>
+            <w:r>
+              <w:rPr>
+                <w:noProof/>
+              </w:rPr>
               <w:fldChar w:fldCharType="begin"/>
-              <w:instrText xml:space="preserve"> PAGEREF _Toc238702124 \h </w:instrText>
+            </w:r>
+            <w:r>
+              <w:rPr>
+                <w:noProof/>
+              </w:rPr>
+              <w:instrText xml:space="preserve"> PAGEREF _Toc243417837 \h </w:instrText>
+            </w:r>
+            <w:r>
+              <w:rPr>
+                <w:noProof/>
+              </w:rPr>
+            </w:r>
+            <w:r>
+              <w:rPr>
+                <w:noProof/>
+              </w:rPr>
               <w:fldChar w:fldCharType="separate"/>
-              <w:t>20</w:t>
+            </w:r>
+            <w:r>
+              <w:rPr>
+                <w:noProof/>
+              </w:rPr>
+              <w:t>21</w:t>
+            </w:r>
+            <w:r>
+              <w:rPr>
+                <w:noProof/>
+              </w:rPr>
               <w:fldChar w:fldCharType="end"/>
             </w:r>
           </w:hyperlink>
@@ -1624,10 +2558,13 @@
               <w:tab w:val="right" w:leader="dot" w:pos="9350"/>
             </w:tabs>
             <w:rPr>
+              <w:rFonts w:asciiTheme="minorHAnsi" w:eastAsiaTheme="minorEastAsia" w:hAnsiTheme="minorHAnsi" w:cstheme="minorBidi"/>
               <w:noProof/>
+              <w:color w:val="auto"/>
+              <w:lang w:val="es-CL" w:eastAsia="es-CL"/>
             </w:rPr>
           </w:pPr>
-          <w:hyperlink w:anchor="_Toc238702125" w:history="1">
+          <w:hyperlink w:anchor="_Toc243417838" w:history="1">
             <w:r>
               <w:rPr>
                 <w:rStyle w:val="Hipervnculo"/>
@@ -1640,10 +2577,40 @@
                 <w:noProof/>
               </w:rPr>
               <w:tab/>
+            </w:r>
+            <w:r>
+              <w:rPr>
+                <w:noProof/>
+              </w:rPr>
               <w:fldChar w:fldCharType="begin"/>
-              <w:instrText xml:space="preserve"> PAGEREF _Toc238702125 \h </w:instrText>
+            </w:r>
+            <w:r>
+              <w:rPr>
+                <w:noProof/>
+              </w:rPr>
+              <w:instrText xml:space="preserve"> PAGEREF _Toc243417838 \h </w:instrText>
+            </w:r>
+            <w:r>
+              <w:rPr>
+                <w:noProof/>
+              </w:rPr>
+            </w:r>
+            <w:r>
+              <w:rPr>
+                <w:noProof/>
+              </w:rPr>
               <w:fldChar w:fldCharType="separate"/>
-              <w:t>21</w:t>
+            </w:r>
+            <w:r>
+              <w:rPr>
+                <w:noProof/>
+              </w:rPr>
+              <w:t>23</w:t>
+            </w:r>
+            <w:r>
+              <w:rPr>
+                <w:noProof/>
+              </w:rPr>
               <w:fldChar w:fldCharType="end"/>
             </w:r>
           </w:hyperlink>
@@ -1664,7 +2631,7 @@
       <w:pPr>
         <w:pStyle w:val="Ttulo1"/>
       </w:pPr>
-      <w:bookmarkStart w:id="1" w:name="_Toc238702096"/>
+      <w:bookmarkStart w:id="1" w:name="_Toc243417809"/>
       <w:r>
         <w:lastRenderedPageBreak/>
         <w:t>1. Propósito y alcance del documento</w:t>
@@ -1702,7 +2669,7 @@
         <w:spacing w:after="80" w:line="276" w:lineRule="auto"/>
       </w:pPr>
       <w:r>
-        <w:t xml:space="preserve">Product backlog con historias de usuario y criterios de aceptación.</w:t>
+        <w:t>Product backlog con historias de usuario y criterios de aceptación.</w:t>
       </w:r>
     </w:p>
     <w:p>
@@ -1756,7 +2723,7 @@
       <w:pPr>
         <w:pStyle w:val="Ttulo1"/>
       </w:pPr>
-      <w:bookmarkStart w:id="2" w:name="_Toc238702097"/>
+      <w:bookmarkStart w:id="2" w:name="_Toc243417810"/>
       <w:r>
         <w:t>2. Fuentes y técnicas de elicitación</w:t>
       </w:r>
@@ -1793,12 +2760,6 @@
         <w:gridCol w:w="2860"/>
       </w:tblGrid>
       <w:tr>
-        <w:tblPrEx>
-          <w:tblCellMar>
-            <w:top w:w="0" w:type="dxa"/>
-            <w:bottom w:w="0" w:type="dxa"/>
-          </w:tblCellMar>
-        </w:tblPrEx>
         <w:trPr>
           <w:tblHeader/>
         </w:trPr>
@@ -1885,12 +2846,6 @@
         </w:tc>
       </w:tr>
       <w:tr>
-        <w:tblPrEx>
-          <w:tblCellMar>
-            <w:top w:w="0" w:type="dxa"/>
-            <w:bottom w:w="0" w:type="dxa"/>
-          </w:tblCellMar>
-        </w:tblPrEx>
         <w:tc>
           <w:tcPr>
             <w:tcW w:w="2100" w:type="dxa"/>
@@ -1962,12 +2917,6 @@
         </w:tc>
       </w:tr>
       <w:tr>
-        <w:tblPrEx>
-          <w:tblCellMar>
-            <w:top w:w="0" w:type="dxa"/>
-            <w:bottom w:w="0" w:type="dxa"/>
-          </w:tblCellMar>
-        </w:tblPrEx>
         <w:tc>
           <w:tcPr>
             <w:tcW w:w="2100" w:type="dxa"/>
@@ -2042,12 +2991,6 @@
         </w:tc>
       </w:tr>
       <w:tr>
-        <w:tblPrEx>
-          <w:tblCellMar>
-            <w:top w:w="0" w:type="dxa"/>
-            <w:bottom w:w="0" w:type="dxa"/>
-          </w:tblCellMar>
-        </w:tblPrEx>
         <w:tc>
           <w:tcPr>
             <w:tcW w:w="2100" w:type="dxa"/>
@@ -2119,12 +3062,6 @@
         </w:tc>
       </w:tr>
       <w:tr>
-        <w:tblPrEx>
-          <w:tblCellMar>
-            <w:top w:w="0" w:type="dxa"/>
-            <w:bottom w:w="0" w:type="dxa"/>
-          </w:tblCellMar>
-        </w:tblPrEx>
         <w:tc>
           <w:tcPr>
             <w:tcW w:w="2100" w:type="dxa"/>
@@ -2199,12 +3136,6 @@
         </w:tc>
       </w:tr>
       <w:tr>
-        <w:tblPrEx>
-          <w:tblCellMar>
-            <w:top w:w="0" w:type="dxa"/>
-            <w:bottom w:w="0" w:type="dxa"/>
-          </w:tblCellMar>
-        </w:tblPrEx>
         <w:tc>
           <w:tcPr>
             <w:tcW w:w="2100" w:type="dxa"/>
@@ -2276,12 +3207,6 @@
         </w:tc>
       </w:tr>
       <w:tr>
-        <w:tblPrEx>
-          <w:tblCellMar>
-            <w:top w:w="0" w:type="dxa"/>
-            <w:bottom w:w="0" w:type="dxa"/>
-          </w:tblCellMar>
-        </w:tblPrEx>
         <w:tc>
           <w:tcPr>
             <w:tcW w:w="2100" w:type="dxa"/>
@@ -2326,7 +3251,7 @@
                 <w:sz w:val="18"/>
                 <w:szCs w:val="18"/>
               </w:rPr>
-              <w:t xml:space="preserve">Sesión del equipo para clasificación MoSCoW y estimación relativa.</w:t>
+              <w:t>Sesión del equipo para clasificación MoSCoW y estimación relativa.</w:t>
             </w:r>
           </w:p>
         </w:tc>
@@ -2377,7 +3302,7 @@
       <w:pPr>
         <w:pStyle w:val="Ttulo1"/>
       </w:pPr>
-      <w:bookmarkStart w:id="3" w:name="_Toc238702098"/>
+      <w:bookmarkStart w:id="3" w:name="_Toc243417811"/>
       <w:r>
         <w:t>3. Contexto del negocio</w:t>
       </w:r>
@@ -2389,7 +3314,7 @@
       </w:pPr>
       <w:r>
         <w:lastRenderedPageBreak/>
-        <w:t xml:space="preserve">Un transformador de distribución no constituye un producto de catálogo con existencias en bodega. Se fabrica contra pedido, conforme a una especificación técnica que comprende potencia nominal en kVA, tensión primaria y secundaria, grupo de conexión, tipo de refrigeración, nivel de aislamiento, condiciones de instalación (altitud, temperatura ambiente, montaje interior o exterior) y normativa aplicable.</w:t>
+        <w:t>Un transformador de distribución no constituye un producto de catálogo con existencias en bodega. Se fabrica contra pedido, conforme a una especificación técnica que comprende potencia nominal en kVA, tensión primaria y secundaria, grupo de conexión, tipo de refrigeración, nivel de aislamiento, condiciones de instalación (altitud, temperatura ambiente, montaje interior o exterior) y normativa aplicable.</w:t>
       </w:r>
     </w:p>
     <w:p>
@@ -2433,12 +3358,6 @@
         <w:gridCol w:w="9360"/>
       </w:tblGrid>
       <w:tr>
-        <w:tblPrEx>
-          <w:tblCellMar>
-            <w:top w:w="0" w:type="dxa"/>
-            <w:bottom w:w="0" w:type="dxa"/>
-          </w:tblCellMar>
-        </w:tblPrEx>
         <w:trPr>
           <w:tblHeader/>
         </w:trPr>
@@ -2471,12 +3390,6 @@
         </w:tc>
       </w:tr>
       <w:tr>
-        <w:tblPrEx>
-          <w:tblCellMar>
-            <w:top w:w="0" w:type="dxa"/>
-            <w:bottom w:w="0" w:type="dxa"/>
-          </w:tblCellMar>
-        </w:tblPrEx>
         <w:tc>
           <w:tcPr>
             <w:tcW w:w="9360" w:type="dxa"/>
@@ -2496,7 +3409,7 @@
                 <w:sz w:val="18"/>
                 <w:szCs w:val="18"/>
               </w:rPr>
-              <w:t xml:space="preserve">Catálogo  →  Solicitud de presupuesto  →  Cotización  →  (aceptación del cliente)  →  Orden de compra  →  Orden de trabajo  →  Tareas, materiales y horas hombre  →  Control de calidad  →  Cierre  →  Pago en línea</w:t>
+              <w:t>Catálogo  →  Solicitud de presupuesto  →  Cotización  →  (aceptación del cliente)  →  Orden de compra  →  Orden de trabajo  →  Tareas, materiales y horas hombre  →  Control de calidad  →  Cierre  →  Pago en línea</w:t>
             </w:r>
           </w:p>
         </w:tc>
@@ -2519,7 +3432,7 @@
       <w:pPr>
         <w:pStyle w:val="Ttulo1"/>
       </w:pPr>
-      <w:bookmarkStart w:id="4" w:name="_Toc238702099"/>
+      <w:bookmarkStart w:id="4" w:name="_Toc243417812"/>
       <w:r>
         <w:t>4. Actores del sistema</w:t>
       </w:r>
@@ -2529,7 +3442,7 @@
       <w:pPr>
         <w:pStyle w:val="Ttulo2"/>
       </w:pPr>
-      <w:bookmarkStart w:id="5" w:name="_Toc238702100"/>
+      <w:bookmarkStart w:id="5" w:name="_Toc243417813"/>
       <w:r>
         <w:t>4.1 Actores humanos</w:t>
       </w:r>
@@ -2559,12 +3472,6 @@
         <w:gridCol w:w="4960"/>
       </w:tblGrid>
       <w:tr>
-        <w:tblPrEx>
-          <w:tblCellMar>
-            <w:top w:w="0" w:type="dxa"/>
-            <w:bottom w:w="0" w:type="dxa"/>
-          </w:tblCellMar>
-        </w:tblPrEx>
         <w:trPr>
           <w:tblHeader/>
         </w:trPr>
@@ -2678,12 +3585,6 @@
         </w:tc>
       </w:tr>
       <w:tr>
-        <w:tblPrEx>
-          <w:tblCellMar>
-            <w:top w:w="0" w:type="dxa"/>
-            <w:bottom w:w="0" w:type="dxa"/>
-          </w:tblCellMar>
-        </w:tblPrEx>
         <w:tc>
           <w:tcPr>
             <w:tcW w:w="900" w:type="dxa"/>
@@ -2778,12 +3679,6 @@
         </w:tc>
       </w:tr>
       <w:tr>
-        <w:tblPrEx>
-          <w:tblCellMar>
-            <w:top w:w="0" w:type="dxa"/>
-            <w:bottom w:w="0" w:type="dxa"/>
-          </w:tblCellMar>
-        </w:tblPrEx>
         <w:tc>
           <w:tcPr>
             <w:tcW w:w="900" w:type="dxa"/>
@@ -2882,12 +3777,6 @@
         </w:tc>
       </w:tr>
       <w:tr>
-        <w:tblPrEx>
-          <w:tblCellMar>
-            <w:top w:w="0" w:type="dxa"/>
-            <w:bottom w:w="0" w:type="dxa"/>
-          </w:tblCellMar>
-        </w:tblPrEx>
         <w:tc>
           <w:tcPr>
             <w:tcW w:w="900" w:type="dxa"/>
@@ -2982,12 +3871,6 @@
         </w:tc>
       </w:tr>
       <w:tr>
-        <w:tblPrEx>
-          <w:tblCellMar>
-            <w:top w:w="0" w:type="dxa"/>
-            <w:bottom w:w="0" w:type="dxa"/>
-          </w:tblCellMar>
-        </w:tblPrEx>
         <w:tc>
           <w:tcPr>
             <w:tcW w:w="900" w:type="dxa"/>
@@ -3086,12 +3969,6 @@
         </w:tc>
       </w:tr>
       <w:tr>
-        <w:tblPrEx>
-          <w:tblCellMar>
-            <w:top w:w="0" w:type="dxa"/>
-            <w:bottom w:w="0" w:type="dxa"/>
-          </w:tblCellMar>
-        </w:tblPrEx>
         <w:tc>
           <w:tcPr>
             <w:tcW w:w="900" w:type="dxa"/>
@@ -3186,12 +4063,6 @@
         </w:tc>
       </w:tr>
       <w:tr>
-        <w:tblPrEx>
-          <w:tblCellMar>
-            <w:top w:w="0" w:type="dxa"/>
-            <w:bottom w:w="0" w:type="dxa"/>
-          </w:tblCellMar>
-        </w:tblPrEx>
         <w:tc>
           <w:tcPr>
             <w:tcW w:w="900" w:type="dxa"/>
@@ -3290,12 +4161,6 @@
         </w:tc>
       </w:tr>
       <w:tr>
-        <w:tblPrEx>
-          <w:tblCellMar>
-            <w:top w:w="0" w:type="dxa"/>
-            <w:bottom w:w="0" w:type="dxa"/>
-          </w:tblCellMar>
-        </w:tblPrEx>
         <w:tc>
           <w:tcPr>
             <w:tcW w:w="900" w:type="dxa"/>
@@ -3401,14 +4266,14 @@
       </w:pPr>
       <w:r>
         <w:lastRenderedPageBreak/>
-        <w:t xml:space="preserve">Generalización: los actores ACT-01 a ACT-06 heredan del actor abstracto Usuario Interno, caracterizado por autenticarse contra el sistema, operar en la aplicación de escritorio y estar sujeto a auditoría. El actor ACT-07 es externo y opera únicamente en la aplicación web.</w:t>
+        <w:t>Generalización: los actores ACT-01 a ACT-06 heredan del actor abstracto Usuario Interno, caracterizado por autenticarse contra el sistema, operar en la aplicación de escritorio y estar sujeto a auditoría. El actor ACT-07 es externo y opera únicamente en la aplicación web.</w:t>
       </w:r>
     </w:p>
     <w:p>
       <w:pPr>
         <w:pStyle w:val="Ttulo2"/>
       </w:pPr>
-      <w:bookmarkStart w:id="6" w:name="_Toc238702101"/>
+      <w:bookmarkStart w:id="6" w:name="_Toc243417814"/>
       <w:r>
         <w:t>4.2 Actores sistema (servicios externos)</w:t>
       </w:r>
@@ -3438,12 +4303,6 @@
         <w:gridCol w:w="3560"/>
       </w:tblGrid>
       <w:tr>
-        <w:tblPrEx>
-          <w:tblCellMar>
-            <w:top w:w="0" w:type="dxa"/>
-            <w:bottom w:w="0" w:type="dxa"/>
-          </w:tblCellMar>
-        </w:tblPrEx>
         <w:trPr>
           <w:tblHeader/>
         </w:trPr>
@@ -3557,12 +4416,6 @@
         </w:tc>
       </w:tr>
       <w:tr>
-        <w:tblPrEx>
-          <w:tblCellMar>
-            <w:top w:w="0" w:type="dxa"/>
-            <w:bottom w:w="0" w:type="dxa"/>
-          </w:tblCellMar>
-        </w:tblPrEx>
         <w:tc>
           <w:tcPr>
             <w:tcW w:w="900" w:type="dxa"/>
@@ -3657,12 +4510,6 @@
         </w:tc>
       </w:tr>
       <w:tr>
-        <w:tblPrEx>
-          <w:tblCellMar>
-            <w:top w:w="0" w:type="dxa"/>
-            <w:bottom w:w="0" w:type="dxa"/>
-          </w:tblCellMar>
-        </w:tblPrEx>
         <w:tc>
           <w:tcPr>
             <w:tcW w:w="900" w:type="dxa"/>
@@ -3761,12 +4608,6 @@
         </w:tc>
       </w:tr>
       <w:tr>
-        <w:tblPrEx>
-          <w:tblCellMar>
-            <w:top w:w="0" w:type="dxa"/>
-            <w:bottom w:w="0" w:type="dxa"/>
-          </w:tblCellMar>
-        </w:tblPrEx>
         <w:tc>
           <w:tcPr>
             <w:tcW w:w="900" w:type="dxa"/>
@@ -3832,7 +4673,7 @@
                 <w:sz w:val="18"/>
                 <w:szCs w:val="18"/>
               </w:rPr>
-              <w:t>Proveedor SMTP o API</w:t>
+              <w:t>Brevo (API transaccional v3)</w:t>
             </w:r>
           </w:p>
         </w:tc>
@@ -3861,12 +4702,6 @@
         </w:tc>
       </w:tr>
       <w:tr>
-        <w:tblPrEx>
-          <w:tblCellMar>
-            <w:top w:w="0" w:type="dxa"/>
-            <w:bottom w:w="0" w:type="dxa"/>
-          </w:tblCellMar>
-        </w:tblPrEx>
         <w:tc>
           <w:tcPr>
             <w:tcW w:w="900" w:type="dxa"/>
@@ -3935,7 +4770,7 @@
                 <w:sz w:val="18"/>
                 <w:szCs w:val="18"/>
               </w:rPr>
-              <w:t>apis.digital.gob.cl</w:t>
+              <w:t>Nager.Date</w:t>
             </w:r>
           </w:p>
         </w:tc>
@@ -3965,12 +4800,6 @@
         </w:tc>
       </w:tr>
       <w:tr>
-        <w:tblPrEx>
-          <w:tblCellMar>
-            <w:top w:w="0" w:type="dxa"/>
-            <w:bottom w:w="0" w:type="dxa"/>
-          </w:tblCellMar>
-        </w:tblPrEx>
         <w:tc>
           <w:tcPr>
             <w:tcW w:w="900" w:type="dxa"/>
@@ -4013,7 +4842,7 @@
                 <w:sz w:val="18"/>
                 <w:szCs w:val="18"/>
               </w:rPr>
-              <w:t xml:space="preserve">Servicio de geocodificación</w:t>
+              <w:t>Servicio de geocodificación</w:t>
             </w:r>
           </w:p>
         </w:tc>
@@ -4036,7 +4865,7 @@
                 <w:sz w:val="18"/>
                 <w:szCs w:val="18"/>
               </w:rPr>
-              <w:t>API de mapas</w:t>
+              <w:t>Nominatim (OpenStreetMap)</w:t>
             </w:r>
           </w:p>
         </w:tc>
@@ -4060,6 +4889,100 @@
                 <w:szCs w:val="18"/>
               </w:rPr>
               <w:t>Validación y normalización de direcciones de despacho e instalación.</w:t>
+            </w:r>
+          </w:p>
+        </w:tc>
+      </w:tr>
+      <w:tr>
+        <w:tc>
+          <w:tcPr>
+            <w:tcW w:w="900" w:type="dxa"/>
+            <w:tcMar>
+              <w:top w:w="60" w:type="dxa"/>
+              <w:left w:w="100" w:type="dxa"/>
+              <w:bottom w:w="60" w:type="dxa"/>
+              <w:right w:w="100" w:type="dxa"/>
+            </w:tcMar>
+          </w:tcPr>
+          <w:p>
+            <w:pPr>
+              <w:spacing w:before="40" w:after="40"/>
+            </w:pPr>
+            <w:r>
+              <w:rPr>
+                <w:sz w:val="18"/>
+                <w:szCs w:val="18"/>
+              </w:rPr>
+              <w:t>ACT-13</w:t>
+            </w:r>
+          </w:p>
+        </w:tc>
+        <w:tc>
+          <w:tcPr>
+            <w:tcW w:w="2500" w:type="dxa"/>
+            <w:tcMar>
+              <w:top w:w="60" w:type="dxa"/>
+              <w:left w:w="100" w:type="dxa"/>
+              <w:bottom w:w="60" w:type="dxa"/>
+              <w:right w:w="100" w:type="dxa"/>
+            </w:tcMar>
+          </w:tcPr>
+          <w:p>
+            <w:pPr>
+              <w:spacing w:before="40" w:after="40"/>
+            </w:pPr>
+            <w:r>
+              <w:rPr>
+                <w:sz w:val="18"/>
+                <w:szCs w:val="18"/>
+              </w:rPr>
+              <w:t>Sistema externo consumidor</w:t>
+            </w:r>
+          </w:p>
+        </w:tc>
+        <w:tc>
+          <w:tcPr>
+            <w:tcW w:w="2400" w:type="dxa"/>
+            <w:tcMar>
+              <w:top w:w="60" w:type="dxa"/>
+              <w:left w:w="100" w:type="dxa"/>
+              <w:bottom w:w="60" w:type="dxa"/>
+              <w:right w:w="100" w:type="dxa"/>
+            </w:tcMar>
+          </w:tcPr>
+          <w:p>
+            <w:pPr>
+              <w:spacing w:before="40" w:after="40"/>
+            </w:pPr>
+            <w:r>
+              <w:rPr>
+                <w:sz w:val="18"/>
+                <w:szCs w:val="18"/>
+              </w:rPr>
+              <w:t>API pública de SITRAFO, con clave de API</w:t>
+            </w:r>
+          </w:p>
+        </w:tc>
+        <w:tc>
+          <w:tcPr>
+            <w:tcW w:w="3560" w:type="dxa"/>
+            <w:tcMar>
+              <w:top w:w="60" w:type="dxa"/>
+              <w:left w:w="100" w:type="dxa"/>
+              <w:bottom w:w="60" w:type="dxa"/>
+              <w:right w:w="100" w:type="dxa"/>
+            </w:tcMar>
+          </w:tcPr>
+          <w:p>
+            <w:pPr>
+              <w:spacing w:before="40" w:after="40"/>
+            </w:pPr>
+            <w:r>
+              <w:rPr>
+                <w:sz w:val="18"/>
+                <w:szCs w:val="18"/>
+              </w:rPr>
+              <w:t>Consulta el seguimiento de pedidos y estima precios referenciales, por ejemplo el sistema de un distribuidor.</w:t>
             </w:r>
           </w:p>
         </w:tc>
@@ -4074,7 +4997,7 @@
       <w:pPr>
         <w:pStyle w:val="Ttulo1"/>
       </w:pPr>
-      <w:bookmarkStart w:id="7" w:name="_Toc238702102"/>
+      <w:bookmarkStart w:id="7" w:name="_Toc243417815"/>
       <w:r>
         <w:lastRenderedPageBreak/>
         <w:t>5. Reglas de negocio</w:t>
@@ -4111,12 +5034,6 @@
         <w:gridCol w:w="8360"/>
       </w:tblGrid>
       <w:tr>
-        <w:tblPrEx>
-          <w:tblCellMar>
-            <w:top w:w="0" w:type="dxa"/>
-            <w:bottom w:w="0" w:type="dxa"/>
-          </w:tblCellMar>
-        </w:tblPrEx>
         <w:trPr>
           <w:tblHeader/>
         </w:trPr>
@@ -4176,12 +5093,6 @@
         </w:tc>
       </w:tr>
       <w:tr>
-        <w:tblPrEx>
-          <w:tblCellMar>
-            <w:top w:w="0" w:type="dxa"/>
-            <w:bottom w:w="0" w:type="dxa"/>
-          </w:tblCellMar>
-        </w:tblPrEx>
         <w:tc>
           <w:tcPr>
             <w:tcW w:w="1000" w:type="dxa"/>
@@ -4230,12 +5141,6 @@
         </w:tc>
       </w:tr>
       <w:tr>
-        <w:tblPrEx>
-          <w:tblCellMar>
-            <w:top w:w="0" w:type="dxa"/>
-            <w:bottom w:w="0" w:type="dxa"/>
-          </w:tblCellMar>
-        </w:tblPrEx>
         <w:tc>
           <w:tcPr>
             <w:tcW w:w="1000" w:type="dxa"/>
@@ -4280,18 +5185,12 @@
                 <w:sz w:val="18"/>
                 <w:szCs w:val="18"/>
               </w:rPr>
-              <w:t xml:space="preserve">Toda cotización se origina en una solicitud de presupuesto que contiene la especificación técnica completa: potencia en kVA, tensión primaria, tensión secundaria, grupo de conexión, tipo de refrigeración, norma aplicable y condiciones de instalación.</w:t>
+              <w:t>Toda cotización se origina en una solicitud de presupuesto que contiene la especificación técnica completa: potencia en kVA, tensión primaria, tensión secundaria, grupo de conexión, tipo de refrigeración, norma aplicable y condiciones de instalación.</w:t>
             </w:r>
           </w:p>
         </w:tc>
       </w:tr>
       <w:tr>
-        <w:tblPrEx>
-          <w:tblCellMar>
-            <w:top w:w="0" w:type="dxa"/>
-            <w:bottom w:w="0" w:type="dxa"/>
-          </w:tblCellMar>
-        </w:tblPrEx>
         <w:tc>
           <w:tcPr>
             <w:tcW w:w="1000" w:type="dxa"/>
@@ -4340,12 +5239,6 @@
         </w:tc>
       </w:tr>
       <w:tr>
-        <w:tblPrEx>
-          <w:tblCellMar>
-            <w:top w:w="0" w:type="dxa"/>
-            <w:bottom w:w="0" w:type="dxa"/>
-          </w:tblCellMar>
-        </w:tblPrEx>
         <w:tc>
           <w:tcPr>
             <w:tcW w:w="1000" w:type="dxa"/>
@@ -4396,12 +5289,6 @@
         </w:tc>
       </w:tr>
       <w:tr>
-        <w:tblPrEx>
-          <w:tblCellMar>
-            <w:top w:w="0" w:type="dxa"/>
-            <w:bottom w:w="0" w:type="dxa"/>
-          </w:tblCellMar>
-        </w:tblPrEx>
         <w:tc>
           <w:tcPr>
             <w:tcW w:w="1000" w:type="dxa"/>
@@ -4450,12 +5337,6 @@
         </w:tc>
       </w:tr>
       <w:tr>
-        <w:tblPrEx>
-          <w:tblCellMar>
-            <w:top w:w="0" w:type="dxa"/>
-            <w:bottom w:w="0" w:type="dxa"/>
-          </w:tblCellMar>
-        </w:tblPrEx>
         <w:tc>
           <w:tcPr>
             <w:tcW w:w="1000" w:type="dxa"/>
@@ -4506,12 +5387,6 @@
         </w:tc>
       </w:tr>
       <w:tr>
-        <w:tblPrEx>
-          <w:tblCellMar>
-            <w:top w:w="0" w:type="dxa"/>
-            <w:bottom w:w="0" w:type="dxa"/>
-          </w:tblCellMar>
-        </w:tblPrEx>
         <w:tc>
           <w:tcPr>
             <w:tcW w:w="1000" w:type="dxa"/>
@@ -4560,12 +5435,6 @@
         </w:tc>
       </w:tr>
       <w:tr>
-        <w:tblPrEx>
-          <w:tblCellMar>
-            <w:top w:w="0" w:type="dxa"/>
-            <w:bottom w:w="0" w:type="dxa"/>
-          </w:tblCellMar>
-        </w:tblPrEx>
         <w:tc>
           <w:tcPr>
             <w:tcW w:w="1000" w:type="dxa"/>
@@ -4610,18 +5479,12 @@
                 <w:sz w:val="18"/>
                 <w:szCs w:val="18"/>
               </w:rPr>
-              <w:t xml:space="preserve">El plazo de entrega comprometido se calcula en días hábiles, excluyendo sábados, domingos y feriados legales de Chile.</w:t>
+              <w:t>El plazo de entrega comprometido se calcula en días hábiles, excluyendo sábados, domingos y feriados legales de Chile.</w:t>
             </w:r>
           </w:p>
         </w:tc>
       </w:tr>
       <w:tr>
-        <w:tblPrEx>
-          <w:tblCellMar>
-            <w:top w:w="0" w:type="dxa"/>
-            <w:bottom w:w="0" w:type="dxa"/>
-          </w:tblCellMar>
-        </w:tblPrEx>
         <w:tc>
           <w:tcPr>
             <w:tcW w:w="1000" w:type="dxa"/>
@@ -4670,12 +5533,6 @@
         </w:tc>
       </w:tr>
       <w:tr>
-        <w:tblPrEx>
-          <w:tblCellMar>
-            <w:top w:w="0" w:type="dxa"/>
-            <w:bottom w:w="0" w:type="dxa"/>
-          </w:tblCellMar>
-        </w:tblPrEx>
         <w:tc>
           <w:tcPr>
             <w:tcW w:w="1000" w:type="dxa"/>
@@ -4726,12 +5583,6 @@
         </w:tc>
       </w:tr>
       <w:tr>
-        <w:tblPrEx>
-          <w:tblCellMar>
-            <w:top w:w="0" w:type="dxa"/>
-            <w:bottom w:w="0" w:type="dxa"/>
-          </w:tblCellMar>
-        </w:tblPrEx>
         <w:tc>
           <w:tcPr>
             <w:tcW w:w="1000" w:type="dxa"/>
@@ -4780,12 +5631,6 @@
         </w:tc>
       </w:tr>
       <w:tr>
-        <w:tblPrEx>
-          <w:tblCellMar>
-            <w:top w:w="0" w:type="dxa"/>
-            <w:bottom w:w="0" w:type="dxa"/>
-          </w:tblCellMar>
-        </w:tblPrEx>
         <w:tc>
           <w:tcPr>
             <w:tcW w:w="1000" w:type="dxa"/>
@@ -4836,12 +5681,6 @@
         </w:tc>
       </w:tr>
       <w:tr>
-        <w:tblPrEx>
-          <w:tblCellMar>
-            <w:top w:w="0" w:type="dxa"/>
-            <w:bottom w:w="0" w:type="dxa"/>
-          </w:tblCellMar>
-        </w:tblPrEx>
         <w:tc>
           <w:tcPr>
             <w:tcW w:w="1000" w:type="dxa"/>
@@ -4890,12 +5729,6 @@
         </w:tc>
       </w:tr>
       <w:tr>
-        <w:tblPrEx>
-          <w:tblCellMar>
-            <w:top w:w="0" w:type="dxa"/>
-            <w:bottom w:w="0" w:type="dxa"/>
-          </w:tblCellMar>
-        </w:tblPrEx>
         <w:tc>
           <w:tcPr>
             <w:tcW w:w="1000" w:type="dxa"/>
@@ -4940,18 +5773,12 @@
                 <w:sz w:val="18"/>
                 <w:szCs w:val="18"/>
               </w:rPr>
-              <w:t xml:space="preserve">Todo cambio de estado de cualquier documento genera un registro en el historial, con estado anterior, estado nuevo, responsable, fecha y hora, y observación.</w:t>
+              <w:t>Todo cambio de estado de cualquier documento genera un registro en el historial, con estado anterior, estado nuevo, responsable, fecha y hora, y observación.</w:t>
             </w:r>
           </w:p>
         </w:tc>
       </w:tr>
       <w:tr>
-        <w:tblPrEx>
-          <w:tblCellMar>
-            <w:top w:w="0" w:type="dxa"/>
-            <w:bottom w:w="0" w:type="dxa"/>
-          </w:tblCellMar>
-        </w:tblPrEx>
         <w:tc>
           <w:tcPr>
             <w:tcW w:w="1000" w:type="dxa"/>
@@ -5000,12 +5827,6 @@
         </w:tc>
       </w:tr>
       <w:tr>
-        <w:tblPrEx>
-          <w:tblCellMar>
-            <w:top w:w="0" w:type="dxa"/>
-            <w:bottom w:w="0" w:type="dxa"/>
-          </w:tblCellMar>
-        </w:tblPrEx>
         <w:tc>
           <w:tcPr>
             <w:tcW w:w="1000" w:type="dxa"/>
@@ -5056,12 +5877,6 @@
         </w:tc>
       </w:tr>
       <w:tr>
-        <w:tblPrEx>
-          <w:tblCellMar>
-            <w:top w:w="0" w:type="dxa"/>
-            <w:bottom w:w="0" w:type="dxa"/>
-          </w:tblCellMar>
-        </w:tblPrEx>
         <w:tc>
           <w:tcPr>
             <w:tcW w:w="1000" w:type="dxa"/>
@@ -5110,12 +5925,6 @@
         </w:tc>
       </w:tr>
       <w:tr>
-        <w:tblPrEx>
-          <w:tblCellMar>
-            <w:top w:w="0" w:type="dxa"/>
-            <w:bottom w:w="0" w:type="dxa"/>
-          </w:tblCellMar>
-        </w:tblPrEx>
         <w:tc>
           <w:tcPr>
             <w:tcW w:w="1000" w:type="dxa"/>
@@ -5161,7 +5970,7 @@
                 <w:sz w:val="18"/>
                 <w:szCs w:val="18"/>
               </w:rPr>
-              <w:t xml:space="preserve">Un usuario interno sin rol asignado no puede operar el sistema. El acceso se deniega por defecto.</w:t>
+              <w:t>Un usuario interno sin rol asignado no puede operar el sistema. El acceso se deniega por defecto.</w:t>
             </w:r>
           </w:p>
         </w:tc>
@@ -5176,7 +5985,7 @@
       <w:pPr>
         <w:pStyle w:val="Ttulo1"/>
       </w:pPr>
-      <w:bookmarkStart w:id="8" w:name="_Toc238702103"/>
+      <w:bookmarkStart w:id="8" w:name="_Toc243417816"/>
       <w:r>
         <w:lastRenderedPageBreak/>
         <w:t>6. Requerimientos funcionales</w:t>
@@ -5188,14 +5997,14 @@
         <w:spacing w:after="120" w:line="276" w:lineRule="auto"/>
       </w:pPr>
       <w:r>
-        <w:t xml:space="preserve">La priorización utiliza la técnica MoSCoW. Se emplean las siguientes categorías: M corresponde a requerimiento obligatorio del núcleo comprometido; S corresponde a requerimiento deseable; C corresponde a requerimiento de alcance ampliado, sujeto al avance del proyecto.</w:t>
+        <w:t>La priorización utiliza la técnica MoSCoW. Se emplean las siguientes categorías: M corresponde a requerimiento obligatorio del núcleo comprometido; S corresponde a requerimiento deseable; C corresponde a requerimiento de alcance ampliado, sujeto al avance del proyecto.</w:t>
       </w:r>
     </w:p>
     <w:p>
       <w:pPr>
         <w:pStyle w:val="Ttulo2"/>
       </w:pPr>
-      <w:bookmarkStart w:id="9" w:name="_Toc238702104"/>
+      <w:bookmarkStart w:id="9" w:name="_Toc243417817"/>
       <w:r>
         <w:t>6.1 Seguridad, roles y auditoría</w:t>
       </w:r>
@@ -5226,12 +6035,6 @@
         <w:gridCol w:w="1300"/>
       </w:tblGrid>
       <w:tr>
-        <w:tblPrEx>
-          <w:tblCellMar>
-            <w:top w:w="0" w:type="dxa"/>
-            <w:bottom w:w="0" w:type="dxa"/>
-          </w:tblCellMar>
-        </w:tblPrEx>
         <w:trPr>
           <w:tblHeader/>
         </w:trPr>
@@ -5374,12 +6177,6 @@
         </w:tc>
       </w:tr>
       <w:tr>
-        <w:tblPrEx>
-          <w:tblCellMar>
-            <w:top w:w="0" w:type="dxa"/>
-            <w:bottom w:w="0" w:type="dxa"/>
-          </w:tblCellMar>
-        </w:tblPrEx>
         <w:tc>
           <w:tcPr>
             <w:tcW w:w="1300" w:type="dxa"/>
@@ -5499,12 +6296,6 @@
         </w:tc>
       </w:tr>
       <w:tr>
-        <w:tblPrEx>
-          <w:tblCellMar>
-            <w:top w:w="0" w:type="dxa"/>
-            <w:bottom w:w="0" w:type="dxa"/>
-          </w:tblCellMar>
-        </w:tblPrEx>
         <w:tc>
           <w:tcPr>
             <w:tcW w:w="1300" w:type="dxa"/>
@@ -5629,12 +6420,6 @@
         </w:tc>
       </w:tr>
       <w:tr>
-        <w:tblPrEx>
-          <w:tblCellMar>
-            <w:top w:w="0" w:type="dxa"/>
-            <w:bottom w:w="0" w:type="dxa"/>
-          </w:tblCellMar>
-        </w:tblPrEx>
         <w:tc>
           <w:tcPr>
             <w:tcW w:w="1300" w:type="dxa"/>
@@ -5754,12 +6539,6 @@
         </w:tc>
       </w:tr>
       <w:tr>
-        <w:tblPrEx>
-          <w:tblCellMar>
-            <w:top w:w="0" w:type="dxa"/>
-            <w:bottom w:w="0" w:type="dxa"/>
-          </w:tblCellMar>
-        </w:tblPrEx>
         <w:tc>
           <w:tcPr>
             <w:tcW w:w="1300" w:type="dxa"/>
@@ -5884,12 +6663,6 @@
         </w:tc>
       </w:tr>
       <w:tr>
-        <w:tblPrEx>
-          <w:tblCellMar>
-            <w:top w:w="0" w:type="dxa"/>
-            <w:bottom w:w="0" w:type="dxa"/>
-          </w:tblCellMar>
-        </w:tblPrEx>
         <w:tc>
           <w:tcPr>
             <w:tcW w:w="1300" w:type="dxa"/>
@@ -6009,12 +6782,6 @@
         </w:tc>
       </w:tr>
       <w:tr>
-        <w:tblPrEx>
-          <w:tblCellMar>
-            <w:top w:w="0" w:type="dxa"/>
-            <w:bottom w:w="0" w:type="dxa"/>
-          </w:tblCellMar>
-        </w:tblPrEx>
         <w:tc>
           <w:tcPr>
             <w:tcW w:w="1300" w:type="dxa"/>
@@ -6139,12 +6906,6 @@
         </w:tc>
       </w:tr>
       <w:tr>
-        <w:tblPrEx>
-          <w:tblCellMar>
-            <w:top w:w="0" w:type="dxa"/>
-            <w:bottom w:w="0" w:type="dxa"/>
-          </w:tblCellMar>
-        </w:tblPrEx>
         <w:tc>
           <w:tcPr>
             <w:tcW w:w="1300" w:type="dxa"/>
@@ -6264,12 +7025,6 @@
         </w:tc>
       </w:tr>
       <w:tr>
-        <w:tblPrEx>
-          <w:tblCellMar>
-            <w:top w:w="0" w:type="dxa"/>
-            <w:bottom w:w="0" w:type="dxa"/>
-          </w:tblCellMar>
-        </w:tblPrEx>
         <w:tc>
           <w:tcPr>
             <w:tcW w:w="1300" w:type="dxa"/>
@@ -6394,12 +7149,6 @@
         </w:tc>
       </w:tr>
       <w:tr>
-        <w:tblPrEx>
-          <w:tblCellMar>
-            <w:top w:w="0" w:type="dxa"/>
-            <w:bottom w:w="0" w:type="dxa"/>
-          </w:tblCellMar>
-        </w:tblPrEx>
         <w:tc>
           <w:tcPr>
             <w:tcW w:w="1300" w:type="dxa"/>
@@ -6519,12 +7268,6 @@
         </w:tc>
       </w:tr>
       <w:tr>
-        <w:tblPrEx>
-          <w:tblCellMar>
-            <w:top w:w="0" w:type="dxa"/>
-            <w:bottom w:w="0" w:type="dxa"/>
-          </w:tblCellMar>
-        </w:tblPrEx>
         <w:tc>
           <w:tcPr>
             <w:tcW w:w="1300" w:type="dxa"/>
@@ -6658,7 +7401,7 @@
       <w:pPr>
         <w:pStyle w:val="Ttulo2"/>
       </w:pPr>
-      <w:bookmarkStart w:id="10" w:name="_Toc238702105"/>
+      <w:bookmarkStart w:id="10" w:name="_Toc243417818"/>
       <w:r>
         <w:t>6.2 Clientes</w:t>
       </w:r>
@@ -6689,12 +7432,6 @@
         <w:gridCol w:w="1300"/>
       </w:tblGrid>
       <w:tr>
-        <w:tblPrEx>
-          <w:tblCellMar>
-            <w:top w:w="0" w:type="dxa"/>
-            <w:bottom w:w="0" w:type="dxa"/>
-          </w:tblCellMar>
-        </w:tblPrEx>
         <w:trPr>
           <w:tblHeader/>
         </w:trPr>
@@ -6837,12 +7574,6 @@
         </w:tc>
       </w:tr>
       <w:tr>
-        <w:tblPrEx>
-          <w:tblCellMar>
-            <w:top w:w="0" w:type="dxa"/>
-            <w:bottom w:w="0" w:type="dxa"/>
-          </w:tblCellMar>
-        </w:tblPrEx>
         <w:tc>
           <w:tcPr>
             <w:tcW w:w="1300" w:type="dxa"/>
@@ -6962,12 +7693,6 @@
         </w:tc>
       </w:tr>
       <w:tr>
-        <w:tblPrEx>
-          <w:tblCellMar>
-            <w:top w:w="0" w:type="dxa"/>
-            <w:bottom w:w="0" w:type="dxa"/>
-          </w:tblCellMar>
-        </w:tblPrEx>
         <w:tc>
           <w:tcPr>
             <w:tcW w:w="1300" w:type="dxa"/>
@@ -7092,12 +7817,6 @@
         </w:tc>
       </w:tr>
       <w:tr>
-        <w:tblPrEx>
-          <w:tblCellMar>
-            <w:top w:w="0" w:type="dxa"/>
-            <w:bottom w:w="0" w:type="dxa"/>
-          </w:tblCellMar>
-        </w:tblPrEx>
         <w:tc>
           <w:tcPr>
             <w:tcW w:w="1300" w:type="dxa"/>
@@ -7218,12 +7937,6 @@
         </w:tc>
       </w:tr>
       <w:tr>
-        <w:tblPrEx>
-          <w:tblCellMar>
-            <w:top w:w="0" w:type="dxa"/>
-            <w:bottom w:w="0" w:type="dxa"/>
-          </w:tblCellMar>
-        </w:tblPrEx>
         <w:tc>
           <w:tcPr>
             <w:tcW w:w="1300" w:type="dxa"/>
@@ -7348,12 +8061,6 @@
         </w:tc>
       </w:tr>
       <w:tr>
-        <w:tblPrEx>
-          <w:tblCellMar>
-            <w:top w:w="0" w:type="dxa"/>
-            <w:bottom w:w="0" w:type="dxa"/>
-          </w:tblCellMar>
-        </w:tblPrEx>
         <w:tc>
           <w:tcPr>
             <w:tcW w:w="1300" w:type="dxa"/>
@@ -7396,7 +8103,7 @@
                 <w:sz w:val="18"/>
                 <w:szCs w:val="18"/>
               </w:rPr>
-              <w:t xml:space="preserve">El sistema debe validar y normalizar las direcciones mediante el servicio de geocodificación, almacenando sus coordenadas.</w:t>
+              <w:t>El sistema debe validar y normalizar las direcciones mediante el servicio de geocodificación, almacenando sus coordenadas.</w:t>
             </w:r>
           </w:p>
         </w:tc>
@@ -7473,12 +8180,6 @@
         </w:tc>
       </w:tr>
       <w:tr>
-        <w:tblPrEx>
-          <w:tblCellMar>
-            <w:top w:w="0" w:type="dxa"/>
-            <w:bottom w:w="0" w:type="dxa"/>
-          </w:tblCellMar>
-        </w:tblPrEx>
         <w:tc>
           <w:tcPr>
             <w:tcW w:w="1300" w:type="dxa"/>
@@ -7603,12 +8304,6 @@
         </w:tc>
       </w:tr>
       <w:tr>
-        <w:tblPrEx>
-          <w:tblCellMar>
-            <w:top w:w="0" w:type="dxa"/>
-            <w:bottom w:w="0" w:type="dxa"/>
-          </w:tblCellMar>
-        </w:tblPrEx>
         <w:tc>
           <w:tcPr>
             <w:tcW w:w="1300" w:type="dxa"/>
@@ -7737,7 +8432,7 @@
       <w:pPr>
         <w:pStyle w:val="Ttulo2"/>
       </w:pPr>
-      <w:bookmarkStart w:id="11" w:name="_Toc238702106"/>
+      <w:bookmarkStart w:id="11" w:name="_Toc243417819"/>
       <w:r>
         <w:t>6.3 Catálogo de productos</w:t>
       </w:r>
@@ -7768,12 +8463,6 @@
         <w:gridCol w:w="1300"/>
       </w:tblGrid>
       <w:tr>
-        <w:tblPrEx>
-          <w:tblCellMar>
-            <w:top w:w="0" w:type="dxa"/>
-            <w:bottom w:w="0" w:type="dxa"/>
-          </w:tblCellMar>
-        </w:tblPrEx>
         <w:trPr>
           <w:tblHeader/>
         </w:trPr>
@@ -7916,12 +8605,6 @@
         </w:tc>
       </w:tr>
       <w:tr>
-        <w:tblPrEx>
-          <w:tblCellMar>
-            <w:top w:w="0" w:type="dxa"/>
-            <w:bottom w:w="0" w:type="dxa"/>
-          </w:tblCellMar>
-        </w:tblPrEx>
         <w:tc>
           <w:tcPr>
             <w:tcW w:w="1300" w:type="dxa"/>
@@ -8041,12 +8724,6 @@
         </w:tc>
       </w:tr>
       <w:tr>
-        <w:tblPrEx>
-          <w:tblCellMar>
-            <w:top w:w="0" w:type="dxa"/>
-            <w:bottom w:w="0" w:type="dxa"/>
-          </w:tblCellMar>
-        </w:tblPrEx>
         <w:tc>
           <w:tcPr>
             <w:tcW w:w="1300" w:type="dxa"/>
@@ -8171,12 +8848,6 @@
         </w:tc>
       </w:tr>
       <w:tr>
-        <w:tblPrEx>
-          <w:tblCellMar>
-            <w:top w:w="0" w:type="dxa"/>
-            <w:bottom w:w="0" w:type="dxa"/>
-          </w:tblCellMar>
-        </w:tblPrEx>
         <w:tc>
           <w:tcPr>
             <w:tcW w:w="1300" w:type="dxa"/>
@@ -8296,12 +8967,6 @@
         </w:tc>
       </w:tr>
       <w:tr>
-        <w:tblPrEx>
-          <w:tblCellMar>
-            <w:top w:w="0" w:type="dxa"/>
-            <w:bottom w:w="0" w:type="dxa"/>
-          </w:tblCellMar>
-        </w:tblPrEx>
         <w:tc>
           <w:tcPr>
             <w:tcW w:w="1300" w:type="dxa"/>
@@ -8426,12 +9091,6 @@
         </w:tc>
       </w:tr>
       <w:tr>
-        <w:tblPrEx>
-          <w:tblCellMar>
-            <w:top w:w="0" w:type="dxa"/>
-            <w:bottom w:w="0" w:type="dxa"/>
-          </w:tblCellMar>
-        </w:tblPrEx>
         <w:tc>
           <w:tcPr>
             <w:tcW w:w="1300" w:type="dxa"/>
@@ -8551,12 +9210,6 @@
         </w:tc>
       </w:tr>
       <w:tr>
-        <w:tblPrEx>
-          <w:tblCellMar>
-            <w:top w:w="0" w:type="dxa"/>
-            <w:bottom w:w="0" w:type="dxa"/>
-          </w:tblCellMar>
-        </w:tblPrEx>
         <w:tc>
           <w:tcPr>
             <w:tcW w:w="1300" w:type="dxa"/>
@@ -8681,12 +9334,6 @@
         </w:tc>
       </w:tr>
       <w:tr>
-        <w:tblPrEx>
-          <w:tblCellMar>
-            <w:top w:w="0" w:type="dxa"/>
-            <w:bottom w:w="0" w:type="dxa"/>
-          </w:tblCellMar>
-        </w:tblPrEx>
         <w:tc>
           <w:tcPr>
             <w:tcW w:w="1300" w:type="dxa"/>
@@ -8806,12 +9453,6 @@
         </w:tc>
       </w:tr>
       <w:tr>
-        <w:tblPrEx>
-          <w:tblCellMar>
-            <w:top w:w="0" w:type="dxa"/>
-            <w:bottom w:w="0" w:type="dxa"/>
-          </w:tblCellMar>
-        </w:tblPrEx>
         <w:tc>
           <w:tcPr>
             <w:tcW w:w="1300" w:type="dxa"/>
@@ -8936,12 +9577,6 @@
         </w:tc>
       </w:tr>
       <w:tr>
-        <w:tblPrEx>
-          <w:tblCellMar>
-            <w:top w:w="0" w:type="dxa"/>
-            <w:bottom w:w="0" w:type="dxa"/>
-          </w:tblCellMar>
-        </w:tblPrEx>
         <w:tc>
           <w:tcPr>
             <w:tcW w:w="1300" w:type="dxa"/>
@@ -9070,7 +9705,7 @@
       <w:pPr>
         <w:pStyle w:val="Ttulo2"/>
       </w:pPr>
-      <w:bookmarkStart w:id="12" w:name="_Toc238702107"/>
+      <w:bookmarkStart w:id="12" w:name="_Toc243417820"/>
       <w:r>
         <w:t>6.4 Proceso comercial</w:t>
       </w:r>
@@ -9101,12 +9736,6 @@
         <w:gridCol w:w="1300"/>
       </w:tblGrid>
       <w:tr>
-        <w:tblPrEx>
-          <w:tblCellMar>
-            <w:top w:w="0" w:type="dxa"/>
-            <w:bottom w:w="0" w:type="dxa"/>
-          </w:tblCellMar>
-        </w:tblPrEx>
         <w:trPr>
           <w:tblHeader/>
         </w:trPr>
@@ -9250,12 +9879,6 @@
         </w:tc>
       </w:tr>
       <w:tr>
-        <w:tblPrEx>
-          <w:tblCellMar>
-            <w:top w:w="0" w:type="dxa"/>
-            <w:bottom w:w="0" w:type="dxa"/>
-          </w:tblCellMar>
-        </w:tblPrEx>
         <w:tc>
           <w:tcPr>
             <w:tcW w:w="1300" w:type="dxa"/>
@@ -9375,12 +9998,6 @@
         </w:tc>
       </w:tr>
       <w:tr>
-        <w:tblPrEx>
-          <w:tblCellMar>
-            <w:top w:w="0" w:type="dxa"/>
-            <w:bottom w:w="0" w:type="dxa"/>
-          </w:tblCellMar>
-        </w:tblPrEx>
         <w:tc>
           <w:tcPr>
             <w:tcW w:w="1300" w:type="dxa"/>
@@ -9505,12 +10122,6 @@
         </w:tc>
       </w:tr>
       <w:tr>
-        <w:tblPrEx>
-          <w:tblCellMar>
-            <w:top w:w="0" w:type="dxa"/>
-            <w:bottom w:w="0" w:type="dxa"/>
-          </w:tblCellMar>
-        </w:tblPrEx>
         <w:tc>
           <w:tcPr>
             <w:tcW w:w="1300" w:type="dxa"/>
@@ -9630,12 +10241,6 @@
         </w:tc>
       </w:tr>
       <w:tr>
-        <w:tblPrEx>
-          <w:tblCellMar>
-            <w:top w:w="0" w:type="dxa"/>
-            <w:bottom w:w="0" w:type="dxa"/>
-          </w:tblCellMar>
-        </w:tblPrEx>
         <w:tc>
           <w:tcPr>
             <w:tcW w:w="1300" w:type="dxa"/>
@@ -9760,12 +10365,6 @@
         </w:tc>
       </w:tr>
       <w:tr>
-        <w:tblPrEx>
-          <w:tblCellMar>
-            <w:top w:w="0" w:type="dxa"/>
-            <w:bottom w:w="0" w:type="dxa"/>
-          </w:tblCellMar>
-        </w:tblPrEx>
         <w:tc>
           <w:tcPr>
             <w:tcW w:w="1300" w:type="dxa"/>
@@ -9885,12 +10484,6 @@
         </w:tc>
       </w:tr>
       <w:tr>
-        <w:tblPrEx>
-          <w:tblCellMar>
-            <w:top w:w="0" w:type="dxa"/>
-            <w:bottom w:w="0" w:type="dxa"/>
-          </w:tblCellMar>
-        </w:tblPrEx>
         <w:tc>
           <w:tcPr>
             <w:tcW w:w="1300" w:type="dxa"/>
@@ -10015,12 +10608,6 @@
         </w:tc>
       </w:tr>
       <w:tr>
-        <w:tblPrEx>
-          <w:tblCellMar>
-            <w:top w:w="0" w:type="dxa"/>
-            <w:bottom w:w="0" w:type="dxa"/>
-          </w:tblCellMar>
-        </w:tblPrEx>
         <w:tc>
           <w:tcPr>
             <w:tcW w:w="1300" w:type="dxa"/>
@@ -10140,12 +10727,6 @@
         </w:tc>
       </w:tr>
       <w:tr>
-        <w:tblPrEx>
-          <w:tblCellMar>
-            <w:top w:w="0" w:type="dxa"/>
-            <w:bottom w:w="0" w:type="dxa"/>
-          </w:tblCellMar>
-        </w:tblPrEx>
         <w:tc>
           <w:tcPr>
             <w:tcW w:w="1300" w:type="dxa"/>
@@ -10270,12 +10851,6 @@
         </w:tc>
       </w:tr>
       <w:tr>
-        <w:tblPrEx>
-          <w:tblCellMar>
-            <w:top w:w="0" w:type="dxa"/>
-            <w:bottom w:w="0" w:type="dxa"/>
-          </w:tblCellMar>
-        </w:tblPrEx>
         <w:tc>
           <w:tcPr>
             <w:tcW w:w="1300" w:type="dxa"/>
@@ -10395,12 +10970,6 @@
         </w:tc>
       </w:tr>
       <w:tr>
-        <w:tblPrEx>
-          <w:tblCellMar>
-            <w:top w:w="0" w:type="dxa"/>
-            <w:bottom w:w="0" w:type="dxa"/>
-          </w:tblCellMar>
-        </w:tblPrEx>
         <w:tc>
           <w:tcPr>
             <w:tcW w:w="1300" w:type="dxa"/>
@@ -10525,12 +11094,6 @@
         </w:tc>
       </w:tr>
       <w:tr>
-        <w:tblPrEx>
-          <w:tblCellMar>
-            <w:top w:w="0" w:type="dxa"/>
-            <w:bottom w:w="0" w:type="dxa"/>
-          </w:tblCellMar>
-        </w:tblPrEx>
         <w:tc>
           <w:tcPr>
             <w:tcW w:w="1300" w:type="dxa"/>
@@ -10650,12 +11213,6 @@
         </w:tc>
       </w:tr>
       <w:tr>
-        <w:tblPrEx>
-          <w:tblCellMar>
-            <w:top w:w="0" w:type="dxa"/>
-            <w:bottom w:w="0" w:type="dxa"/>
-          </w:tblCellMar>
-        </w:tblPrEx>
         <w:tc>
           <w:tcPr>
             <w:tcW w:w="1300" w:type="dxa"/>
@@ -10780,12 +11337,6 @@
         </w:tc>
       </w:tr>
       <w:tr>
-        <w:tblPrEx>
-          <w:tblCellMar>
-            <w:top w:w="0" w:type="dxa"/>
-            <w:bottom w:w="0" w:type="dxa"/>
-          </w:tblCellMar>
-        </w:tblPrEx>
         <w:tc>
           <w:tcPr>
             <w:tcW w:w="1300" w:type="dxa"/>
@@ -10905,12 +11456,6 @@
         </w:tc>
       </w:tr>
       <w:tr>
-        <w:tblPrEx>
-          <w:tblCellMar>
-            <w:top w:w="0" w:type="dxa"/>
-            <w:bottom w:w="0" w:type="dxa"/>
-          </w:tblCellMar>
-        </w:tblPrEx>
         <w:tc>
           <w:tcPr>
             <w:tcW w:w="1300" w:type="dxa"/>
@@ -11035,12 +11580,6 @@
         </w:tc>
       </w:tr>
       <w:tr>
-        <w:tblPrEx>
-          <w:tblCellMar>
-            <w:top w:w="0" w:type="dxa"/>
-            <w:bottom w:w="0" w:type="dxa"/>
-          </w:tblCellMar>
-        </w:tblPrEx>
         <w:tc>
           <w:tcPr>
             <w:tcW w:w="1300" w:type="dxa"/>
@@ -11160,12 +11699,6 @@
         </w:tc>
       </w:tr>
       <w:tr>
-        <w:tblPrEx>
-          <w:tblCellMar>
-            <w:top w:w="0" w:type="dxa"/>
-            <w:bottom w:w="0" w:type="dxa"/>
-          </w:tblCellMar>
-        </w:tblPrEx>
         <w:tc>
           <w:tcPr>
             <w:tcW w:w="1300" w:type="dxa"/>
@@ -11290,12 +11823,6 @@
         </w:tc>
       </w:tr>
       <w:tr>
-        <w:tblPrEx>
-          <w:tblCellMar>
-            <w:top w:w="0" w:type="dxa"/>
-            <w:bottom w:w="0" w:type="dxa"/>
-          </w:tblCellMar>
-        </w:tblPrEx>
         <w:tc>
           <w:tcPr>
             <w:tcW w:w="1300" w:type="dxa"/>
@@ -11411,6 +11938,125 @@
                 <w:szCs w:val="18"/>
               </w:rPr>
               <w:t>—</w:t>
+            </w:r>
+          </w:p>
+        </w:tc>
+      </w:tr>
+      <w:tr>
+        <w:tc>
+          <w:tcPr>
+            <w:tcW w:w="1300" w:type="dxa"/>
+            <w:tcMar>
+              <w:top w:w="60" w:type="dxa"/>
+              <w:left w:w="100" w:type="dxa"/>
+              <w:bottom w:w="60" w:type="dxa"/>
+              <w:right w:w="100" w:type="dxa"/>
+            </w:tcMar>
+          </w:tcPr>
+          <w:p>
+            <w:pPr>
+              <w:spacing w:before="40" w:after="40"/>
+            </w:pPr>
+            <w:r>
+              <w:rPr>
+                <w:sz w:val="18"/>
+                <w:szCs w:val="18"/>
+              </w:rPr>
+              <w:t>RF-COM-18</w:t>
+            </w:r>
+          </w:p>
+        </w:tc>
+        <w:tc>
+          <w:tcPr>
+            <w:tcW w:w="4560" w:type="dxa"/>
+            <w:tcMar>
+              <w:top w:w="60" w:type="dxa"/>
+              <w:left w:w="100" w:type="dxa"/>
+              <w:bottom w:w="60" w:type="dxa"/>
+              <w:right w:w="100" w:type="dxa"/>
+            </w:tcMar>
+          </w:tcPr>
+          <w:p>
+            <w:pPr>
+              <w:spacing w:before="40" w:after="40"/>
+            </w:pPr>
+            <w:r>
+              <w:rPr>
+                <w:sz w:val="18"/>
+                <w:szCs w:val="18"/>
+              </w:rPr>
+              <w:t>El sistema debe exponer una API pública que estime el precio referencial de uno o más modelos publicados, en UF, pesos y dólares, con el mismo costeo de las cotizaciones y sin exponer costos internos ni margen, informando además el plazo estimado de entrega y la validez de la estimación.</w:t>
+            </w:r>
+          </w:p>
+        </w:tc>
+        <w:tc>
+          <w:tcPr>
+            <w:tcW w:w="1500" w:type="dxa"/>
+            <w:tcMar>
+              <w:top w:w="60" w:type="dxa"/>
+              <w:left w:w="100" w:type="dxa"/>
+              <w:bottom w:w="60" w:type="dxa"/>
+              <w:right w:w="100" w:type="dxa"/>
+            </w:tcMar>
+          </w:tcPr>
+          <w:p>
+            <w:pPr>
+              <w:spacing w:before="40" w:after="40"/>
+            </w:pPr>
+            <w:r>
+              <w:rPr>
+                <w:sz w:val="18"/>
+                <w:szCs w:val="18"/>
+              </w:rPr>
+              <w:t>ACT-07, ACT-13</w:t>
+            </w:r>
+          </w:p>
+        </w:tc>
+        <w:tc>
+          <w:tcPr>
+            <w:tcW w:w="700" w:type="dxa"/>
+            <w:tcMar>
+              <w:top w:w="60" w:type="dxa"/>
+              <w:left w:w="100" w:type="dxa"/>
+              <w:bottom w:w="60" w:type="dxa"/>
+              <w:right w:w="100" w:type="dxa"/>
+            </w:tcMar>
+          </w:tcPr>
+          <w:p>
+            <w:pPr>
+              <w:spacing w:before="40" w:after="40"/>
+              <w:jc w:val="center"/>
+            </w:pPr>
+            <w:r>
+              <w:rPr>
+                <w:sz w:val="18"/>
+                <w:szCs w:val="18"/>
+              </w:rPr>
+              <w:t>S</w:t>
+            </w:r>
+          </w:p>
+        </w:tc>
+        <w:tc>
+          <w:tcPr>
+            <w:tcW w:w="1300" w:type="dxa"/>
+            <w:tcMar>
+              <w:top w:w="60" w:type="dxa"/>
+              <w:left w:w="100" w:type="dxa"/>
+              <w:bottom w:w="60" w:type="dxa"/>
+              <w:right w:w="100" w:type="dxa"/>
+            </w:tcMar>
+          </w:tcPr>
+          <w:p>
+            <w:pPr>
+              <w:spacing w:before="40" w:after="40"/>
+              <w:jc w:val="center"/>
+            </w:pPr>
+            <w:r>
+              <w:rPr>
+                <w:sz w:val="18"/>
+                <w:szCs w:val="18"/>
+              </w:rPr>
+              <w:t>RN-03, RN-08, RN-17</w:t>
             </w:r>
           </w:p>
         </w:tc>
@@ -11425,7 +12071,7 @@
       <w:pPr>
         <w:pStyle w:val="Ttulo2"/>
       </w:pPr>
-      <w:bookmarkStart w:id="13" w:name="_Toc238702108"/>
+      <w:bookmarkStart w:id="13" w:name="_Toc243417821"/>
       <w:r>
         <w:t>6.5 Ejecución productiva</w:t>
       </w:r>
@@ -11456,12 +12102,6 @@
         <w:gridCol w:w="1300"/>
       </w:tblGrid>
       <w:tr>
-        <w:tblPrEx>
-          <w:tblCellMar>
-            <w:top w:w="0" w:type="dxa"/>
-            <w:bottom w:w="0" w:type="dxa"/>
-          </w:tblCellMar>
-        </w:tblPrEx>
         <w:trPr>
           <w:tblHeader/>
         </w:trPr>
@@ -11604,12 +12244,6 @@
         </w:tc>
       </w:tr>
       <w:tr>
-        <w:tblPrEx>
-          <w:tblCellMar>
-            <w:top w:w="0" w:type="dxa"/>
-            <w:bottom w:w="0" w:type="dxa"/>
-          </w:tblCellMar>
-        </w:tblPrEx>
         <w:tc>
           <w:tcPr>
             <w:tcW w:w="1300" w:type="dxa"/>
@@ -11729,12 +12363,6 @@
         </w:tc>
       </w:tr>
       <w:tr>
-        <w:tblPrEx>
-          <w:tblCellMar>
-            <w:top w:w="0" w:type="dxa"/>
-            <w:bottom w:w="0" w:type="dxa"/>
-          </w:tblCellMar>
-        </w:tblPrEx>
         <w:tc>
           <w:tcPr>
             <w:tcW w:w="1300" w:type="dxa"/>
@@ -11859,12 +12487,6 @@
         </w:tc>
       </w:tr>
       <w:tr>
-        <w:tblPrEx>
-          <w:tblCellMar>
-            <w:top w:w="0" w:type="dxa"/>
-            <w:bottom w:w="0" w:type="dxa"/>
-          </w:tblCellMar>
-        </w:tblPrEx>
         <w:tc>
           <w:tcPr>
             <w:tcW w:w="1300" w:type="dxa"/>
@@ -11984,12 +12606,6 @@
         </w:tc>
       </w:tr>
       <w:tr>
-        <w:tblPrEx>
-          <w:tblCellMar>
-            <w:top w:w="0" w:type="dxa"/>
-            <w:bottom w:w="0" w:type="dxa"/>
-          </w:tblCellMar>
-        </w:tblPrEx>
         <w:tc>
           <w:tcPr>
             <w:tcW w:w="1300" w:type="dxa"/>
@@ -12114,12 +12730,6 @@
         </w:tc>
       </w:tr>
       <w:tr>
-        <w:tblPrEx>
-          <w:tblCellMar>
-            <w:top w:w="0" w:type="dxa"/>
-            <w:bottom w:w="0" w:type="dxa"/>
-          </w:tblCellMar>
-        </w:tblPrEx>
         <w:tc>
           <w:tcPr>
             <w:tcW w:w="1300" w:type="dxa"/>
@@ -12239,12 +12849,6 @@
         </w:tc>
       </w:tr>
       <w:tr>
-        <w:tblPrEx>
-          <w:tblCellMar>
-            <w:top w:w="0" w:type="dxa"/>
-            <w:bottom w:w="0" w:type="dxa"/>
-          </w:tblCellMar>
-        </w:tblPrEx>
         <w:tc>
           <w:tcPr>
             <w:tcW w:w="1300" w:type="dxa"/>
@@ -12369,12 +12973,6 @@
         </w:tc>
       </w:tr>
       <w:tr>
-        <w:tblPrEx>
-          <w:tblCellMar>
-            <w:top w:w="0" w:type="dxa"/>
-            <w:bottom w:w="0" w:type="dxa"/>
-          </w:tblCellMar>
-        </w:tblPrEx>
         <w:tc>
           <w:tcPr>
             <w:tcW w:w="1300" w:type="dxa"/>
@@ -12494,12 +13092,6 @@
         </w:tc>
       </w:tr>
       <w:tr>
-        <w:tblPrEx>
-          <w:tblCellMar>
-            <w:top w:w="0" w:type="dxa"/>
-            <w:bottom w:w="0" w:type="dxa"/>
-          </w:tblCellMar>
-        </w:tblPrEx>
         <w:tc>
           <w:tcPr>
             <w:tcW w:w="1300" w:type="dxa"/>
@@ -12624,12 +13216,6 @@
         </w:tc>
       </w:tr>
       <w:tr>
-        <w:tblPrEx>
-          <w:tblCellMar>
-            <w:top w:w="0" w:type="dxa"/>
-            <w:bottom w:w="0" w:type="dxa"/>
-          </w:tblCellMar>
-        </w:tblPrEx>
         <w:tc>
           <w:tcPr>
             <w:tcW w:w="1300" w:type="dxa"/>
@@ -12749,12 +13335,6 @@
         </w:tc>
       </w:tr>
       <w:tr>
-        <w:tblPrEx>
-          <w:tblCellMar>
-            <w:top w:w="0" w:type="dxa"/>
-            <w:bottom w:w="0" w:type="dxa"/>
-          </w:tblCellMar>
-        </w:tblPrEx>
         <w:tc>
           <w:tcPr>
             <w:tcW w:w="1300" w:type="dxa"/>
@@ -12879,12 +13459,6 @@
         </w:tc>
       </w:tr>
       <w:tr>
-        <w:tblPrEx>
-          <w:tblCellMar>
-            <w:top w:w="0" w:type="dxa"/>
-            <w:bottom w:w="0" w:type="dxa"/>
-          </w:tblCellMar>
-        </w:tblPrEx>
         <w:tc>
           <w:tcPr>
             <w:tcW w:w="1300" w:type="dxa"/>
@@ -12999,6 +13573,134 @@
                 <w:szCs w:val="18"/>
               </w:rPr>
               <w:t>RN-17</w:t>
+            </w:r>
+          </w:p>
+        </w:tc>
+      </w:tr>
+      <w:tr>
+        <w:tc>
+          <w:tcPr>
+            <w:tcW w:w="1300" w:type="dxa"/>
+            <w:tcMar>
+              <w:top w:w="60" w:type="dxa"/>
+              <w:left w:w="100" w:type="dxa"/>
+              <w:bottom w:w="60" w:type="dxa"/>
+              <w:right w:w="100" w:type="dxa"/>
+            </w:tcMar>
+          </w:tcPr>
+          <w:p>
+            <w:pPr>
+              <w:spacing w:before="40" w:after="40"/>
+            </w:pPr>
+            <w:r>
+              <w:rPr>
+                <w:sz w:val="18"/>
+                <w:szCs w:val="18"/>
+              </w:rPr>
+              <w:t>RF-OT-12</w:t>
+            </w:r>
+          </w:p>
+        </w:tc>
+        <w:tc>
+          <w:tcPr>
+            <w:tcW w:w="4560" w:type="dxa"/>
+            <w:tcMar>
+              <w:top w:w="60" w:type="dxa"/>
+              <w:left w:w="100" w:type="dxa"/>
+              <w:bottom w:w="60" w:type="dxa"/>
+              <w:right w:w="100" w:type="dxa"/>
+            </w:tcMar>
+          </w:tcPr>
+          <w:p>
+            <w:pPr>
+              <w:spacing w:before="40" w:after="40"/>
+            </w:pPr>
+            <w:r>
+              <w:rPr>
+                <w:sz w:val="18"/>
+                <w:szCs w:val="18"/>
+              </w:rPr>
+              <w:t xml:space="preserve">El sistema debe exponer una API pública que entregue la etapa, el porcentaje de avance, la fecha estimada de entrega y el historial de un pedido, a partir del número de </w:t>
+            </w:r>
+            <w:r>
+              <w:rPr>
+                <w:sz w:val="18"/>
+                <w:szCs w:val="18"/>
+              </w:rPr>
+              <w:lastRenderedPageBreak/>
+              <w:t>la orden de compra y de un código de seguimiento, sin requerir inicio de sesión.</w:t>
+            </w:r>
+          </w:p>
+        </w:tc>
+        <w:tc>
+          <w:tcPr>
+            <w:tcW w:w="1500" w:type="dxa"/>
+            <w:tcMar>
+              <w:top w:w="60" w:type="dxa"/>
+              <w:left w:w="100" w:type="dxa"/>
+              <w:bottom w:w="60" w:type="dxa"/>
+              <w:right w:w="100" w:type="dxa"/>
+            </w:tcMar>
+          </w:tcPr>
+          <w:p>
+            <w:pPr>
+              <w:spacing w:before="40" w:after="40"/>
+            </w:pPr>
+            <w:r>
+              <w:rPr>
+                <w:sz w:val="18"/>
+                <w:szCs w:val="18"/>
+              </w:rPr>
+              <w:lastRenderedPageBreak/>
+              <w:t>ACT-07, ACT-13</w:t>
+            </w:r>
+          </w:p>
+        </w:tc>
+        <w:tc>
+          <w:tcPr>
+            <w:tcW w:w="700" w:type="dxa"/>
+            <w:tcMar>
+              <w:top w:w="60" w:type="dxa"/>
+              <w:left w:w="100" w:type="dxa"/>
+              <w:bottom w:w="60" w:type="dxa"/>
+              <w:right w:w="100" w:type="dxa"/>
+            </w:tcMar>
+          </w:tcPr>
+          <w:p>
+            <w:pPr>
+              <w:spacing w:before="40" w:after="40"/>
+              <w:jc w:val="center"/>
+            </w:pPr>
+            <w:r>
+              <w:rPr>
+                <w:sz w:val="18"/>
+                <w:szCs w:val="18"/>
+              </w:rPr>
+              <w:t>S</w:t>
+            </w:r>
+          </w:p>
+        </w:tc>
+        <w:tc>
+          <w:tcPr>
+            <w:tcW w:w="1300" w:type="dxa"/>
+            <w:tcMar>
+              <w:top w:w="60" w:type="dxa"/>
+              <w:left w:w="100" w:type="dxa"/>
+              <w:bottom w:w="60" w:type="dxa"/>
+              <w:right w:w="100" w:type="dxa"/>
+            </w:tcMar>
+          </w:tcPr>
+          <w:p>
+            <w:pPr>
+              <w:spacing w:before="40" w:after="40"/>
+              <w:jc w:val="center"/>
+            </w:pPr>
+            <w:r>
+              <w:rPr>
+                <w:sz w:val="18"/>
+                <w:szCs w:val="18"/>
+              </w:rPr>
+              <w:t>RN-08, RN-16</w:t>
             </w:r>
           </w:p>
         </w:tc>
@@ -13013,7 +13715,7 @@
       <w:pPr>
         <w:pStyle w:val="Ttulo2"/>
       </w:pPr>
-      <w:bookmarkStart w:id="14" w:name="_Toc238702109"/>
+      <w:bookmarkStart w:id="14" w:name="_Toc243417822"/>
       <w:r>
         <w:t>6.6 Inventario</w:t>
       </w:r>
@@ -13044,12 +13746,6 @@
         <w:gridCol w:w="1300"/>
       </w:tblGrid>
       <w:tr>
-        <w:tblPrEx>
-          <w:tblCellMar>
-            <w:top w:w="0" w:type="dxa"/>
-            <w:bottom w:w="0" w:type="dxa"/>
-          </w:tblCellMar>
-        </w:tblPrEx>
         <w:trPr>
           <w:tblHeader/>
         </w:trPr>
@@ -13192,12 +13888,6 @@
         </w:tc>
       </w:tr>
       <w:tr>
-        <w:tblPrEx>
-          <w:tblCellMar>
-            <w:top w:w="0" w:type="dxa"/>
-            <w:bottom w:w="0" w:type="dxa"/>
-          </w:tblCellMar>
-        </w:tblPrEx>
         <w:tc>
           <w:tcPr>
             <w:tcW w:w="1300" w:type="dxa"/>
@@ -13317,12 +14007,6 @@
         </w:tc>
       </w:tr>
       <w:tr>
-        <w:tblPrEx>
-          <w:tblCellMar>
-            <w:top w:w="0" w:type="dxa"/>
-            <w:bottom w:w="0" w:type="dxa"/>
-          </w:tblCellMar>
-        </w:tblPrEx>
         <w:tc>
           <w:tcPr>
             <w:tcW w:w="1300" w:type="dxa"/>
@@ -13447,12 +14131,6 @@
         </w:tc>
       </w:tr>
       <w:tr>
-        <w:tblPrEx>
-          <w:tblCellMar>
-            <w:top w:w="0" w:type="dxa"/>
-            <w:bottom w:w="0" w:type="dxa"/>
-          </w:tblCellMar>
-        </w:tblPrEx>
         <w:tc>
           <w:tcPr>
             <w:tcW w:w="1300" w:type="dxa"/>
@@ -13472,7 +14150,6 @@
                 <w:sz w:val="18"/>
                 <w:szCs w:val="18"/>
               </w:rPr>
-              <w:lastRenderedPageBreak/>
               <w:t>RF-INV-03</w:t>
             </w:r>
           </w:p>
@@ -13573,12 +14250,6 @@
         </w:tc>
       </w:tr>
       <w:tr>
-        <w:tblPrEx>
-          <w:tblCellMar>
-            <w:top w:w="0" w:type="dxa"/>
-            <w:bottom w:w="0" w:type="dxa"/>
-          </w:tblCellMar>
-        </w:tblPrEx>
         <w:tc>
           <w:tcPr>
             <w:tcW w:w="1300" w:type="dxa"/>
@@ -13703,12 +14374,6 @@
         </w:tc>
       </w:tr>
       <w:tr>
-        <w:tblPrEx>
-          <w:tblCellMar>
-            <w:top w:w="0" w:type="dxa"/>
-            <w:bottom w:w="0" w:type="dxa"/>
-          </w:tblCellMar>
-        </w:tblPrEx>
         <w:tc>
           <w:tcPr>
             <w:tcW w:w="1300" w:type="dxa"/>
@@ -13828,12 +14493,6 @@
         </w:tc>
       </w:tr>
       <w:tr>
-        <w:tblPrEx>
-          <w:tblCellMar>
-            <w:top w:w="0" w:type="dxa"/>
-            <w:bottom w:w="0" w:type="dxa"/>
-          </w:tblCellMar>
-        </w:tblPrEx>
         <w:tc>
           <w:tcPr>
             <w:tcW w:w="1300" w:type="dxa"/>
@@ -13958,12 +14617,6 @@
         </w:tc>
       </w:tr>
       <w:tr>
-        <w:tblPrEx>
-          <w:tblCellMar>
-            <w:top w:w="0" w:type="dxa"/>
-            <w:bottom w:w="0" w:type="dxa"/>
-          </w:tblCellMar>
-        </w:tblPrEx>
         <w:tc>
           <w:tcPr>
             <w:tcW w:w="1300" w:type="dxa"/>
@@ -14006,7 +14659,7 @@
                 <w:sz w:val="18"/>
                 <w:szCs w:val="18"/>
               </w:rPr>
-              <w:t xml:space="preserve">El sistema debe permitir consultar el kardex de movimientos de un material en un rango de fechas.</w:t>
+              <w:t>El sistema debe permitir consultar el kardex de movimientos de un material en un rango de fechas.</w:t>
             </w:r>
           </w:p>
         </w:tc>
@@ -14083,12 +14736,6 @@
         </w:tc>
       </w:tr>
       <w:tr>
-        <w:tblPrEx>
-          <w:tblCellMar>
-            <w:top w:w="0" w:type="dxa"/>
-            <w:bottom w:w="0" w:type="dxa"/>
-          </w:tblCellMar>
-        </w:tblPrEx>
         <w:tc>
           <w:tcPr>
             <w:tcW w:w="1300" w:type="dxa"/>
@@ -14208,6 +14855,130 @@
                 <w:szCs w:val="18"/>
               </w:rPr>
               <w:t>RN-17</w:t>
+            </w:r>
+          </w:p>
+        </w:tc>
+      </w:tr>
+      <w:tr>
+        <w:tc>
+          <w:tcPr>
+            <w:tcW w:w="1300" w:type="dxa"/>
+            <w:shd w:val="clear" w:color="auto" w:fill="EEF2F7"/>
+            <w:tcMar>
+              <w:top w:w="60" w:type="dxa"/>
+              <w:left w:w="100" w:type="dxa"/>
+              <w:bottom w:w="60" w:type="dxa"/>
+              <w:right w:w="100" w:type="dxa"/>
+            </w:tcMar>
+          </w:tcPr>
+          <w:p>
+            <w:pPr>
+              <w:spacing w:before="40" w:after="40"/>
+            </w:pPr>
+            <w:r>
+              <w:rPr>
+                <w:sz w:val="18"/>
+                <w:szCs w:val="18"/>
+              </w:rPr>
+              <w:t>RF-INV-09</w:t>
+            </w:r>
+          </w:p>
+        </w:tc>
+        <w:tc>
+          <w:tcPr>
+            <w:tcW w:w="4560" w:type="dxa"/>
+            <w:shd w:val="clear" w:color="auto" w:fill="EEF2F7"/>
+            <w:tcMar>
+              <w:top w:w="60" w:type="dxa"/>
+              <w:left w:w="100" w:type="dxa"/>
+              <w:bottom w:w="60" w:type="dxa"/>
+              <w:right w:w="100" w:type="dxa"/>
+            </w:tcMar>
+          </w:tcPr>
+          <w:p>
+            <w:pPr>
+              <w:spacing w:before="40" w:after="40"/>
+            </w:pPr>
+            <w:r>
+              <w:rPr>
+                <w:sz w:val="18"/>
+                <w:szCs w:val="18"/>
+              </w:rPr>
+              <w:t>El sistema debe exponer una API pública que informe los materiales bajo el stock mínimo y la cantidad sugerida de reposición, calculados desde el kardex, para consulta de proveedores autorizados (planificado para el Sprint 3).</w:t>
+            </w:r>
+          </w:p>
+        </w:tc>
+        <w:tc>
+          <w:tcPr>
+            <w:tcW w:w="1500" w:type="dxa"/>
+            <w:shd w:val="clear" w:color="auto" w:fill="EEF2F7"/>
+            <w:tcMar>
+              <w:top w:w="60" w:type="dxa"/>
+              <w:left w:w="100" w:type="dxa"/>
+              <w:bottom w:w="60" w:type="dxa"/>
+              <w:right w:w="100" w:type="dxa"/>
+            </w:tcMar>
+          </w:tcPr>
+          <w:p>
+            <w:pPr>
+              <w:spacing w:before="40" w:after="40"/>
+            </w:pPr>
+            <w:r>
+              <w:rPr>
+                <w:sz w:val="18"/>
+                <w:szCs w:val="18"/>
+              </w:rPr>
+              <w:t>ACT-13</w:t>
+            </w:r>
+          </w:p>
+        </w:tc>
+        <w:tc>
+          <w:tcPr>
+            <w:tcW w:w="700" w:type="dxa"/>
+            <w:shd w:val="clear" w:color="auto" w:fill="EEF2F7"/>
+            <w:tcMar>
+              <w:top w:w="60" w:type="dxa"/>
+              <w:left w:w="100" w:type="dxa"/>
+              <w:bottom w:w="60" w:type="dxa"/>
+              <w:right w:w="100" w:type="dxa"/>
+            </w:tcMar>
+          </w:tcPr>
+          <w:p>
+            <w:pPr>
+              <w:spacing w:before="40" w:after="40"/>
+              <w:jc w:val="center"/>
+            </w:pPr>
+            <w:r>
+              <w:rPr>
+                <w:sz w:val="18"/>
+                <w:szCs w:val="18"/>
+              </w:rPr>
+              <w:t>C</w:t>
+            </w:r>
+          </w:p>
+        </w:tc>
+        <w:tc>
+          <w:tcPr>
+            <w:tcW w:w="1300" w:type="dxa"/>
+            <w:shd w:val="clear" w:color="auto" w:fill="EEF2F7"/>
+            <w:tcMar>
+              <w:top w:w="60" w:type="dxa"/>
+              <w:left w:w="100" w:type="dxa"/>
+              <w:bottom w:w="60" w:type="dxa"/>
+              <w:right w:w="100" w:type="dxa"/>
+            </w:tcMar>
+          </w:tcPr>
+          <w:p>
+            <w:pPr>
+              <w:spacing w:before="40" w:after="40"/>
+              <w:jc w:val="center"/>
+            </w:pPr>
+            <w:r>
+              <w:rPr>
+                <w:sz w:val="18"/>
+                <w:szCs w:val="18"/>
+              </w:rPr>
+              <w:t>RN-09</w:t>
             </w:r>
           </w:p>
         </w:tc>
@@ -14222,7 +14993,7 @@
       <w:pPr>
         <w:pStyle w:val="Ttulo2"/>
       </w:pPr>
-      <w:bookmarkStart w:id="15" w:name="_Toc238702110"/>
+      <w:bookmarkStart w:id="15" w:name="_Toc243417823"/>
       <w:r>
         <w:t>6.7 Control de calidad</w:t>
       </w:r>
@@ -14253,12 +15024,6 @@
         <w:gridCol w:w="1300"/>
       </w:tblGrid>
       <w:tr>
-        <w:tblPrEx>
-          <w:tblCellMar>
-            <w:top w:w="0" w:type="dxa"/>
-            <w:bottom w:w="0" w:type="dxa"/>
-          </w:tblCellMar>
-        </w:tblPrEx>
         <w:trPr>
           <w:tblHeader/>
         </w:trPr>
@@ -14401,12 +15166,6 @@
         </w:tc>
       </w:tr>
       <w:tr>
-        <w:tblPrEx>
-          <w:tblCellMar>
-            <w:top w:w="0" w:type="dxa"/>
-            <w:bottom w:w="0" w:type="dxa"/>
-          </w:tblCellMar>
-        </w:tblPrEx>
         <w:tc>
           <w:tcPr>
             <w:tcW w:w="1300" w:type="dxa"/>
@@ -14526,12 +15285,6 @@
         </w:tc>
       </w:tr>
       <w:tr>
-        <w:tblPrEx>
-          <w:tblCellMar>
-            <w:top w:w="0" w:type="dxa"/>
-            <w:bottom w:w="0" w:type="dxa"/>
-          </w:tblCellMar>
-        </w:tblPrEx>
         <w:tc>
           <w:tcPr>
             <w:tcW w:w="1300" w:type="dxa"/>
@@ -14656,12 +15409,6 @@
         </w:tc>
       </w:tr>
       <w:tr>
-        <w:tblPrEx>
-          <w:tblCellMar>
-            <w:top w:w="0" w:type="dxa"/>
-            <w:bottom w:w="0" w:type="dxa"/>
-          </w:tblCellMar>
-        </w:tblPrEx>
         <w:tc>
           <w:tcPr>
             <w:tcW w:w="1300" w:type="dxa"/>
@@ -14781,12 +15528,6 @@
         </w:tc>
       </w:tr>
       <w:tr>
-        <w:tblPrEx>
-          <w:tblCellMar>
-            <w:top w:w="0" w:type="dxa"/>
-            <w:bottom w:w="0" w:type="dxa"/>
-          </w:tblCellMar>
-        </w:tblPrEx>
         <w:tc>
           <w:tcPr>
             <w:tcW w:w="1300" w:type="dxa"/>
@@ -14807,6 +15548,7 @@
                 <w:sz w:val="18"/>
                 <w:szCs w:val="18"/>
               </w:rPr>
+              <w:lastRenderedPageBreak/>
               <w:t>RF-CAL-04</w:t>
             </w:r>
           </w:p>
@@ -14911,12 +15653,6 @@
         </w:tc>
       </w:tr>
       <w:tr>
-        <w:tblPrEx>
-          <w:tblCellMar>
-            <w:top w:w="0" w:type="dxa"/>
-            <w:bottom w:w="0" w:type="dxa"/>
-          </w:tblCellMar>
-        </w:tblPrEx>
         <w:tc>
           <w:tcPr>
             <w:tcW w:w="1300" w:type="dxa"/>
@@ -15045,7 +15781,7 @@
       <w:pPr>
         <w:pStyle w:val="Ttulo2"/>
       </w:pPr>
-      <w:bookmarkStart w:id="16" w:name="_Toc238702111"/>
+      <w:bookmarkStart w:id="16" w:name="_Toc243417824"/>
       <w:r>
         <w:t>6.8 Pagos y moneda</w:t>
       </w:r>
@@ -15076,12 +15812,6 @@
         <w:gridCol w:w="1300"/>
       </w:tblGrid>
       <w:tr>
-        <w:tblPrEx>
-          <w:tblCellMar>
-            <w:top w:w="0" w:type="dxa"/>
-            <w:bottom w:w="0" w:type="dxa"/>
-          </w:tblCellMar>
-        </w:tblPrEx>
         <w:trPr>
           <w:tblHeader/>
         </w:trPr>
@@ -15224,12 +15954,6 @@
         </w:tc>
       </w:tr>
       <w:tr>
-        <w:tblPrEx>
-          <w:tblCellMar>
-            <w:top w:w="0" w:type="dxa"/>
-            <w:bottom w:w="0" w:type="dxa"/>
-          </w:tblCellMar>
-        </w:tblPrEx>
         <w:tc>
           <w:tcPr>
             <w:tcW w:w="1300" w:type="dxa"/>
@@ -15349,12 +16073,6 @@
         </w:tc>
       </w:tr>
       <w:tr>
-        <w:tblPrEx>
-          <w:tblCellMar>
-            <w:top w:w="0" w:type="dxa"/>
-            <w:bottom w:w="0" w:type="dxa"/>
-          </w:tblCellMar>
-        </w:tblPrEx>
         <w:tc>
           <w:tcPr>
             <w:tcW w:w="1300" w:type="dxa"/>
@@ -15375,7 +16093,6 @@
                 <w:sz w:val="18"/>
                 <w:szCs w:val="18"/>
               </w:rPr>
-              <w:lastRenderedPageBreak/>
               <w:t>RF-PAG-02</w:t>
             </w:r>
           </w:p>
@@ -15480,12 +16197,6 @@
         </w:tc>
       </w:tr>
       <w:tr>
-        <w:tblPrEx>
-          <w:tblCellMar>
-            <w:top w:w="0" w:type="dxa"/>
-            <w:bottom w:w="0" w:type="dxa"/>
-          </w:tblCellMar>
-        </w:tblPrEx>
         <w:tc>
           <w:tcPr>
             <w:tcW w:w="1300" w:type="dxa"/>
@@ -15605,12 +16316,6 @@
         </w:tc>
       </w:tr>
       <w:tr>
-        <w:tblPrEx>
-          <w:tblCellMar>
-            <w:top w:w="0" w:type="dxa"/>
-            <w:bottom w:w="0" w:type="dxa"/>
-          </w:tblCellMar>
-        </w:tblPrEx>
         <w:tc>
           <w:tcPr>
             <w:tcW w:w="1300" w:type="dxa"/>
@@ -15735,12 +16440,6 @@
         </w:tc>
       </w:tr>
       <w:tr>
-        <w:tblPrEx>
-          <w:tblCellMar>
-            <w:top w:w="0" w:type="dxa"/>
-            <w:bottom w:w="0" w:type="dxa"/>
-          </w:tblCellMar>
-        </w:tblPrEx>
         <w:tc>
           <w:tcPr>
             <w:tcW w:w="1300" w:type="dxa"/>
@@ -15860,12 +16559,6 @@
         </w:tc>
       </w:tr>
       <w:tr>
-        <w:tblPrEx>
-          <w:tblCellMar>
-            <w:top w:w="0" w:type="dxa"/>
-            <w:bottom w:w="0" w:type="dxa"/>
-          </w:tblCellMar>
-        </w:tblPrEx>
         <w:tc>
           <w:tcPr>
             <w:tcW w:w="1300" w:type="dxa"/>
@@ -15999,7 +16692,7 @@
       <w:pPr>
         <w:pStyle w:val="Ttulo2"/>
       </w:pPr>
-      <w:bookmarkStart w:id="17" w:name="_Toc238702112"/>
+      <w:bookmarkStart w:id="17" w:name="_Toc243417825"/>
       <w:r>
         <w:t>6.9 Integraciones</w:t>
       </w:r>
@@ -16028,12 +16721,6 @@
         <w:gridCol w:w="1300"/>
       </w:tblGrid>
       <w:tr>
-        <w:tblPrEx>
-          <w:tblCellMar>
-            <w:top w:w="0" w:type="dxa"/>
-            <w:bottom w:w="0" w:type="dxa"/>
-          </w:tblCellMar>
-        </w:tblPrEx>
         <w:trPr>
           <w:tblHeader/>
         </w:trPr>
@@ -16121,12 +16808,6 @@
         </w:tc>
       </w:tr>
       <w:tr>
-        <w:tblPrEx>
-          <w:tblCellMar>
-            <w:top w:w="0" w:type="dxa"/>
-            <w:bottom w:w="0" w:type="dxa"/>
-          </w:tblCellMar>
-        </w:tblPrEx>
         <w:tc>
           <w:tcPr>
             <w:tcW w:w="1300" w:type="dxa"/>
@@ -16169,7 +16850,7 @@
                 <w:sz w:val="18"/>
                 <w:szCs w:val="18"/>
               </w:rPr>
-              <w:t xml:space="preserve">El sistema debe registrar cada llamada a servicios externos, indicando endpoint, código de respuesta, latencia y resultado.</w:t>
+              <w:t>El sistema debe registrar cada llamada a servicios externos, indicando endpoint, código de respuesta, latencia y resultado.</w:t>
             </w:r>
           </w:p>
         </w:tc>
@@ -16199,12 +16880,6 @@
         </w:tc>
       </w:tr>
       <w:tr>
-        <w:tblPrEx>
-          <w:tblCellMar>
-            <w:top w:w="0" w:type="dxa"/>
-            <w:bottom w:w="0" w:type="dxa"/>
-          </w:tblCellMar>
-        </w:tblPrEx>
         <w:tc>
           <w:tcPr>
             <w:tcW w:w="1300" w:type="dxa"/>
@@ -16280,12 +16955,6 @@
         </w:tc>
       </w:tr>
       <w:tr>
-        <w:tblPrEx>
-          <w:tblCellMar>
-            <w:top w:w="0" w:type="dxa"/>
-            <w:bottom w:w="0" w:type="dxa"/>
-          </w:tblCellMar>
-        </w:tblPrEx>
         <w:tc>
           <w:tcPr>
             <w:tcW w:w="1300" w:type="dxa"/>
@@ -16353,6 +17022,78 @@
                 <w:szCs w:val="18"/>
               </w:rPr>
               <w:t>M</w:t>
+            </w:r>
+          </w:p>
+        </w:tc>
+      </w:tr>
+      <w:tr>
+        <w:tc>
+          <w:tcPr>
+            <w:tcW w:w="1300" w:type="dxa"/>
+            <w:tcMar>
+              <w:top w:w="60" w:type="dxa"/>
+              <w:left w:w="100" w:type="dxa"/>
+              <w:bottom w:w="60" w:type="dxa"/>
+              <w:right w:w="100" w:type="dxa"/>
+            </w:tcMar>
+          </w:tcPr>
+          <w:p>
+            <w:pPr>
+              <w:spacing w:before="40" w:after="40"/>
+            </w:pPr>
+            <w:r>
+              <w:rPr>
+                <w:sz w:val="18"/>
+                <w:szCs w:val="18"/>
+              </w:rPr>
+              <w:t>RF-INT-04</w:t>
+            </w:r>
+          </w:p>
+        </w:tc>
+        <w:tc>
+          <w:tcPr>
+            <w:tcW w:w="6760" w:type="dxa"/>
+            <w:tcMar>
+              <w:top w:w="60" w:type="dxa"/>
+              <w:left w:w="100" w:type="dxa"/>
+              <w:bottom w:w="60" w:type="dxa"/>
+              <w:right w:w="100" w:type="dxa"/>
+            </w:tcMar>
+          </w:tcPr>
+          <w:p>
+            <w:pPr>
+              <w:spacing w:before="40" w:after="40"/>
+            </w:pPr>
+            <w:r>
+              <w:rPr>
+                <w:sz w:val="18"/>
+                <w:szCs w:val="18"/>
+              </w:rPr>
+              <w:t>El sistema debe identificar a cada consumidor de la API pública mediante una clave de API, autorizar sólo los servicios asignados a esa clave, limitar el número de solicitudes por minuto, registrar cada consulta en el log de integraciones y publicar su documentación en formato OpenAPI (Swagger).</w:t>
+            </w:r>
+          </w:p>
+        </w:tc>
+        <w:tc>
+          <w:tcPr>
+            <w:tcW w:w="1300" w:type="dxa"/>
+            <w:tcMar>
+              <w:top w:w="60" w:type="dxa"/>
+              <w:left w:w="100" w:type="dxa"/>
+              <w:bottom w:w="60" w:type="dxa"/>
+              <w:right w:w="100" w:type="dxa"/>
+            </w:tcMar>
+          </w:tcPr>
+          <w:p>
+            <w:pPr>
+              <w:spacing w:before="40" w:after="40"/>
+              <w:jc w:val="center"/>
+            </w:pPr>
+            <w:r>
+              <w:rPr>
+                <w:sz w:val="18"/>
+                <w:szCs w:val="18"/>
+              </w:rPr>
+              <w:t>S</w:t>
             </w:r>
           </w:p>
         </w:tc>
@@ -16367,8 +17108,9 @@
       <w:pPr>
         <w:pStyle w:val="Ttulo2"/>
       </w:pPr>
-      <w:bookmarkStart w:id="18" w:name="_Toc238702113"/>
+      <w:bookmarkStart w:id="18" w:name="_Toc243417826"/>
       <w:r>
+        <w:lastRenderedPageBreak/>
         <w:t>6.10 Reportes e indicadores (alcance ampliado)</w:t>
       </w:r>
       <w:bookmarkEnd w:id="18"/>
@@ -16397,12 +17139,6 @@
         <w:gridCol w:w="800"/>
       </w:tblGrid>
       <w:tr>
-        <w:tblPrEx>
-          <w:tblCellMar>
-            <w:top w:w="0" w:type="dxa"/>
-            <w:bottom w:w="0" w:type="dxa"/>
-          </w:tblCellMar>
-        </w:tblPrEx>
         <w:trPr>
           <w:tblHeader/>
         </w:trPr>
@@ -16518,12 +17254,6 @@
         </w:tc>
       </w:tr>
       <w:tr>
-        <w:tblPrEx>
-          <w:tblCellMar>
-            <w:top w:w="0" w:type="dxa"/>
-            <w:bottom w:w="0" w:type="dxa"/>
-          </w:tblCellMar>
-        </w:tblPrEx>
         <w:tc>
           <w:tcPr>
             <w:tcW w:w="1300" w:type="dxa"/>
@@ -16620,12 +17350,6 @@
         </w:tc>
       </w:tr>
       <w:tr>
-        <w:tblPrEx>
-          <w:tblCellMar>
-            <w:top w:w="0" w:type="dxa"/>
-            <w:bottom w:w="0" w:type="dxa"/>
-          </w:tblCellMar>
-        </w:tblPrEx>
         <w:tc>
           <w:tcPr>
             <w:tcW w:w="1300" w:type="dxa"/>
@@ -16726,12 +17450,6 @@
         </w:tc>
       </w:tr>
       <w:tr>
-        <w:tblPrEx>
-          <w:tblCellMar>
-            <w:top w:w="0" w:type="dxa"/>
-            <w:bottom w:w="0" w:type="dxa"/>
-          </w:tblCellMar>
-        </w:tblPrEx>
         <w:tc>
           <w:tcPr>
             <w:tcW w:w="1300" w:type="dxa"/>
@@ -16828,12 +17546,6 @@
         </w:tc>
       </w:tr>
       <w:tr>
-        <w:tblPrEx>
-          <w:tblCellMar>
-            <w:top w:w="0" w:type="dxa"/>
-            <w:bottom w:w="0" w:type="dxa"/>
-          </w:tblCellMar>
-        </w:tblPrEx>
         <w:tc>
           <w:tcPr>
             <w:tcW w:w="1300" w:type="dxa"/>
@@ -16934,12 +17646,6 @@
         </w:tc>
       </w:tr>
       <w:tr>
-        <w:tblPrEx>
-          <w:tblCellMar>
-            <w:top w:w="0" w:type="dxa"/>
-            <w:bottom w:w="0" w:type="dxa"/>
-          </w:tblCellMar>
-        </w:tblPrEx>
         <w:tc>
           <w:tcPr>
             <w:tcW w:w="1300" w:type="dxa"/>
@@ -17036,12 +17742,6 @@
         </w:tc>
       </w:tr>
       <w:tr>
-        <w:tblPrEx>
-          <w:tblCellMar>
-            <w:top w:w="0" w:type="dxa"/>
-            <w:bottom w:w="0" w:type="dxa"/>
-          </w:tblCellMar>
-        </w:tblPrEx>
         <w:tc>
           <w:tcPr>
             <w:tcW w:w="1300" w:type="dxa"/>
@@ -17151,7 +17851,7 @@
       <w:pPr>
         <w:pStyle w:val="Ttulo2"/>
       </w:pPr>
-      <w:bookmarkStart w:id="19" w:name="_Toc238702114"/>
+      <w:bookmarkStart w:id="19" w:name="_Toc243417827"/>
       <w:r>
         <w:t>6.11 Administración del canal web</w:t>
       </w:r>
@@ -17162,8 +17862,7 @@
         <w:spacing w:after="120" w:line="276" w:lineRule="auto"/>
       </w:pPr>
       <w:r>
-        <w:lastRenderedPageBreak/>
-        <w:t xml:space="preserve">El requisito de que la aplicación de escritorio administre la aplicación web admite dos lecturas. La primera es la administración de datos: ambas interfaces operan sobre el mismo backend, de modo que la información cargada desde el escritorio se refleja en la web. La segunda es la administración del canal: desde el escritorio se gobierna además el comportamiento del sitio, y no únicamente su contenido.</w:t>
+        <w:t>El requisito de que la aplicación de escritorio administre la aplicación web admite dos lecturas. La primera es la administración de datos: ambas interfaces operan sobre el mismo backend, de modo que la información cargada desde el escritorio se refleja en la web. La segunda es la administración del canal: desde el escritorio se gobierna además el comportamiento del sitio, y no únicamente su contenido.</w:t>
       </w:r>
     </w:p>
     <w:p>
@@ -17199,12 +17898,6 @@
         <w:gridCol w:w="1300"/>
       </w:tblGrid>
       <w:tr>
-        <w:tblPrEx>
-          <w:tblCellMar>
-            <w:top w:w="0" w:type="dxa"/>
-            <w:bottom w:w="0" w:type="dxa"/>
-          </w:tblCellMar>
-        </w:tblPrEx>
         <w:trPr>
           <w:tblHeader/>
         </w:trPr>
@@ -17347,12 +18040,6 @@
         </w:tc>
       </w:tr>
       <w:tr>
-        <w:tblPrEx>
-          <w:tblCellMar>
-            <w:top w:w="0" w:type="dxa"/>
-            <w:bottom w:w="0" w:type="dxa"/>
-          </w:tblCellMar>
-        </w:tblPrEx>
         <w:tc>
           <w:tcPr>
             <w:tcW w:w="1300" w:type="dxa"/>
@@ -17472,12 +18159,6 @@
         </w:tc>
       </w:tr>
       <w:tr>
-        <w:tblPrEx>
-          <w:tblCellMar>
-            <w:top w:w="0" w:type="dxa"/>
-            <w:bottom w:w="0" w:type="dxa"/>
-          </w:tblCellMar>
-        </w:tblPrEx>
         <w:tc>
           <w:tcPr>
             <w:tcW w:w="1300" w:type="dxa"/>
@@ -17602,12 +18283,6 @@
         </w:tc>
       </w:tr>
       <w:tr>
-        <w:tblPrEx>
-          <w:tblCellMar>
-            <w:top w:w="0" w:type="dxa"/>
-            <w:bottom w:w="0" w:type="dxa"/>
-          </w:tblCellMar>
-        </w:tblPrEx>
         <w:tc>
           <w:tcPr>
             <w:tcW w:w="1300" w:type="dxa"/>
@@ -17727,12 +18402,6 @@
         </w:tc>
       </w:tr>
       <w:tr>
-        <w:tblPrEx>
-          <w:tblCellMar>
-            <w:top w:w="0" w:type="dxa"/>
-            <w:bottom w:w="0" w:type="dxa"/>
-          </w:tblCellMar>
-        </w:tblPrEx>
         <w:tc>
           <w:tcPr>
             <w:tcW w:w="1300" w:type="dxa"/>
@@ -17857,12 +18526,6 @@
         </w:tc>
       </w:tr>
       <w:tr>
-        <w:tblPrEx>
-          <w:tblCellMar>
-            <w:top w:w="0" w:type="dxa"/>
-            <w:bottom w:w="0" w:type="dxa"/>
-          </w:tblCellMar>
-        </w:tblPrEx>
         <w:tc>
           <w:tcPr>
             <w:tcW w:w="1300" w:type="dxa"/>
@@ -17982,12 +18645,6 @@
         </w:tc>
       </w:tr>
       <w:tr>
-        <w:tblPrEx>
-          <w:tblCellMar>
-            <w:top w:w="0" w:type="dxa"/>
-            <w:bottom w:w="0" w:type="dxa"/>
-          </w:tblCellMar>
-        </w:tblPrEx>
         <w:tc>
           <w:tcPr>
             <w:tcW w:w="1300" w:type="dxa"/>
@@ -18008,6 +18665,7 @@
                 <w:sz w:val="18"/>
                 <w:szCs w:val="18"/>
               </w:rPr>
+              <w:lastRenderedPageBreak/>
               <w:t>RF-ADM-06</w:t>
             </w:r>
           </w:p>
@@ -18112,12 +18770,6 @@
         </w:tc>
       </w:tr>
       <w:tr>
-        <w:tblPrEx>
-          <w:tblCellMar>
-            <w:top w:w="0" w:type="dxa"/>
-            <w:bottom w:w="0" w:type="dxa"/>
-          </w:tblCellMar>
-        </w:tblPrEx>
         <w:tc>
           <w:tcPr>
             <w:tcW w:w="1300" w:type="dxa"/>
@@ -18259,7 +18911,7 @@
       <w:pPr>
         <w:pStyle w:val="Ttulo1"/>
       </w:pPr>
-      <w:bookmarkStart w:id="20" w:name="_Toc238702115"/>
+      <w:bookmarkStart w:id="20" w:name="_Toc243417828"/>
       <w:r>
         <w:lastRenderedPageBreak/>
         <w:t>7. Requerimientos no funcionales</w:t>
@@ -18289,12 +18941,6 @@
         <w:gridCol w:w="6360"/>
       </w:tblGrid>
       <w:tr>
-        <w:tblPrEx>
-          <w:tblCellMar>
-            <w:top w:w="0" w:type="dxa"/>
-            <w:bottom w:w="0" w:type="dxa"/>
-          </w:tblCellMar>
-        </w:tblPrEx>
         <w:trPr>
           <w:tblHeader/>
         </w:trPr>
@@ -18381,12 +19027,6 @@
         </w:tc>
       </w:tr>
       <w:tr>
-        <w:tblPrEx>
-          <w:tblCellMar>
-            <w:top w:w="0" w:type="dxa"/>
-            <w:bottom w:w="0" w:type="dxa"/>
-          </w:tblCellMar>
-        </w:tblPrEx>
         <w:tc>
           <w:tcPr>
             <w:tcW w:w="1100" w:type="dxa"/>
@@ -18458,12 +19098,6 @@
         </w:tc>
       </w:tr>
       <w:tr>
-        <w:tblPrEx>
-          <w:tblCellMar>
-            <w:top w:w="0" w:type="dxa"/>
-            <w:bottom w:w="0" w:type="dxa"/>
-          </w:tblCellMar>
-        </w:tblPrEx>
         <w:tc>
           <w:tcPr>
             <w:tcW w:w="1100" w:type="dxa"/>
@@ -18538,12 +19172,6 @@
         </w:tc>
       </w:tr>
       <w:tr>
-        <w:tblPrEx>
-          <w:tblCellMar>
-            <w:top w:w="0" w:type="dxa"/>
-            <w:bottom w:w="0" w:type="dxa"/>
-          </w:tblCellMar>
-        </w:tblPrEx>
         <w:tc>
           <w:tcPr>
             <w:tcW w:w="1100" w:type="dxa"/>
@@ -18615,12 +19243,6 @@
         </w:tc>
       </w:tr>
       <w:tr>
-        <w:tblPrEx>
-          <w:tblCellMar>
-            <w:top w:w="0" w:type="dxa"/>
-            <w:bottom w:w="0" w:type="dxa"/>
-          </w:tblCellMar>
-        </w:tblPrEx>
         <w:tc>
           <w:tcPr>
             <w:tcW w:w="1100" w:type="dxa"/>
@@ -18695,12 +19317,6 @@
         </w:tc>
       </w:tr>
       <w:tr>
-        <w:tblPrEx>
-          <w:tblCellMar>
-            <w:top w:w="0" w:type="dxa"/>
-            <w:bottom w:w="0" w:type="dxa"/>
-          </w:tblCellMar>
-        </w:tblPrEx>
         <w:tc>
           <w:tcPr>
             <w:tcW w:w="1100" w:type="dxa"/>
@@ -18772,12 +19388,6 @@
         </w:tc>
       </w:tr>
       <w:tr>
-        <w:tblPrEx>
-          <w:tblCellMar>
-            <w:top w:w="0" w:type="dxa"/>
-            <w:bottom w:w="0" w:type="dxa"/>
-          </w:tblCellMar>
-        </w:tblPrEx>
         <w:tc>
           <w:tcPr>
             <w:tcW w:w="1100" w:type="dxa"/>
@@ -18852,12 +19462,6 @@
         </w:tc>
       </w:tr>
       <w:tr>
-        <w:tblPrEx>
-          <w:tblCellMar>
-            <w:top w:w="0" w:type="dxa"/>
-            <w:bottom w:w="0" w:type="dxa"/>
-          </w:tblCellMar>
-        </w:tblPrEx>
         <w:tc>
           <w:tcPr>
             <w:tcW w:w="1100" w:type="dxa"/>
@@ -18929,12 +19533,6 @@
         </w:tc>
       </w:tr>
       <w:tr>
-        <w:tblPrEx>
-          <w:tblCellMar>
-            <w:top w:w="0" w:type="dxa"/>
-            <w:bottom w:w="0" w:type="dxa"/>
-          </w:tblCellMar>
-        </w:tblPrEx>
         <w:tc>
           <w:tcPr>
             <w:tcW w:w="1100" w:type="dxa"/>
@@ -19009,12 +19607,6 @@
         </w:tc>
       </w:tr>
       <w:tr>
-        <w:tblPrEx>
-          <w:tblCellMar>
-            <w:top w:w="0" w:type="dxa"/>
-            <w:bottom w:w="0" w:type="dxa"/>
-          </w:tblCellMar>
-        </w:tblPrEx>
         <w:tc>
           <w:tcPr>
             <w:tcW w:w="1100" w:type="dxa"/>
@@ -19086,12 +19678,6 @@
         </w:tc>
       </w:tr>
       <w:tr>
-        <w:tblPrEx>
-          <w:tblCellMar>
-            <w:top w:w="0" w:type="dxa"/>
-            <w:bottom w:w="0" w:type="dxa"/>
-          </w:tblCellMar>
-        </w:tblPrEx>
         <w:tc>
           <w:tcPr>
             <w:tcW w:w="1100" w:type="dxa"/>
@@ -19166,12 +19752,6 @@
         </w:tc>
       </w:tr>
       <w:tr>
-        <w:tblPrEx>
-          <w:tblCellMar>
-            <w:top w:w="0" w:type="dxa"/>
-            <w:bottom w:w="0" w:type="dxa"/>
-          </w:tblCellMar>
-        </w:tblPrEx>
         <w:tc>
           <w:tcPr>
             <w:tcW w:w="1100" w:type="dxa"/>
@@ -19243,12 +19823,6 @@
         </w:tc>
       </w:tr>
       <w:tr>
-        <w:tblPrEx>
-          <w:tblCellMar>
-            <w:top w:w="0" w:type="dxa"/>
-            <w:bottom w:w="0" w:type="dxa"/>
-          </w:tblCellMar>
-        </w:tblPrEx>
         <w:tc>
           <w:tcPr>
             <w:tcW w:w="1100" w:type="dxa"/>
@@ -19323,12 +19897,6 @@
         </w:tc>
       </w:tr>
       <w:tr>
-        <w:tblPrEx>
-          <w:tblCellMar>
-            <w:top w:w="0" w:type="dxa"/>
-            <w:bottom w:w="0" w:type="dxa"/>
-          </w:tblCellMar>
-        </w:tblPrEx>
         <w:tc>
           <w:tcPr>
             <w:tcW w:w="1100" w:type="dxa"/>
@@ -19400,12 +19968,6 @@
         </w:tc>
       </w:tr>
       <w:tr>
-        <w:tblPrEx>
-          <w:tblCellMar>
-            <w:top w:w="0" w:type="dxa"/>
-            <w:bottom w:w="0" w:type="dxa"/>
-          </w:tblCellMar>
-        </w:tblPrEx>
         <w:tc>
           <w:tcPr>
             <w:tcW w:w="1100" w:type="dxa"/>
@@ -19480,12 +20042,6 @@
         </w:tc>
       </w:tr>
       <w:tr>
-        <w:tblPrEx>
-          <w:tblCellMar>
-            <w:top w:w="0" w:type="dxa"/>
-            <w:bottom w:w="0" w:type="dxa"/>
-          </w:tblCellMar>
-        </w:tblPrEx>
         <w:tc>
           <w:tcPr>
             <w:tcW w:w="1100" w:type="dxa"/>
@@ -19557,12 +20113,6 @@
         </w:tc>
       </w:tr>
       <w:tr>
-        <w:tblPrEx>
-          <w:tblCellMar>
-            <w:top w:w="0" w:type="dxa"/>
-            <w:bottom w:w="0" w:type="dxa"/>
-          </w:tblCellMar>
-        </w:tblPrEx>
         <w:tc>
           <w:tcPr>
             <w:tcW w:w="1100" w:type="dxa"/>
@@ -19637,12 +20187,6 @@
         </w:tc>
       </w:tr>
       <w:tr>
-        <w:tblPrEx>
-          <w:tblCellMar>
-            <w:top w:w="0" w:type="dxa"/>
-            <w:bottom w:w="0" w:type="dxa"/>
-          </w:tblCellMar>
-        </w:tblPrEx>
         <w:tc>
           <w:tcPr>
             <w:tcW w:w="1100" w:type="dxa"/>
@@ -19714,12 +20258,6 @@
         </w:tc>
       </w:tr>
       <w:tr>
-        <w:tblPrEx>
-          <w:tblCellMar>
-            <w:top w:w="0" w:type="dxa"/>
-            <w:bottom w:w="0" w:type="dxa"/>
-          </w:tblCellMar>
-        </w:tblPrEx>
         <w:tc>
           <w:tcPr>
             <w:tcW w:w="1100" w:type="dxa"/>
@@ -19794,12 +20332,6 @@
         </w:tc>
       </w:tr>
       <w:tr>
-        <w:tblPrEx>
-          <w:tblCellMar>
-            <w:top w:w="0" w:type="dxa"/>
-            <w:bottom w:w="0" w:type="dxa"/>
-          </w:tblCellMar>
-        </w:tblPrEx>
         <w:tc>
           <w:tcPr>
             <w:tcW w:w="1100" w:type="dxa"/>
@@ -19871,12 +20403,6 @@
         </w:tc>
       </w:tr>
       <w:tr>
-        <w:tblPrEx>
-          <w:tblCellMar>
-            <w:top w:w="0" w:type="dxa"/>
-            <w:bottom w:w="0" w:type="dxa"/>
-          </w:tblCellMar>
-        </w:tblPrEx>
         <w:tc>
           <w:tcPr>
             <w:tcW w:w="1100" w:type="dxa"/>
@@ -19947,6 +20473,77 @@
                 <w:szCs w:val="18"/>
               </w:rPr>
               <w:t>Toda historia de usuario debe cumplir la Definición de Terminado del equipo antes de considerarse completada.</w:t>
+            </w:r>
+          </w:p>
+        </w:tc>
+      </w:tr>
+      <w:tr>
+        <w:tc>
+          <w:tcPr>
+            <w:tcW w:w="1100" w:type="dxa"/>
+            <w:tcMar>
+              <w:top w:w="60" w:type="dxa"/>
+              <w:left w:w="100" w:type="dxa"/>
+              <w:bottom w:w="60" w:type="dxa"/>
+              <w:right w:w="100" w:type="dxa"/>
+            </w:tcMar>
+          </w:tcPr>
+          <w:p>
+            <w:pPr>
+              <w:spacing w:before="40" w:after="40"/>
+            </w:pPr>
+            <w:r>
+              <w:rPr>
+                <w:sz w:val="18"/>
+                <w:szCs w:val="18"/>
+              </w:rPr>
+              <w:t>RNF-21</w:t>
+            </w:r>
+          </w:p>
+        </w:tc>
+        <w:tc>
+          <w:tcPr>
+            <w:tcW w:w="1900" w:type="dxa"/>
+            <w:tcMar>
+              <w:top w:w="60" w:type="dxa"/>
+              <w:left w:w="100" w:type="dxa"/>
+              <w:bottom w:w="60" w:type="dxa"/>
+              <w:right w:w="100" w:type="dxa"/>
+            </w:tcMar>
+          </w:tcPr>
+          <w:p>
+            <w:pPr>
+              <w:spacing w:before="40" w:after="40"/>
+            </w:pPr>
+            <w:r>
+              <w:rPr>
+                <w:sz w:val="18"/>
+                <w:szCs w:val="18"/>
+              </w:rPr>
+              <w:t>Seguridad</w:t>
+            </w:r>
+          </w:p>
+        </w:tc>
+        <w:tc>
+          <w:tcPr>
+            <w:tcW w:w="6360" w:type="dxa"/>
+            <w:tcMar>
+              <w:top w:w="60" w:type="dxa"/>
+              <w:left w:w="100" w:type="dxa"/>
+              <w:bottom w:w="60" w:type="dxa"/>
+              <w:right w:w="100" w:type="dxa"/>
+            </w:tcMar>
+          </w:tcPr>
+          <w:p>
+            <w:pPr>
+              <w:spacing w:before="40" w:after="40"/>
+            </w:pPr>
+            <w:r>
+              <w:rPr>
+                <w:sz w:val="18"/>
+                <w:szCs w:val="18"/>
+              </w:rPr>
+              <w:t>La API pública no debe exponer montos de documentos, costos internos, márgenes ni datos personales, y debe responder el mismo mensaje ante un número de pedido inexistente y ante un código de seguimiento incorrecto.</w:t>
             </w:r>
           </w:p>
         </w:tc>
@@ -19961,7 +20558,7 @@
       <w:pPr>
         <w:pStyle w:val="Ttulo1"/>
       </w:pPr>
-      <w:bookmarkStart w:id="21" w:name="_Toc238702116"/>
+      <w:bookmarkStart w:id="21" w:name="_Toc243417829"/>
       <w:r>
         <w:lastRenderedPageBreak/>
         <w:t>8. Vistas del sistema y matriz de acceso por rol</w:t>
@@ -19985,14 +20582,14 @@
           <w:i/>
           <w:iCs/>
         </w:rPr>
-        <w:t xml:space="preserve">Simbología: el signo de visto indica que el rol opera sobre la vista; la letra L indica acceso de sólo lectura; la raya indica ausencia de acceso.</w:t>
+        <w:t>Simbología: el signo de visto indica que el rol opera sobre la vista; la letra L indica acceso de sólo lectura; la raya indica ausencia de acceso.</w:t>
       </w:r>
     </w:p>
     <w:p>
       <w:pPr>
         <w:pStyle w:val="Ttulo2"/>
       </w:pPr>
-      <w:bookmarkStart w:id="22" w:name="_Toc238702117"/>
+      <w:bookmarkStart w:id="22" w:name="_Toc243417830"/>
       <w:r>
         <w:t>8.1 Criterio de definición de roles</w:t>
       </w:r>
@@ -20016,7 +20613,7 @@
         <w:spacing w:after="80" w:line="276" w:lineRule="auto"/>
       </w:pPr>
       <w:r>
-        <w:t xml:space="preserve">El inspector de calidad se separa del jefe de producción, porque la regla RN-12 impide el cierre de una orden de trabajo con no conformidades abiertas. Si ambas funciones recayeran en el mismo rol, el control sería ejercido por quien ejecuta el trabajo y perdería su valor.</w:t>
+        <w:t>El inspector de calidad se separa del jefe de producción, porque la regla RN-12 impide el cierre de una orden de trabajo con no conformidades abiertas. Si ambas funciones recayeran en el mismo rol, el control sería ejercido por quien ejecuta el trabajo y perdería su valor.</w:t>
       </w:r>
     </w:p>
     <w:p>
@@ -20044,7 +20641,7 @@
       <w:pPr>
         <w:pStyle w:val="Ttulo2"/>
       </w:pPr>
-      <w:bookmarkStart w:id="23" w:name="_Toc238702118"/>
+      <w:bookmarkStart w:id="23" w:name="_Toc243417831"/>
       <w:r>
         <w:t>8.2 Vistas de la aplicación de escritorio</w:t>
       </w:r>
@@ -20077,12 +20674,6 @@
         <w:gridCol w:w="1050"/>
       </w:tblGrid>
       <w:tr>
-        <w:tblPrEx>
-          <w:tblCellMar>
-            <w:top w:w="0" w:type="dxa"/>
-            <w:bottom w:w="0" w:type="dxa"/>
-          </w:tblCellMar>
-        </w:tblPrEx>
         <w:trPr>
           <w:tblHeader/>
         </w:trPr>
@@ -20283,12 +20874,6 @@
         </w:tc>
       </w:tr>
       <w:tr>
-        <w:tblPrEx>
-          <w:tblCellMar>
-            <w:top w:w="0" w:type="dxa"/>
-            <w:bottom w:w="0" w:type="dxa"/>
-          </w:tblCellMar>
-        </w:tblPrEx>
         <w:tc>
           <w:tcPr>
             <w:tcW w:w="3060" w:type="dxa"/>
@@ -20458,12 +21043,6 @@
         </w:tc>
       </w:tr>
       <w:tr>
-        <w:tblPrEx>
-          <w:tblCellMar>
-            <w:top w:w="0" w:type="dxa"/>
-            <w:bottom w:w="0" w:type="dxa"/>
-          </w:tblCellMar>
-        </w:tblPrEx>
         <w:tc>
           <w:tcPr>
             <w:tcW w:w="3060" w:type="dxa"/>
@@ -20640,12 +21219,6 @@
         </w:tc>
       </w:tr>
       <w:tr>
-        <w:tblPrEx>
-          <w:tblCellMar>
-            <w:top w:w="0" w:type="dxa"/>
-            <w:bottom w:w="0" w:type="dxa"/>
-          </w:tblCellMar>
-        </w:tblPrEx>
         <w:tc>
           <w:tcPr>
             <w:tcW w:w="3060" w:type="dxa"/>
@@ -20815,12 +21388,6 @@
         </w:tc>
       </w:tr>
       <w:tr>
-        <w:tblPrEx>
-          <w:tblCellMar>
-            <w:top w:w="0" w:type="dxa"/>
-            <w:bottom w:w="0" w:type="dxa"/>
-          </w:tblCellMar>
-        </w:tblPrEx>
         <w:tc>
           <w:tcPr>
             <w:tcW w:w="3060" w:type="dxa"/>
@@ -20997,12 +21564,6 @@
         </w:tc>
       </w:tr>
       <w:tr>
-        <w:tblPrEx>
-          <w:tblCellMar>
-            <w:top w:w="0" w:type="dxa"/>
-            <w:bottom w:w="0" w:type="dxa"/>
-          </w:tblCellMar>
-        </w:tblPrEx>
         <w:tc>
           <w:tcPr>
             <w:tcW w:w="3060" w:type="dxa"/>
@@ -21172,12 +21733,6 @@
         </w:tc>
       </w:tr>
       <w:tr>
-        <w:tblPrEx>
-          <w:tblCellMar>
-            <w:top w:w="0" w:type="dxa"/>
-            <w:bottom w:w="0" w:type="dxa"/>
-          </w:tblCellMar>
-        </w:tblPrEx>
         <w:tc>
           <w:tcPr>
             <w:tcW w:w="3060" w:type="dxa"/>
@@ -21354,12 +21909,6 @@
         </w:tc>
       </w:tr>
       <w:tr>
-        <w:tblPrEx>
-          <w:tblCellMar>
-            <w:top w:w="0" w:type="dxa"/>
-            <w:bottom w:w="0" w:type="dxa"/>
-          </w:tblCellMar>
-        </w:tblPrEx>
         <w:tc>
           <w:tcPr>
             <w:tcW w:w="3060" w:type="dxa"/>
@@ -21529,12 +22078,6 @@
         </w:tc>
       </w:tr>
       <w:tr>
-        <w:tblPrEx>
-          <w:tblCellMar>
-            <w:top w:w="0" w:type="dxa"/>
-            <w:bottom w:w="0" w:type="dxa"/>
-          </w:tblCellMar>
-        </w:tblPrEx>
         <w:tc>
           <w:tcPr>
             <w:tcW w:w="3060" w:type="dxa"/>
@@ -21711,12 +22254,6 @@
         </w:tc>
       </w:tr>
       <w:tr>
-        <w:tblPrEx>
-          <w:tblCellMar>
-            <w:top w:w="0" w:type="dxa"/>
-            <w:bottom w:w="0" w:type="dxa"/>
-          </w:tblCellMar>
-        </w:tblPrEx>
         <w:tc>
           <w:tcPr>
             <w:tcW w:w="3060" w:type="dxa"/>
@@ -21886,12 +22423,6 @@
         </w:tc>
       </w:tr>
       <w:tr>
-        <w:tblPrEx>
-          <w:tblCellMar>
-            <w:top w:w="0" w:type="dxa"/>
-            <w:bottom w:w="0" w:type="dxa"/>
-          </w:tblCellMar>
-        </w:tblPrEx>
         <w:tc>
           <w:tcPr>
             <w:tcW w:w="3060" w:type="dxa"/>
@@ -22068,12 +22599,6 @@
         </w:tc>
       </w:tr>
       <w:tr>
-        <w:tblPrEx>
-          <w:tblCellMar>
-            <w:top w:w="0" w:type="dxa"/>
-            <w:bottom w:w="0" w:type="dxa"/>
-          </w:tblCellMar>
-        </w:tblPrEx>
         <w:tc>
           <w:tcPr>
             <w:tcW w:w="3060" w:type="dxa"/>
@@ -22243,12 +22768,6 @@
         </w:tc>
       </w:tr>
       <w:tr>
-        <w:tblPrEx>
-          <w:tblCellMar>
-            <w:top w:w="0" w:type="dxa"/>
-            <w:bottom w:w="0" w:type="dxa"/>
-          </w:tblCellMar>
-        </w:tblPrEx>
         <w:tc>
           <w:tcPr>
             <w:tcW w:w="3060" w:type="dxa"/>
@@ -22425,12 +22944,6 @@
         </w:tc>
       </w:tr>
       <w:tr>
-        <w:tblPrEx>
-          <w:tblCellMar>
-            <w:top w:w="0" w:type="dxa"/>
-            <w:bottom w:w="0" w:type="dxa"/>
-          </w:tblCellMar>
-        </w:tblPrEx>
         <w:tc>
           <w:tcPr>
             <w:tcW w:w="3060" w:type="dxa"/>
@@ -22601,12 +23114,6 @@
         </w:tc>
       </w:tr>
       <w:tr>
-        <w:tblPrEx>
-          <w:tblCellMar>
-            <w:top w:w="0" w:type="dxa"/>
-            <w:bottom w:w="0" w:type="dxa"/>
-          </w:tblCellMar>
-        </w:tblPrEx>
         <w:tc>
           <w:tcPr>
             <w:tcW w:w="3060" w:type="dxa"/>
@@ -22783,12 +23290,6 @@
         </w:tc>
       </w:tr>
       <w:tr>
-        <w:tblPrEx>
-          <w:tblCellMar>
-            <w:top w:w="0" w:type="dxa"/>
-            <w:bottom w:w="0" w:type="dxa"/>
-          </w:tblCellMar>
-        </w:tblPrEx>
         <w:tc>
           <w:tcPr>
             <w:tcW w:w="3060" w:type="dxa"/>
@@ -22958,12 +23459,6 @@
         </w:tc>
       </w:tr>
       <w:tr>
-        <w:tblPrEx>
-          <w:tblCellMar>
-            <w:top w:w="0" w:type="dxa"/>
-            <w:bottom w:w="0" w:type="dxa"/>
-          </w:tblCellMar>
-        </w:tblPrEx>
         <w:tc>
           <w:tcPr>
             <w:tcW w:w="3060" w:type="dxa"/>
@@ -23140,12 +23635,6 @@
         </w:tc>
       </w:tr>
       <w:tr>
-        <w:tblPrEx>
-          <w:tblCellMar>
-            <w:top w:w="0" w:type="dxa"/>
-            <w:bottom w:w="0" w:type="dxa"/>
-          </w:tblCellMar>
-        </w:tblPrEx>
         <w:tc>
           <w:tcPr>
             <w:tcW w:w="3060" w:type="dxa"/>
@@ -23315,12 +23804,6 @@
         </w:tc>
       </w:tr>
       <w:tr>
-        <w:tblPrEx>
-          <w:tblCellMar>
-            <w:top w:w="0" w:type="dxa"/>
-            <w:bottom w:w="0" w:type="dxa"/>
-          </w:tblCellMar>
-        </w:tblPrEx>
         <w:tc>
           <w:tcPr>
             <w:tcW w:w="3060" w:type="dxa"/>
@@ -23497,12 +23980,6 @@
         </w:tc>
       </w:tr>
       <w:tr>
-        <w:tblPrEx>
-          <w:tblCellMar>
-            <w:top w:w="0" w:type="dxa"/>
-            <w:bottom w:w="0" w:type="dxa"/>
-          </w:tblCellMar>
-        </w:tblPrEx>
         <w:tc>
           <w:tcPr>
             <w:tcW w:w="3060" w:type="dxa"/>
@@ -23672,12 +24149,6 @@
         </w:tc>
       </w:tr>
       <w:tr>
-        <w:tblPrEx>
-          <w:tblCellMar>
-            <w:top w:w="0" w:type="dxa"/>
-            <w:bottom w:w="0" w:type="dxa"/>
-          </w:tblCellMar>
-        </w:tblPrEx>
         <w:tc>
           <w:tcPr>
             <w:tcW w:w="3060" w:type="dxa"/>
@@ -23854,12 +24325,6 @@
         </w:tc>
       </w:tr>
       <w:tr>
-        <w:tblPrEx>
-          <w:tblCellMar>
-            <w:top w:w="0" w:type="dxa"/>
-            <w:bottom w:w="0" w:type="dxa"/>
-          </w:tblCellMar>
-        </w:tblPrEx>
         <w:tc>
           <w:tcPr>
             <w:tcW w:w="3060" w:type="dxa"/>
@@ -24029,12 +24494,6 @@
         </w:tc>
       </w:tr>
       <w:tr>
-        <w:tblPrEx>
-          <w:tblCellMar>
-            <w:top w:w="0" w:type="dxa"/>
-            <w:bottom w:w="0" w:type="dxa"/>
-          </w:tblCellMar>
-        </w:tblPrEx>
         <w:tc>
           <w:tcPr>
             <w:tcW w:w="3060" w:type="dxa"/>
@@ -24211,12 +24670,6 @@
         </w:tc>
       </w:tr>
       <w:tr>
-        <w:tblPrEx>
-          <w:tblCellMar>
-            <w:top w:w="0" w:type="dxa"/>
-            <w:bottom w:w="0" w:type="dxa"/>
-          </w:tblCellMar>
-        </w:tblPrEx>
         <w:tc>
           <w:tcPr>
             <w:tcW w:w="3060" w:type="dxa"/>
@@ -24386,12 +24839,6 @@
         </w:tc>
       </w:tr>
       <w:tr>
-        <w:tblPrEx>
-          <w:tblCellMar>
-            <w:top w:w="0" w:type="dxa"/>
-            <w:bottom w:w="0" w:type="dxa"/>
-          </w:tblCellMar>
-        </w:tblPrEx>
         <w:tc>
           <w:tcPr>
             <w:tcW w:w="3060" w:type="dxa"/>
@@ -24568,12 +25015,6 @@
         </w:tc>
       </w:tr>
       <w:tr>
-        <w:tblPrEx>
-          <w:tblCellMar>
-            <w:top w:w="0" w:type="dxa"/>
-            <w:bottom w:w="0" w:type="dxa"/>
-          </w:tblCellMar>
-        </w:tblPrEx>
         <w:tc>
           <w:tcPr>
             <w:tcW w:w="3060" w:type="dxa"/>
@@ -24743,12 +25184,6 @@
         </w:tc>
       </w:tr>
       <w:tr>
-        <w:tblPrEx>
-          <w:tblCellMar>
-            <w:top w:w="0" w:type="dxa"/>
-            <w:bottom w:w="0" w:type="dxa"/>
-          </w:tblCellMar>
-        </w:tblPrEx>
         <w:tc>
           <w:tcPr>
             <w:tcW w:w="3060" w:type="dxa"/>
@@ -24925,12 +25360,6 @@
         </w:tc>
       </w:tr>
       <w:tr>
-        <w:tblPrEx>
-          <w:tblCellMar>
-            <w:top w:w="0" w:type="dxa"/>
-            <w:bottom w:w="0" w:type="dxa"/>
-          </w:tblCellMar>
-        </w:tblPrEx>
         <w:tc>
           <w:tcPr>
             <w:tcW w:w="3060" w:type="dxa"/>
@@ -25110,14 +25539,14 @@
         <w:spacing w:after="120" w:line="276" w:lineRule="auto"/>
       </w:pPr>
       <w:r>
-        <w:t xml:space="preserve">Total: veintisiete vistas de escritorio. La vista de registro de horas y consumos destinada al operario debe diseñarse de manera diferenciada del resto, con campos de gran tamaño, navegación simplificada y ausencia de menús, considerando que se opera desde un equipo compartido en planta. No corresponde reutilizar la grilla de administración con menos opciones.</w:t>
+        <w:t>Total: veintisiete vistas de escritorio. La vista de registro de horas y consumos destinada al operario debe diseñarse de manera diferenciada del resto, con campos de gran tamaño, navegación simplificada y ausencia de menús, considerando que se opera desde un equipo compartido en planta. No corresponde reutilizar la grilla de administración con menos opciones.</w:t>
       </w:r>
     </w:p>
     <w:p>
       <w:pPr>
         <w:pStyle w:val="Ttulo2"/>
       </w:pPr>
-      <w:bookmarkStart w:id="24" w:name="_Toc238702119"/>
+      <w:bookmarkStart w:id="24" w:name="_Toc243417832"/>
       <w:r>
         <w:t>8.3 Vistas de la aplicación web</w:t>
       </w:r>
@@ -25146,12 +25575,6 @@
         <w:gridCol w:w="2100"/>
       </w:tblGrid>
       <w:tr>
-        <w:tblPrEx>
-          <w:tblCellMar>
-            <w:top w:w="0" w:type="dxa"/>
-            <w:bottom w:w="0" w:type="dxa"/>
-          </w:tblCellMar>
-        </w:tblPrEx>
         <w:trPr>
           <w:tblHeader/>
         </w:trPr>
@@ -25240,12 +25663,6 @@
         </w:tc>
       </w:tr>
       <w:tr>
-        <w:tblPrEx>
-          <w:tblCellMar>
-            <w:top w:w="0" w:type="dxa"/>
-            <w:bottom w:w="0" w:type="dxa"/>
-          </w:tblCellMar>
-        </w:tblPrEx>
         <w:tc>
           <w:tcPr>
             <w:tcW w:w="5160" w:type="dxa"/>
@@ -25319,12 +25736,6 @@
         </w:tc>
       </w:tr>
       <w:tr>
-        <w:tblPrEx>
-          <w:tblCellMar>
-            <w:top w:w="0" w:type="dxa"/>
-            <w:bottom w:w="0" w:type="dxa"/>
-          </w:tblCellMar>
-        </w:tblPrEx>
         <w:tc>
           <w:tcPr>
             <w:tcW w:w="5160" w:type="dxa"/>
@@ -25401,12 +25812,6 @@
         </w:tc>
       </w:tr>
       <w:tr>
-        <w:tblPrEx>
-          <w:tblCellMar>
-            <w:top w:w="0" w:type="dxa"/>
-            <w:bottom w:w="0" w:type="dxa"/>
-          </w:tblCellMar>
-        </w:tblPrEx>
         <w:tc>
           <w:tcPr>
             <w:tcW w:w="5160" w:type="dxa"/>
@@ -25480,12 +25885,6 @@
         </w:tc>
       </w:tr>
       <w:tr>
-        <w:tblPrEx>
-          <w:tblCellMar>
-            <w:top w:w="0" w:type="dxa"/>
-            <w:bottom w:w="0" w:type="dxa"/>
-          </w:tblCellMar>
-        </w:tblPrEx>
         <w:tc>
           <w:tcPr>
             <w:tcW w:w="5160" w:type="dxa"/>
@@ -25562,12 +25961,6 @@
         </w:tc>
       </w:tr>
       <w:tr>
-        <w:tblPrEx>
-          <w:tblCellMar>
-            <w:top w:w="0" w:type="dxa"/>
-            <w:bottom w:w="0" w:type="dxa"/>
-          </w:tblCellMar>
-        </w:tblPrEx>
         <w:tc>
           <w:tcPr>
             <w:tcW w:w="5160" w:type="dxa"/>
@@ -25641,12 +26034,6 @@
         </w:tc>
       </w:tr>
       <w:tr>
-        <w:tblPrEx>
-          <w:tblCellMar>
-            <w:top w:w="0" w:type="dxa"/>
-            <w:bottom w:w="0" w:type="dxa"/>
-          </w:tblCellMar>
-        </w:tblPrEx>
         <w:tc>
           <w:tcPr>
             <w:tcW w:w="5160" w:type="dxa"/>
@@ -25723,12 +26110,6 @@
         </w:tc>
       </w:tr>
       <w:tr>
-        <w:tblPrEx>
-          <w:tblCellMar>
-            <w:top w:w="0" w:type="dxa"/>
-            <w:bottom w:w="0" w:type="dxa"/>
-          </w:tblCellMar>
-        </w:tblPrEx>
         <w:tc>
           <w:tcPr>
             <w:tcW w:w="5160" w:type="dxa"/>
@@ -25803,12 +26184,6 @@
         </w:tc>
       </w:tr>
       <w:tr>
-        <w:tblPrEx>
-          <w:tblCellMar>
-            <w:top w:w="0" w:type="dxa"/>
-            <w:bottom w:w="0" w:type="dxa"/>
-          </w:tblCellMar>
-        </w:tblPrEx>
         <w:tc>
           <w:tcPr>
             <w:tcW w:w="5160" w:type="dxa"/>
@@ -25885,12 +26260,6 @@
         </w:tc>
       </w:tr>
       <w:tr>
-        <w:tblPrEx>
-          <w:tblCellMar>
-            <w:top w:w="0" w:type="dxa"/>
-            <w:bottom w:w="0" w:type="dxa"/>
-          </w:tblCellMar>
-        </w:tblPrEx>
         <w:tc>
           <w:tcPr>
             <w:tcW w:w="5160" w:type="dxa"/>
@@ -25910,7 +26279,7 @@
                 <w:sz w:val="18"/>
                 <w:szCs w:val="18"/>
               </w:rPr>
-              <w:t>Pago en línea y comprobantes</w:t>
+              <w:t>Consulta de seguimiento de pedido sin sesión (API pública)</w:t>
             </w:r>
           </w:p>
         </w:tc>
@@ -25934,7 +26303,7 @@
                 <w:sz w:val="18"/>
                 <w:szCs w:val="18"/>
               </w:rPr>
-              <w:t>—</w:t>
+              <w:t>✓</w:t>
             </w:r>
           </w:p>
         </w:tc>
@@ -25964,40 +26333,32 @@
         </w:tc>
       </w:tr>
       <w:tr>
-        <w:tblPrEx>
-          <w:tblCellMar>
-            <w:top w:w="0" w:type="dxa"/>
-            <w:bottom w:w="0" w:type="dxa"/>
-          </w:tblCellMar>
-        </w:tblPrEx>
         <w:tc>
           <w:tcPr>
             <w:tcW w:w="5160" w:type="dxa"/>
-            <w:shd w:val="clear" w:color="auto" w:fill="EEF2F7"/>
-            <w:tcMar>
-              <w:top w:w="60" w:type="dxa"/>
-              <w:left w:w="100" w:type="dxa"/>
-              <w:bottom w:w="60" w:type="dxa"/>
-              <w:right w:w="100" w:type="dxa"/>
-            </w:tcMar>
-          </w:tcPr>
-          <w:p>
-            <w:pPr>
-              <w:spacing w:before="40" w:after="40"/>
-            </w:pPr>
-            <w:r>
-              <w:rPr>
-                <w:sz w:val="18"/>
-                <w:szCs w:val="18"/>
-              </w:rPr>
-              <w:t>Informe de ensayos y descargas</w:t>
+            <w:tcMar>
+              <w:top w:w="60" w:type="dxa"/>
+              <w:left w:w="100" w:type="dxa"/>
+              <w:bottom w:w="60" w:type="dxa"/>
+              <w:right w:w="100" w:type="dxa"/>
+            </w:tcMar>
+          </w:tcPr>
+          <w:p>
+            <w:pPr>
+              <w:spacing w:before="40" w:after="40"/>
+            </w:pPr>
+            <w:r>
+              <w:rPr>
+                <w:sz w:val="18"/>
+                <w:szCs w:val="18"/>
+              </w:rPr>
+              <w:t>Pago en línea y comprobantes</w:t>
             </w:r>
           </w:p>
         </w:tc>
         <w:tc>
           <w:tcPr>
             <w:tcW w:w="2100" w:type="dxa"/>
-            <w:shd w:val="clear" w:color="auto" w:fill="EEF2F7"/>
             <w:tcMar>
               <w:top w:w="60" w:type="dxa"/>
               <w:left w:w="100" w:type="dxa"/>
@@ -26022,7 +26383,6 @@
         <w:tc>
           <w:tcPr>
             <w:tcW w:w="2100" w:type="dxa"/>
-            <w:shd w:val="clear" w:color="auto" w:fill="EEF2F7"/>
             <w:tcMar>
               <w:top w:w="60" w:type="dxa"/>
               <w:left w:w="100" w:type="dxa"/>
@@ -26046,12 +26406,82 @@
         </w:tc>
       </w:tr>
       <w:tr>
-        <w:tblPrEx>
-          <w:tblCellMar>
-            <w:top w:w="0" w:type="dxa"/>
-            <w:bottom w:w="0" w:type="dxa"/>
-          </w:tblCellMar>
-        </w:tblPrEx>
+        <w:tc>
+          <w:tcPr>
+            <w:tcW w:w="5160" w:type="dxa"/>
+            <w:shd w:val="clear" w:color="auto" w:fill="EEF2F7"/>
+            <w:tcMar>
+              <w:top w:w="60" w:type="dxa"/>
+              <w:left w:w="100" w:type="dxa"/>
+              <w:bottom w:w="60" w:type="dxa"/>
+              <w:right w:w="100" w:type="dxa"/>
+            </w:tcMar>
+          </w:tcPr>
+          <w:p>
+            <w:pPr>
+              <w:spacing w:before="40" w:after="40"/>
+            </w:pPr>
+            <w:r>
+              <w:rPr>
+                <w:sz w:val="18"/>
+                <w:szCs w:val="18"/>
+              </w:rPr>
+              <w:t>Informe de ensayos y descargas</w:t>
+            </w:r>
+          </w:p>
+        </w:tc>
+        <w:tc>
+          <w:tcPr>
+            <w:tcW w:w="2100" w:type="dxa"/>
+            <w:shd w:val="clear" w:color="auto" w:fill="EEF2F7"/>
+            <w:tcMar>
+              <w:top w:w="60" w:type="dxa"/>
+              <w:left w:w="100" w:type="dxa"/>
+              <w:bottom w:w="60" w:type="dxa"/>
+              <w:right w:w="100" w:type="dxa"/>
+            </w:tcMar>
+          </w:tcPr>
+          <w:p>
+            <w:pPr>
+              <w:spacing w:before="40" w:after="40"/>
+              <w:jc w:val="center"/>
+            </w:pPr>
+            <w:r>
+              <w:rPr>
+                <w:sz w:val="18"/>
+                <w:szCs w:val="18"/>
+              </w:rPr>
+              <w:t>—</w:t>
+            </w:r>
+          </w:p>
+        </w:tc>
+        <w:tc>
+          <w:tcPr>
+            <w:tcW w:w="2100" w:type="dxa"/>
+            <w:shd w:val="clear" w:color="auto" w:fill="EEF2F7"/>
+            <w:tcMar>
+              <w:top w:w="60" w:type="dxa"/>
+              <w:left w:w="100" w:type="dxa"/>
+              <w:bottom w:w="60" w:type="dxa"/>
+              <w:right w:w="100" w:type="dxa"/>
+            </w:tcMar>
+          </w:tcPr>
+          <w:p>
+            <w:pPr>
+              <w:spacing w:before="40" w:after="40"/>
+              <w:jc w:val="center"/>
+            </w:pPr>
+            <w:r>
+              <w:rPr>
+                <w:sz w:val="18"/>
+                <w:szCs w:val="18"/>
+              </w:rPr>
+              <w:t>✓</w:t>
+            </w:r>
+          </w:p>
+        </w:tc>
+      </w:tr>
+      <w:tr>
         <w:tc>
           <w:tcPr>
             <w:tcW w:w="5160" w:type="dxa"/>
@@ -26135,7 +26565,7 @@
         <w:spacing w:after="120" w:line="276" w:lineRule="auto"/>
       </w:pPr>
       <w:r>
-        <w:t>Total: once vistas web. Conforme a RN-16, el filtrado de los documentos del cliente debe implementarse en la capa de servicio y no únicamente en la vista.</w:t>
+        <w:t>Total: doce vistas web. La ficha del modelo incluye además la estimación de precio de la API del cotizador, disponible para el cliente autenticado. Conforme a RN-16, el filtrado de los documentos del cliente debe implementarse en la capa de servicio y no únicamente en la vista.</w:t>
       </w:r>
     </w:p>
     <w:p>
@@ -26148,7 +26578,7 @@
         <w:spacing w:after="120" w:line="276" w:lineRule="auto"/>
       </w:pPr>
       <w:r>
-        <w:t xml:space="preserve">Adicionalmente, y conforme a los requerimientos de la sección 6.11, el comportamiento de las vistas web queda condicionado a los parámetros administrados desde la aplicación de escritorio. En particular, el modo mantención suspende el acceso a la totalidad de las vistas del cliente autenticado, la deshabilitación del pago suprime la vista de pago en línea, y la suspensión de una cuenta impide la autenticación. Esta dependencia hace verificable en tiempo de ejecución el requisito de que la aplicación de escritorio administre la aplicación web.</w:t>
+        <w:t>Adicionalmente, y conforme a los requerimientos de la sección 6.11, el comportamiento de las vistas web queda condicionado a los parámetros administrados desde la aplicación de escritorio. En particular, el modo mantención suspende el acceso a la totalidad de las vistas del cliente autenticado, la deshabilitación del pago suprime la vista de pago en línea, y la suspensión de una cuenta impide la autenticación. Esta dependencia hace verificable en tiempo de ejecución el requisito de que la aplicación de escritorio administre la aplicación web.</w:t>
       </w:r>
     </w:p>
     <w:p>
@@ -26160,7 +26590,7 @@
       <w:pPr>
         <w:pStyle w:val="Ttulo1"/>
       </w:pPr>
-      <w:bookmarkStart w:id="25" w:name="_Toc238702120"/>
+      <w:bookmarkStart w:id="25" w:name="_Toc243417833"/>
       <w:r>
         <w:lastRenderedPageBreak/>
         <w:t>9. Restricciones del proyecto</w:t>
@@ -26189,12 +26619,6 @@
         <w:gridCol w:w="8160"/>
       </w:tblGrid>
       <w:tr>
-        <w:tblPrEx>
-          <w:tblCellMar>
-            <w:top w:w="0" w:type="dxa"/>
-            <w:bottom w:w="0" w:type="dxa"/>
-          </w:tblCellMar>
-        </w:tblPrEx>
         <w:trPr>
           <w:tblHeader/>
         </w:trPr>
@@ -26254,12 +26678,6 @@
         </w:tc>
       </w:tr>
       <w:tr>
-        <w:tblPrEx>
-          <w:tblCellMar>
-            <w:top w:w="0" w:type="dxa"/>
-            <w:bottom w:w="0" w:type="dxa"/>
-          </w:tblCellMar>
-        </w:tblPrEx>
         <w:tc>
           <w:tcPr>
             <w:tcW w:w="1200" w:type="dxa"/>
@@ -26308,12 +26726,6 @@
         </w:tc>
       </w:tr>
       <w:tr>
-        <w:tblPrEx>
-          <w:tblCellMar>
-            <w:top w:w="0" w:type="dxa"/>
-            <w:bottom w:w="0" w:type="dxa"/>
-          </w:tblCellMar>
-        </w:tblPrEx>
         <w:tc>
           <w:tcPr>
             <w:tcW w:w="1200" w:type="dxa"/>
@@ -26364,12 +26776,6 @@
         </w:tc>
       </w:tr>
       <w:tr>
-        <w:tblPrEx>
-          <w:tblCellMar>
-            <w:top w:w="0" w:type="dxa"/>
-            <w:bottom w:w="0" w:type="dxa"/>
-          </w:tblCellMar>
-        </w:tblPrEx>
         <w:tc>
           <w:tcPr>
             <w:tcW w:w="1200" w:type="dxa"/>
@@ -26412,18 +26818,12 @@
                 <w:sz w:val="18"/>
                 <w:szCs w:val="18"/>
               </w:rPr>
-              <w:t xml:space="preserve">Stack tecnológico definido: Python, Django, Django REST Framework, PostgreSQL, PySide6, Bootstrap 5 y htmx.</w:t>
+              <w:t>Stack tecnológico definido: Python, Django, Django REST Framework, PostgreSQL, PySide6, Bootstrap 5 y htmx.</w:t>
             </w:r>
           </w:p>
         </w:tc>
       </w:tr>
       <w:tr>
-        <w:tblPrEx>
-          <w:tblCellMar>
-            <w:top w:w="0" w:type="dxa"/>
-            <w:bottom w:w="0" w:type="dxa"/>
-          </w:tblCellMar>
-        </w:tblPrEx>
         <w:tc>
           <w:tcPr>
             <w:tcW w:w="1200" w:type="dxa"/>
@@ -26474,12 +26874,6 @@
         </w:tc>
       </w:tr>
       <w:tr>
-        <w:tblPrEx>
-          <w:tblCellMar>
-            <w:top w:w="0" w:type="dxa"/>
-            <w:bottom w:w="0" w:type="dxa"/>
-          </w:tblCellMar>
-        </w:tblPrEx>
         <w:tc>
           <w:tcPr>
             <w:tcW w:w="1200" w:type="dxa"/>
@@ -26522,18 +26916,12 @@
                 <w:sz w:val="18"/>
                 <w:szCs w:val="18"/>
               </w:rPr>
-              <w:t xml:space="preserve">Entre cuatro y cinco APIs externas integradas. La API REST propia constituye arquitectura y no se contabiliza en ese total.</w:t>
+              <w:t>Entre cuatro y cinco APIs externas integradas. El sistema integra cinco: mindicador.cl, Nager.Date, Nominatim, PayPal y Brevo. La API REST interna constituye arquitectura y no se contabiliza en ese total. Además, el sistema expone APIs públicas propias para terceros (seguimiento de pedidos y cotizador; disponibilidad de materiales planificada), protegidas con clave de API y documentadas con Swagger.</w:t>
             </w:r>
           </w:p>
         </w:tc>
       </w:tr>
       <w:tr>
-        <w:tblPrEx>
-          <w:tblCellMar>
-            <w:top w:w="0" w:type="dxa"/>
-            <w:bottom w:w="0" w:type="dxa"/>
-          </w:tblCellMar>
-        </w:tblPrEx>
         <w:tc>
           <w:tcPr>
             <w:tcW w:w="1200" w:type="dxa"/>
@@ -26584,12 +26972,6 @@
         </w:tc>
       </w:tr>
       <w:tr>
-        <w:tblPrEx>
-          <w:tblCellMar>
-            <w:top w:w="0" w:type="dxa"/>
-            <w:bottom w:w="0" w:type="dxa"/>
-          </w:tblCellMar>
-        </w:tblPrEx>
         <w:tc>
           <w:tcPr>
             <w:tcW w:w="1200" w:type="dxa"/>
@@ -26638,12 +27020,6 @@
         </w:tc>
       </w:tr>
       <w:tr>
-        <w:tblPrEx>
-          <w:tblCellMar>
-            <w:top w:w="0" w:type="dxa"/>
-            <w:bottom w:w="0" w:type="dxa"/>
-          </w:tblCellMar>
-        </w:tblPrEx>
         <w:tc>
           <w:tcPr>
             <w:tcW w:w="1200" w:type="dxa"/>
@@ -26698,7 +27074,7 @@
       <w:pPr>
         <w:pStyle w:val="Ttulo1"/>
       </w:pPr>
-      <w:bookmarkStart w:id="26" w:name="_Toc238702121"/>
+      <w:bookmarkStart w:id="26" w:name="_Toc243417834"/>
       <w:r>
         <w:t>10. Supuestos y exclusiones</w:t>
       </w:r>
@@ -26708,7 +27084,7 @@
       <w:pPr>
         <w:pStyle w:val="Ttulo2"/>
       </w:pPr>
-      <w:bookmarkStart w:id="27" w:name="_Toc238702122"/>
+      <w:bookmarkStart w:id="27" w:name="_Toc243417835"/>
       <w:r>
         <w:t>10.1 Supuestos</w:t>
       </w:r>
@@ -26757,7 +27133,7 @@
       <w:pPr>
         <w:pStyle w:val="Ttulo2"/>
       </w:pPr>
-      <w:bookmarkStart w:id="28" w:name="_Toc238702123"/>
+      <w:bookmarkStart w:id="28" w:name="_Toc243417836"/>
       <w:r>
         <w:t>10.2 Exclusiones declaradas</w:t>
       </w:r>
@@ -26832,7 +27208,7 @@
       <w:pPr>
         <w:pStyle w:val="Ttulo1"/>
       </w:pPr>
-      <w:bookmarkStart w:id="29" w:name="_Toc238702124"/>
+      <w:bookmarkStart w:id="29" w:name="_Toc243417837"/>
       <w:r>
         <w:t>11. Matriz de trazabilidad</w:t>
       </w:r>
@@ -26864,21 +27240,15 @@
         <w:tblLook w:val="04A0" w:firstRow="1" w:lastRow="0" w:firstColumn="1" w:lastColumn="0" w:noHBand="0" w:noVBand="1"/>
       </w:tblPr>
       <w:tblGrid>
-        <w:gridCol w:w="1500"/>
-        <w:gridCol w:w="1700"/>
-        <w:gridCol w:w="1200"/>
-        <w:gridCol w:w="1500"/>
-        <w:gridCol w:w="1400"/>
-        <w:gridCol w:w="900"/>
-        <w:gridCol w:w="1160"/>
+        <w:gridCol w:w="1193"/>
+        <w:gridCol w:w="1537"/>
+        <w:gridCol w:w="1107"/>
+        <w:gridCol w:w="1193"/>
+        <w:gridCol w:w="2384"/>
+        <w:gridCol w:w="792"/>
+        <w:gridCol w:w="1154"/>
       </w:tblGrid>
       <w:tr>
-        <w:tblPrEx>
-          <w:tblCellMar>
-            <w:top w:w="0" w:type="dxa"/>
-            <w:bottom w:w="0" w:type="dxa"/>
-          </w:tblCellMar>
-        </w:tblPrEx>
         <w:trPr>
           <w:tblHeader/>
         </w:trPr>
@@ -27081,12 +27451,6 @@
         </w:tc>
       </w:tr>
       <w:tr>
-        <w:tblPrEx>
-          <w:tblCellMar>
-            <w:top w:w="0" w:type="dxa"/>
-            <w:bottom w:w="0" w:type="dxa"/>
-          </w:tblCellMar>
-        </w:tblPrEx>
         <w:tc>
           <w:tcPr>
             <w:tcW w:w="1500" w:type="dxa"/>
@@ -27257,12 +27621,6 @@
         </w:tc>
       </w:tr>
       <w:tr>
-        <w:tblPrEx>
-          <w:tblCellMar>
-            <w:top w:w="0" w:type="dxa"/>
-            <w:bottom w:w="0" w:type="dxa"/>
-          </w:tblCellMar>
-        </w:tblPrEx>
         <w:tc>
           <w:tcPr>
             <w:tcW w:w="1500" w:type="dxa"/>
@@ -27433,12 +27791,6 @@
         </w:tc>
       </w:tr>
       <w:tr>
-        <w:tblPrEx>
-          <w:tblCellMar>
-            <w:top w:w="0" w:type="dxa"/>
-            <w:bottom w:w="0" w:type="dxa"/>
-          </w:tblCellMar>
-        </w:tblPrEx>
         <w:tc>
           <w:tcPr>
             <w:tcW w:w="1500" w:type="dxa"/>
@@ -27609,12 +27961,6 @@
         </w:tc>
       </w:tr>
       <w:tr>
-        <w:tblPrEx>
-          <w:tblCellMar>
-            <w:top w:w="0" w:type="dxa"/>
-            <w:bottom w:w="0" w:type="dxa"/>
-          </w:tblCellMar>
-        </w:tblPrEx>
         <w:tc>
           <w:tcPr>
             <w:tcW w:w="1500" w:type="dxa"/>
@@ -27785,12 +28131,6 @@
         </w:tc>
       </w:tr>
       <w:tr>
-        <w:tblPrEx>
-          <w:tblCellMar>
-            <w:top w:w="0" w:type="dxa"/>
-            <w:bottom w:w="0" w:type="dxa"/>
-          </w:tblCellMar>
-        </w:tblPrEx>
         <w:tc>
           <w:tcPr>
             <w:tcW w:w="1500" w:type="dxa"/>
@@ -27961,12 +28301,6 @@
         </w:tc>
       </w:tr>
       <w:tr>
-        <w:tblPrEx>
-          <w:tblCellMar>
-            <w:top w:w="0" w:type="dxa"/>
-            <w:bottom w:w="0" w:type="dxa"/>
-          </w:tblCellMar>
-        </w:tblPrEx>
         <w:tc>
           <w:tcPr>
             <w:tcW w:w="1500" w:type="dxa"/>
@@ -28137,12 +28471,6 @@
         </w:tc>
       </w:tr>
       <w:tr>
-        <w:tblPrEx>
-          <w:tblCellMar>
-            <w:top w:w="0" w:type="dxa"/>
-            <w:bottom w:w="0" w:type="dxa"/>
-          </w:tblCellMar>
-        </w:tblPrEx>
         <w:tc>
           <w:tcPr>
             <w:tcW w:w="1500" w:type="dxa"/>
@@ -28313,12 +28641,6 @@
         </w:tc>
       </w:tr>
       <w:tr>
-        <w:tblPrEx>
-          <w:tblCellMar>
-            <w:top w:w="0" w:type="dxa"/>
-            <w:bottom w:w="0" w:type="dxa"/>
-          </w:tblCellMar>
-        </w:tblPrEx>
         <w:tc>
           <w:tcPr>
             <w:tcW w:w="1500" w:type="dxa"/>
@@ -28489,12 +28811,6 @@
         </w:tc>
       </w:tr>
       <w:tr>
-        <w:tblPrEx>
-          <w:tblCellMar>
-            <w:top w:w="0" w:type="dxa"/>
-            <w:bottom w:w="0" w:type="dxa"/>
-          </w:tblCellMar>
-        </w:tblPrEx>
         <w:tc>
           <w:tcPr>
             <w:tcW w:w="1500" w:type="dxa"/>
@@ -28665,12 +28981,6 @@
         </w:tc>
       </w:tr>
       <w:tr>
-        <w:tblPrEx>
-          <w:tblCellMar>
-            <w:top w:w="0" w:type="dxa"/>
-            <w:bottom w:w="0" w:type="dxa"/>
-          </w:tblCellMar>
-        </w:tblPrEx>
         <w:tc>
           <w:tcPr>
             <w:tcW w:w="1500" w:type="dxa"/>
@@ -28841,12 +29151,6 @@
         </w:tc>
       </w:tr>
       <w:tr>
-        <w:tblPrEx>
-          <w:tblCellMar>
-            <w:top w:w="0" w:type="dxa"/>
-            <w:bottom w:w="0" w:type="dxa"/>
-          </w:tblCellMar>
-        </w:tblPrEx>
         <w:tc>
           <w:tcPr>
             <w:tcW w:w="1500" w:type="dxa"/>
@@ -29017,12 +29321,6 @@
         </w:tc>
       </w:tr>
       <w:tr>
-        <w:tblPrEx>
-          <w:tblCellMar>
-            <w:top w:w="0" w:type="dxa"/>
-            <w:bottom w:w="0" w:type="dxa"/>
-          </w:tblCellMar>
-        </w:tblPrEx>
         <w:tc>
           <w:tcPr>
             <w:tcW w:w="1500" w:type="dxa"/>
@@ -29193,12 +29491,6 @@
         </w:tc>
       </w:tr>
       <w:tr>
-        <w:tblPrEx>
-          <w:tblCellMar>
-            <w:top w:w="0" w:type="dxa"/>
-            <w:bottom w:w="0" w:type="dxa"/>
-          </w:tblCellMar>
-        </w:tblPrEx>
         <w:tc>
           <w:tcPr>
             <w:tcW w:w="1500" w:type="dxa"/>
@@ -29369,12 +29661,6 @@
         </w:tc>
       </w:tr>
       <w:tr>
-        <w:tblPrEx>
-          <w:tblCellMar>
-            <w:top w:w="0" w:type="dxa"/>
-            <w:bottom w:w="0" w:type="dxa"/>
-          </w:tblCellMar>
-        </w:tblPrEx>
         <w:tc>
           <w:tcPr>
             <w:tcW w:w="1500" w:type="dxa"/>
@@ -29545,12 +29831,6 @@
         </w:tc>
       </w:tr>
       <w:tr>
-        <w:tblPrEx>
-          <w:tblCellMar>
-            <w:top w:w="0" w:type="dxa"/>
-            <w:bottom w:w="0" w:type="dxa"/>
-          </w:tblCellMar>
-        </w:tblPrEx>
         <w:tc>
           <w:tcPr>
             <w:tcW w:w="1500" w:type="dxa"/>
@@ -29571,6 +29851,7 @@
                 <w:sz w:val="18"/>
                 <w:szCs w:val="18"/>
               </w:rPr>
+              <w:lastRenderedPageBreak/>
               <w:t>RN-15</w:t>
             </w:r>
           </w:p>
@@ -29721,12 +30002,6 @@
         </w:tc>
       </w:tr>
       <w:tr>
-        <w:tblPrEx>
-          <w:tblCellMar>
-            <w:top w:w="0" w:type="dxa"/>
-            <w:bottom w:w="0" w:type="dxa"/>
-          </w:tblCellMar>
-        </w:tblPrEx>
         <w:tc>
           <w:tcPr>
             <w:tcW w:w="1500" w:type="dxa"/>
@@ -29897,12 +30172,6 @@
         </w:tc>
       </w:tr>
       <w:tr>
-        <w:tblPrEx>
-          <w:tblCellMar>
-            <w:top w:w="0" w:type="dxa"/>
-            <w:bottom w:w="0" w:type="dxa"/>
-          </w:tblCellMar>
-        </w:tblPrEx>
         <w:tc>
           <w:tcPr>
             <w:tcW w:w="1500" w:type="dxa"/>
@@ -30073,12 +30342,6 @@
         </w:tc>
       </w:tr>
       <w:tr>
-        <w:tblPrEx>
-          <w:tblCellMar>
-            <w:top w:w="0" w:type="dxa"/>
-            <w:bottom w:w="0" w:type="dxa"/>
-          </w:tblCellMar>
-        </w:tblPrEx>
         <w:tc>
           <w:tcPr>
             <w:tcW w:w="1500" w:type="dxa"/>
@@ -30244,6 +30507,516 @@
                 <w:szCs w:val="18"/>
               </w:rPr>
               <w:t>Benjamín Delgado</w:t>
+            </w:r>
+          </w:p>
+        </w:tc>
+      </w:tr>
+      <w:tr>
+        <w:tc>
+          <w:tcPr>
+            <w:tcW w:w="1500" w:type="dxa"/>
+            <w:tcMar>
+              <w:top w:w="60" w:type="dxa"/>
+              <w:left w:w="100" w:type="dxa"/>
+              <w:bottom w:w="60" w:type="dxa"/>
+              <w:right w:w="100" w:type="dxa"/>
+            </w:tcMar>
+          </w:tcPr>
+          <w:p>
+            <w:pPr>
+              <w:spacing w:before="40" w:after="40"/>
+              <w:jc w:val="center"/>
+            </w:pPr>
+            <w:r>
+              <w:rPr>
+                <w:sz w:val="18"/>
+                <w:szCs w:val="18"/>
+              </w:rPr>
+              <w:t>RN-16</w:t>
+            </w:r>
+          </w:p>
+        </w:tc>
+        <w:tc>
+          <w:tcPr>
+            <w:tcW w:w="1700" w:type="dxa"/>
+            <w:tcMar>
+              <w:top w:w="60" w:type="dxa"/>
+              <w:left w:w="100" w:type="dxa"/>
+              <w:bottom w:w="60" w:type="dxa"/>
+              <w:right w:w="100" w:type="dxa"/>
+            </w:tcMar>
+          </w:tcPr>
+          <w:p>
+            <w:pPr>
+              <w:spacing w:before="40" w:after="40"/>
+              <w:jc w:val="center"/>
+            </w:pPr>
+            <w:r>
+              <w:rPr>
+                <w:sz w:val="18"/>
+                <w:szCs w:val="18"/>
+              </w:rPr>
+              <w:t>RF-OT-12, RF-INT-04</w:t>
+            </w:r>
+          </w:p>
+        </w:tc>
+        <w:tc>
+          <w:tcPr>
+            <w:tcW w:w="1200" w:type="dxa"/>
+            <w:tcMar>
+              <w:top w:w="60" w:type="dxa"/>
+              <w:left w:w="100" w:type="dxa"/>
+              <w:bottom w:w="60" w:type="dxa"/>
+              <w:right w:w="100" w:type="dxa"/>
+            </w:tcMar>
+          </w:tcPr>
+          <w:p>
+            <w:pPr>
+              <w:spacing w:before="40" w:after="40"/>
+              <w:jc w:val="center"/>
+            </w:pPr>
+            <w:r>
+              <w:rPr>
+                <w:sz w:val="18"/>
+                <w:szCs w:val="18"/>
+              </w:rPr>
+              <w:t>CU-REP-06</w:t>
+            </w:r>
+          </w:p>
+        </w:tc>
+        <w:tc>
+          <w:tcPr>
+            <w:tcW w:w="1500" w:type="dxa"/>
+            <w:tcMar>
+              <w:top w:w="60" w:type="dxa"/>
+              <w:left w:w="100" w:type="dxa"/>
+              <w:bottom w:w="60" w:type="dxa"/>
+              <w:right w:w="100" w:type="dxa"/>
+            </w:tcMar>
+          </w:tcPr>
+          <w:p>
+            <w:pPr>
+              <w:spacing w:before="40" w:after="40"/>
+              <w:jc w:val="center"/>
+            </w:pPr>
+            <w:r>
+              <w:rPr>
+                <w:sz w:val="18"/>
+                <w:szCs w:val="18"/>
+              </w:rPr>
+              <w:t>HU-15</w:t>
+            </w:r>
+          </w:p>
+        </w:tc>
+        <w:tc>
+          <w:tcPr>
+            <w:tcW w:w="1400" w:type="dxa"/>
+            <w:tcMar>
+              <w:top w:w="60" w:type="dxa"/>
+              <w:left w:w="100" w:type="dxa"/>
+              <w:bottom w:w="60" w:type="dxa"/>
+              <w:right w:w="100" w:type="dxa"/>
+            </w:tcMar>
+          </w:tcPr>
+          <w:p>
+            <w:pPr>
+              <w:spacing w:before="40" w:after="40"/>
+              <w:jc w:val="center"/>
+            </w:pPr>
+            <w:r>
+              <w:rPr>
+                <w:sz w:val="18"/>
+                <w:szCs w:val="18"/>
+              </w:rPr>
+              <w:t>api_publica/tests.py</w:t>
+            </w:r>
+          </w:p>
+        </w:tc>
+        <w:tc>
+          <w:tcPr>
+            <w:tcW w:w="900" w:type="dxa"/>
+            <w:tcMar>
+              <w:top w:w="60" w:type="dxa"/>
+              <w:left w:w="100" w:type="dxa"/>
+              <w:bottom w:w="60" w:type="dxa"/>
+              <w:right w:w="100" w:type="dxa"/>
+            </w:tcMar>
+          </w:tcPr>
+          <w:p>
+            <w:pPr>
+              <w:spacing w:before="40" w:after="40"/>
+              <w:jc w:val="center"/>
+            </w:pPr>
+            <w:r>
+              <w:rPr>
+                <w:sz w:val="18"/>
+                <w:szCs w:val="18"/>
+              </w:rPr>
+              <w:t>S3</w:t>
+            </w:r>
+          </w:p>
+        </w:tc>
+        <w:tc>
+          <w:tcPr>
+            <w:tcW w:w="1160" w:type="dxa"/>
+            <w:tcMar>
+              <w:top w:w="60" w:type="dxa"/>
+              <w:left w:w="100" w:type="dxa"/>
+              <w:bottom w:w="60" w:type="dxa"/>
+              <w:right w:w="100" w:type="dxa"/>
+            </w:tcMar>
+          </w:tcPr>
+          <w:p>
+            <w:pPr>
+              <w:spacing w:before="40" w:after="40"/>
+              <w:jc w:val="center"/>
+            </w:pPr>
+            <w:r>
+              <w:rPr>
+                <w:sz w:val="18"/>
+                <w:szCs w:val="18"/>
+              </w:rPr>
+              <w:t>Camila Olivares</w:t>
+            </w:r>
+          </w:p>
+        </w:tc>
+      </w:tr>
+      <w:tr>
+        <w:tc>
+          <w:tcPr>
+            <w:tcW w:w="1500" w:type="dxa"/>
+            <w:tcMar>
+              <w:top w:w="60" w:type="dxa"/>
+              <w:left w:w="100" w:type="dxa"/>
+              <w:bottom w:w="60" w:type="dxa"/>
+              <w:right w:w="100" w:type="dxa"/>
+            </w:tcMar>
+          </w:tcPr>
+          <w:p>
+            <w:pPr>
+              <w:spacing w:before="40" w:after="40"/>
+              <w:jc w:val="center"/>
+            </w:pPr>
+            <w:r>
+              <w:rPr>
+                <w:sz w:val="18"/>
+                <w:szCs w:val="18"/>
+              </w:rPr>
+              <w:t>RN-03, RN-08</w:t>
+            </w:r>
+          </w:p>
+        </w:tc>
+        <w:tc>
+          <w:tcPr>
+            <w:tcW w:w="1700" w:type="dxa"/>
+            <w:tcMar>
+              <w:top w:w="60" w:type="dxa"/>
+              <w:left w:w="100" w:type="dxa"/>
+              <w:bottom w:w="60" w:type="dxa"/>
+              <w:right w:w="100" w:type="dxa"/>
+            </w:tcMar>
+          </w:tcPr>
+          <w:p>
+            <w:pPr>
+              <w:spacing w:before="40" w:after="40"/>
+              <w:jc w:val="center"/>
+            </w:pPr>
+            <w:r>
+              <w:rPr>
+                <w:sz w:val="18"/>
+                <w:szCs w:val="18"/>
+              </w:rPr>
+              <w:t>RF-COM-18, RF-INT-04</w:t>
+            </w:r>
+          </w:p>
+        </w:tc>
+        <w:tc>
+          <w:tcPr>
+            <w:tcW w:w="1200" w:type="dxa"/>
+            <w:tcMar>
+              <w:top w:w="60" w:type="dxa"/>
+              <w:left w:w="100" w:type="dxa"/>
+              <w:bottom w:w="60" w:type="dxa"/>
+              <w:right w:w="100" w:type="dxa"/>
+            </w:tcMar>
+          </w:tcPr>
+          <w:p>
+            <w:pPr>
+              <w:spacing w:before="40" w:after="40"/>
+              <w:jc w:val="center"/>
+            </w:pPr>
+            <w:r>
+              <w:rPr>
+                <w:sz w:val="18"/>
+                <w:szCs w:val="18"/>
+              </w:rPr>
+              <w:t>CU-REP-07</w:t>
+            </w:r>
+          </w:p>
+        </w:tc>
+        <w:tc>
+          <w:tcPr>
+            <w:tcW w:w="1500" w:type="dxa"/>
+            <w:tcMar>
+              <w:top w:w="60" w:type="dxa"/>
+              <w:left w:w="100" w:type="dxa"/>
+              <w:bottom w:w="60" w:type="dxa"/>
+              <w:right w:w="100" w:type="dxa"/>
+            </w:tcMar>
+          </w:tcPr>
+          <w:p>
+            <w:pPr>
+              <w:spacing w:before="40" w:after="40"/>
+              <w:jc w:val="center"/>
+            </w:pPr>
+            <w:r>
+              <w:rPr>
+                <w:sz w:val="18"/>
+                <w:szCs w:val="18"/>
+              </w:rPr>
+              <w:t>HU-16</w:t>
+            </w:r>
+          </w:p>
+        </w:tc>
+        <w:tc>
+          <w:tcPr>
+            <w:tcW w:w="1400" w:type="dxa"/>
+            <w:tcMar>
+              <w:top w:w="60" w:type="dxa"/>
+              <w:left w:w="100" w:type="dxa"/>
+              <w:bottom w:w="60" w:type="dxa"/>
+              <w:right w:w="100" w:type="dxa"/>
+            </w:tcMar>
+          </w:tcPr>
+          <w:p>
+            <w:pPr>
+              <w:spacing w:before="40" w:after="40"/>
+              <w:jc w:val="center"/>
+            </w:pPr>
+            <w:r>
+              <w:rPr>
+                <w:sz w:val="18"/>
+                <w:szCs w:val="18"/>
+              </w:rPr>
+              <w:t>api_publica/test_cotizador.py</w:t>
+            </w:r>
+          </w:p>
+        </w:tc>
+        <w:tc>
+          <w:tcPr>
+            <w:tcW w:w="900" w:type="dxa"/>
+            <w:tcMar>
+              <w:top w:w="60" w:type="dxa"/>
+              <w:left w:w="100" w:type="dxa"/>
+              <w:bottom w:w="60" w:type="dxa"/>
+              <w:right w:w="100" w:type="dxa"/>
+            </w:tcMar>
+          </w:tcPr>
+          <w:p>
+            <w:pPr>
+              <w:spacing w:before="40" w:after="40"/>
+              <w:jc w:val="center"/>
+            </w:pPr>
+            <w:r>
+              <w:rPr>
+                <w:sz w:val="18"/>
+                <w:szCs w:val="18"/>
+              </w:rPr>
+              <w:t>S3</w:t>
+            </w:r>
+          </w:p>
+        </w:tc>
+        <w:tc>
+          <w:tcPr>
+            <w:tcW w:w="1160" w:type="dxa"/>
+            <w:tcMar>
+              <w:top w:w="60" w:type="dxa"/>
+              <w:left w:w="100" w:type="dxa"/>
+              <w:bottom w:w="60" w:type="dxa"/>
+              <w:right w:w="100" w:type="dxa"/>
+            </w:tcMar>
+          </w:tcPr>
+          <w:p>
+            <w:pPr>
+              <w:spacing w:before="40" w:after="40"/>
+              <w:jc w:val="center"/>
+            </w:pPr>
+            <w:r>
+              <w:rPr>
+                <w:sz w:val="18"/>
+                <w:szCs w:val="18"/>
+              </w:rPr>
+              <w:t>Milko Soto</w:t>
+            </w:r>
+          </w:p>
+        </w:tc>
+      </w:tr>
+      <w:tr>
+        <w:tc>
+          <w:tcPr>
+            <w:tcW w:w="1500" w:type="dxa"/>
+            <w:tcMar>
+              <w:top w:w="60" w:type="dxa"/>
+              <w:left w:w="100" w:type="dxa"/>
+              <w:bottom w:w="60" w:type="dxa"/>
+              <w:right w:w="100" w:type="dxa"/>
+            </w:tcMar>
+          </w:tcPr>
+          <w:p>
+            <w:pPr>
+              <w:spacing w:before="40" w:after="40"/>
+              <w:jc w:val="center"/>
+            </w:pPr>
+            <w:r>
+              <w:rPr>
+                <w:sz w:val="18"/>
+                <w:szCs w:val="18"/>
+              </w:rPr>
+              <w:t>RN-09</w:t>
+            </w:r>
+          </w:p>
+        </w:tc>
+        <w:tc>
+          <w:tcPr>
+            <w:tcW w:w="1700" w:type="dxa"/>
+            <w:tcMar>
+              <w:top w:w="60" w:type="dxa"/>
+              <w:left w:w="100" w:type="dxa"/>
+              <w:bottom w:w="60" w:type="dxa"/>
+              <w:right w:w="100" w:type="dxa"/>
+            </w:tcMar>
+          </w:tcPr>
+          <w:p>
+            <w:pPr>
+              <w:spacing w:before="40" w:after="40"/>
+              <w:jc w:val="center"/>
+            </w:pPr>
+            <w:r>
+              <w:rPr>
+                <w:sz w:val="18"/>
+                <w:szCs w:val="18"/>
+              </w:rPr>
+              <w:t>RF-INV-09</w:t>
+            </w:r>
+          </w:p>
+        </w:tc>
+        <w:tc>
+          <w:tcPr>
+            <w:tcW w:w="1200" w:type="dxa"/>
+            <w:tcMar>
+              <w:top w:w="60" w:type="dxa"/>
+              <w:left w:w="100" w:type="dxa"/>
+              <w:bottom w:w="60" w:type="dxa"/>
+              <w:right w:w="100" w:type="dxa"/>
+            </w:tcMar>
+          </w:tcPr>
+          <w:p>
+            <w:pPr>
+              <w:spacing w:before="40" w:after="40"/>
+              <w:jc w:val="center"/>
+            </w:pPr>
+            <w:r>
+              <w:rPr>
+                <w:sz w:val="18"/>
+                <w:szCs w:val="18"/>
+              </w:rPr>
+              <w:t>Por especificar</w:t>
+            </w:r>
+          </w:p>
+        </w:tc>
+        <w:tc>
+          <w:tcPr>
+            <w:tcW w:w="1500" w:type="dxa"/>
+            <w:tcMar>
+              <w:top w:w="60" w:type="dxa"/>
+              <w:left w:w="100" w:type="dxa"/>
+              <w:bottom w:w="60" w:type="dxa"/>
+              <w:right w:w="100" w:type="dxa"/>
+            </w:tcMar>
+          </w:tcPr>
+          <w:p>
+            <w:pPr>
+              <w:spacing w:before="40" w:after="40"/>
+              <w:jc w:val="center"/>
+            </w:pPr>
+            <w:r>
+              <w:rPr>
+                <w:sz w:val="18"/>
+                <w:szCs w:val="18"/>
+              </w:rPr>
+              <w:t>HU-17</w:t>
+            </w:r>
+          </w:p>
+        </w:tc>
+        <w:tc>
+          <w:tcPr>
+            <w:tcW w:w="1400" w:type="dxa"/>
+            <w:tcMar>
+              <w:top w:w="60" w:type="dxa"/>
+              <w:left w:w="100" w:type="dxa"/>
+              <w:bottom w:w="60" w:type="dxa"/>
+              <w:right w:w="100" w:type="dxa"/>
+            </w:tcMar>
+          </w:tcPr>
+          <w:p>
+            <w:pPr>
+              <w:spacing w:before="40" w:after="40"/>
+              <w:jc w:val="center"/>
+            </w:pPr>
+            <w:r>
+              <w:rPr>
+                <w:sz w:val="18"/>
+                <w:szCs w:val="18"/>
+              </w:rPr>
+              <w:t>Por desarrollar</w:t>
+            </w:r>
+          </w:p>
+        </w:tc>
+        <w:tc>
+          <w:tcPr>
+            <w:tcW w:w="900" w:type="dxa"/>
+            <w:tcMar>
+              <w:top w:w="60" w:type="dxa"/>
+              <w:left w:w="100" w:type="dxa"/>
+              <w:bottom w:w="60" w:type="dxa"/>
+              <w:right w:w="100" w:type="dxa"/>
+            </w:tcMar>
+          </w:tcPr>
+          <w:p>
+            <w:pPr>
+              <w:spacing w:before="40" w:after="40"/>
+              <w:jc w:val="center"/>
+            </w:pPr>
+            <w:r>
+              <w:rPr>
+                <w:sz w:val="18"/>
+                <w:szCs w:val="18"/>
+              </w:rPr>
+              <w:t>S3</w:t>
+            </w:r>
+          </w:p>
+        </w:tc>
+        <w:tc>
+          <w:tcPr>
+            <w:tcW w:w="1160" w:type="dxa"/>
+            <w:tcMar>
+              <w:top w:w="60" w:type="dxa"/>
+              <w:left w:w="100" w:type="dxa"/>
+              <w:bottom w:w="60" w:type="dxa"/>
+              <w:right w:w="100" w:type="dxa"/>
+            </w:tcMar>
+          </w:tcPr>
+          <w:p>
+            <w:pPr>
+              <w:spacing w:before="40" w:after="40"/>
+              <w:jc w:val="center"/>
+            </w:pPr>
+            <w:r>
+              <w:rPr>
+                <w:sz w:val="18"/>
+                <w:szCs w:val="18"/>
+              </w:rPr>
+              <w:t>Equipo</w:t>
             </w:r>
           </w:p>
         </w:tc>
@@ -30253,7 +31026,7 @@
       <w:pPr>
         <w:pStyle w:val="Ttulo1"/>
       </w:pPr>
-      <w:bookmarkStart w:id="30" w:name="_Toc238702125"/>
+      <w:bookmarkStart w:id="30" w:name="_Toc243417838"/>
       <w:r>
         <w:t>12. Control de versiones del documento</w:t>
       </w:r>
@@ -30283,12 +31056,6 @@
         <w:gridCol w:w="3460"/>
       </w:tblGrid>
       <w:tr>
-        <w:tblPrEx>
-          <w:tblCellMar>
-            <w:top w:w="0" w:type="dxa"/>
-            <w:bottom w:w="0" w:type="dxa"/>
-          </w:tblCellMar>
-        </w:tblPrEx>
         <w:trPr>
           <w:tblHeader/>
         </w:trPr>
@@ -30402,12 +31169,6 @@
         </w:tc>
       </w:tr>
       <w:tr>
-        <w:tblPrEx>
-          <w:tblCellMar>
-            <w:top w:w="0" w:type="dxa"/>
-            <w:bottom w:w="0" w:type="dxa"/>
-          </w:tblCellMar>
-        </w:tblPrEx>
         <w:tc>
           <w:tcPr>
             <w:tcW w:w="1400" w:type="dxa"/>
@@ -30502,12 +31263,6 @@
         </w:tc>
       </w:tr>
       <w:tr>
-        <w:tblPrEx>
-          <w:tblCellMar>
-            <w:top w:w="0" w:type="dxa"/>
-            <w:bottom w:w="0" w:type="dxa"/>
-          </w:tblCellMar>
-        </w:tblPrEx>
         <w:tc>
           <w:tcPr>
             <w:tcW w:w="1400" w:type="dxa"/>
@@ -30597,6 +31352,100 @@
                 <w:szCs w:val="18"/>
               </w:rPr>
               <w:t>Se completa la matriz de trazabilidad (sección 11) con los casos de uso, historias y pruebas implementadas.</w:t>
+            </w:r>
+          </w:p>
+        </w:tc>
+      </w:tr>
+      <w:tr>
+        <w:tc>
+          <w:tcPr>
+            <w:tcW w:w="1400" w:type="dxa"/>
+            <w:tcMar>
+              <w:top w:w="60" w:type="dxa"/>
+              <w:left w:w="100" w:type="dxa"/>
+              <w:bottom w:w="60" w:type="dxa"/>
+              <w:right w:w="100" w:type="dxa"/>
+            </w:tcMar>
+          </w:tcPr>
+          <w:p>
+            <w:pPr>
+              <w:spacing w:before="40" w:after="40"/>
+            </w:pPr>
+            <w:r>
+              <w:rPr>
+                <w:sz w:val="18"/>
+                <w:szCs w:val="18"/>
+              </w:rPr>
+              <w:t>1.2</w:t>
+            </w:r>
+          </w:p>
+        </w:tc>
+        <w:tc>
+          <w:tcPr>
+            <w:tcW w:w="1900" w:type="dxa"/>
+            <w:tcMar>
+              <w:top w:w="60" w:type="dxa"/>
+              <w:left w:w="100" w:type="dxa"/>
+              <w:bottom w:w="60" w:type="dxa"/>
+              <w:right w:w="100" w:type="dxa"/>
+            </w:tcMar>
+          </w:tcPr>
+          <w:p>
+            <w:pPr>
+              <w:spacing w:before="40" w:after="40"/>
+            </w:pPr>
+            <w:r>
+              <w:rPr>
+                <w:sz w:val="18"/>
+                <w:szCs w:val="18"/>
+              </w:rPr>
+              <w:t>19-10-2026</w:t>
+            </w:r>
+          </w:p>
+        </w:tc>
+        <w:tc>
+          <w:tcPr>
+            <w:tcW w:w="2600" w:type="dxa"/>
+            <w:tcMar>
+              <w:top w:w="60" w:type="dxa"/>
+              <w:left w:w="100" w:type="dxa"/>
+              <w:bottom w:w="60" w:type="dxa"/>
+              <w:right w:w="100" w:type="dxa"/>
+            </w:tcMar>
+          </w:tcPr>
+          <w:p>
+            <w:pPr>
+              <w:spacing w:before="40" w:after="40"/>
+            </w:pPr>
+            <w:r>
+              <w:rPr>
+                <w:sz w:val="18"/>
+                <w:szCs w:val="18"/>
+              </w:rPr>
+              <w:t>Camila Olivares</w:t>
+            </w:r>
+          </w:p>
+        </w:tc>
+        <w:tc>
+          <w:tcPr>
+            <w:tcW w:w="3460" w:type="dxa"/>
+            <w:tcMar>
+              <w:top w:w="60" w:type="dxa"/>
+              <w:left w:w="100" w:type="dxa"/>
+              <w:bottom w:w="60" w:type="dxa"/>
+              <w:right w:w="100" w:type="dxa"/>
+            </w:tcMar>
+          </w:tcPr>
+          <w:p>
+            <w:pPr>
+              <w:spacing w:before="40" w:after="40"/>
+            </w:pPr>
+            <w:r>
+              <w:rPr>
+                <w:sz w:val="18"/>
+                <w:szCs w:val="18"/>
+              </w:rPr>
+              <w:t>Se incorporan las APIs públicas propias: RF-OT-12, RF-COM-18, RF-INV-09 (planificado), RF-INT-04 y RNF-21; actor ACT-13; vista de seguimiento sin sesión; RES-05 actualizada; proveedores reales de ACT-10 a ACT-12 (Brevo, Nager.Date y Nominatim); trazabilidad de HU-15 a HU-17.</w:t>
             </w:r>
           </w:p>
         </w:tc>
@@ -30604,8 +31453,8 @@
     </w:tbl>
     <w:p/>
     <w:sectPr>
-      <w:headerReference w:type="default" r:id="rId7"/>
-      <w:footerReference w:type="default" r:id="rId8"/>
+      <w:headerReference w:type="default" r:id="rId8"/>
+      <w:footerReference w:type="default" r:id="rId9"/>
       <w:pgSz w:w="12240" w:h="15840"/>
       <w:pgMar w:top="1440" w:right="1440" w:bottom="1440" w:left="1440" w:header="708" w:footer="708" w:gutter="0"/>
       <w:cols w:space="720"/>
@@ -31864,4 +32713,16 @@
     </a:ext>
   </a:extLst>
 </a:theme>
+</file>
+
+<file path=customXml/item1.xml><?xml version="1.0" encoding="utf-8"?>
+<b:Sources xmlns:b="http://schemas.openxmlformats.org/officeDocument/2006/bibliography" xmlns="http://schemas.openxmlformats.org/officeDocument/2006/bibliography" SelectedStyle="\APASixthEditionOfficeOnline.xsl" StyleName="APA" Version="6"/>
+</file>
+
+<file path=customXml/itemProps1.xml><?xml version="1.0" encoding="utf-8"?>
+<ds:datastoreItem xmlns:ds="http://schemas.openxmlformats.org/officeDocument/2006/customXml" ds:itemID="{F6D20766-EAC0-4A78-B898-CA57900ACF2E}">
+  <ds:schemaRefs>
+    <ds:schemaRef ds:uri="http://schemas.openxmlformats.org/officeDocument/2006/bibliography"/>
+  </ds:schemaRefs>
+</ds:datastoreItem>
 </file>
--- a/Fase 2/Evidencias Proyecto/Evidencias de documentación/1. Inicio del proyecto/SITRAFO_ERS-01_Toma_de_Requerimientos.docx
+++ b/Fase 2/Evidencias Proyecto/Evidencias de documentación/1. Inicio del proyecto/SITRAFO_ERS-01_Toma_de_Requerimientos.docx
@@ -75,7 +75,7 @@
         <w:rPr>
           <w:color w:val="7F7F7F"/>
         </w:rPr>
-        <w:t>ERS-01  ·  Versión 1.2</w:t>
+        <w:t xml:space="preserve">ERS-01  ·  Versión 1.3</w:t>
       </w:r>
     </w:p>
     <w:tbl>
@@ -628,69 +628,36 @@
             <w:tabs>
               <w:tab w:val="right" w:leader="dot" w:pos="9350"/>
             </w:tabs>
-            <w:rPr>
-              <w:rFonts w:asciiTheme="minorHAnsi" w:eastAsiaTheme="minorEastAsia" w:hAnsiTheme="minorHAnsi" w:cstheme="minorBidi"/>
-              <w:noProof/>
-              <w:color w:val="auto"/>
-              <w:lang w:val="es-CL" w:eastAsia="es-CL"/>
-            </w:rPr>
           </w:pPr>
           <w:r>
             <w:fldChar w:fldCharType="begin"/>
           </w:r>
           <w:r>
-            <w:instrText>TOC \h \o "1-2"</w:instrText>
+            <w:instrText xml:space="preserve">TOC \h \o "1-2"</w:instrText>
           </w:r>
           <w:r>
             <w:fldChar w:fldCharType="separate"/>
           </w:r>
           <w:hyperlink w:anchor="_Toc243417808" w:history="1">
             <w:r>
-              <w:rPr>
-                <w:rStyle w:val="Hipervnculo"/>
-                <w:noProof/>
-              </w:rPr>
-              <w:t>Tabla de contenidos</w:t>
-            </w:r>
-            <w:r>
-              <w:rPr>
-                <w:noProof/>
-              </w:rPr>
+              <w:t xml:space="preserve">Tabla de contenidos</w:t>
+            </w:r>
+            <w:r>
               <w:tab/>
             </w:r>
             <w:r>
-              <w:rPr>
-                <w:noProof/>
-              </w:rPr>
               <w:fldChar w:fldCharType="begin"/>
             </w:r>
             <w:r>
-              <w:rPr>
-                <w:noProof/>
-              </w:rPr>
               <w:instrText xml:space="preserve"> PAGEREF _Toc243417808 \h </w:instrText>
             </w:r>
             <w:r>
-              <w:rPr>
-                <w:noProof/>
-              </w:rPr>
-            </w:r>
-            <w:r>
-              <w:rPr>
-                <w:noProof/>
-              </w:rPr>
               <w:fldChar w:fldCharType="separate"/>
             </w:r>
             <w:r>
-              <w:rPr>
-                <w:noProof/>
-              </w:rPr>
               <w:t>2</w:t>
             </w:r>
             <w:r>
-              <w:rPr>
-                <w:noProof/>
-              </w:rPr>
               <w:fldChar w:fldCharType="end"/>
             </w:r>
           </w:hyperlink>
@@ -701,60 +668,27 @@
             <w:tabs>
               <w:tab w:val="right" w:leader="dot" w:pos="9350"/>
             </w:tabs>
-            <w:rPr>
-              <w:rFonts w:asciiTheme="minorHAnsi" w:eastAsiaTheme="minorEastAsia" w:hAnsiTheme="minorHAnsi" w:cstheme="minorBidi"/>
-              <w:noProof/>
-              <w:color w:val="auto"/>
-              <w:lang w:val="es-CL" w:eastAsia="es-CL"/>
-            </w:rPr>
           </w:pPr>
           <w:hyperlink w:anchor="_Toc243417809" w:history="1">
             <w:r>
-              <w:rPr>
-                <w:rStyle w:val="Hipervnculo"/>
-                <w:noProof/>
-              </w:rPr>
-              <w:t>1. Propósito y alcance del documento</w:t>
-            </w:r>
-            <w:r>
-              <w:rPr>
-                <w:noProof/>
-              </w:rPr>
+              <w:t xml:space="preserve">1. Propósito y alcance del documento</w:t>
+            </w:r>
+            <w:r>
               <w:tab/>
             </w:r>
             <w:r>
-              <w:rPr>
-                <w:noProof/>
-              </w:rPr>
               <w:fldChar w:fldCharType="begin"/>
             </w:r>
             <w:r>
-              <w:rPr>
-                <w:noProof/>
-              </w:rPr>
               <w:instrText xml:space="preserve"> PAGEREF _Toc243417809 \h </w:instrText>
             </w:r>
             <w:r>
-              <w:rPr>
-                <w:noProof/>
-              </w:rPr>
-            </w:r>
-            <w:r>
-              <w:rPr>
-                <w:noProof/>
-              </w:rPr>
               <w:fldChar w:fldCharType="separate"/>
             </w:r>
             <w:r>
-              <w:rPr>
-                <w:noProof/>
-              </w:rPr>
               <w:t>3</w:t>
             </w:r>
             <w:r>
-              <w:rPr>
-                <w:noProof/>
-              </w:rPr>
               <w:fldChar w:fldCharType="end"/>
             </w:r>
           </w:hyperlink>
@@ -765,60 +699,27 @@
             <w:tabs>
               <w:tab w:val="right" w:leader="dot" w:pos="9350"/>
             </w:tabs>
-            <w:rPr>
-              <w:rFonts w:asciiTheme="minorHAnsi" w:eastAsiaTheme="minorEastAsia" w:hAnsiTheme="minorHAnsi" w:cstheme="minorBidi"/>
-              <w:noProof/>
-              <w:color w:val="auto"/>
-              <w:lang w:val="es-CL" w:eastAsia="es-CL"/>
-            </w:rPr>
           </w:pPr>
           <w:hyperlink w:anchor="_Toc243417810" w:history="1">
             <w:r>
-              <w:rPr>
-                <w:rStyle w:val="Hipervnculo"/>
-                <w:noProof/>
-              </w:rPr>
-              <w:t>2. Fuentes y técnicas de elicitación</w:t>
-            </w:r>
-            <w:r>
-              <w:rPr>
-                <w:noProof/>
-              </w:rPr>
+              <w:t xml:space="preserve">2. Fuentes y técnicas de elicitación</w:t>
+            </w:r>
+            <w:r>
               <w:tab/>
             </w:r>
             <w:r>
-              <w:rPr>
-                <w:noProof/>
-              </w:rPr>
               <w:fldChar w:fldCharType="begin"/>
             </w:r>
             <w:r>
-              <w:rPr>
-                <w:noProof/>
-              </w:rPr>
               <w:instrText xml:space="preserve"> PAGEREF _Toc243417810 \h </w:instrText>
             </w:r>
             <w:r>
-              <w:rPr>
-                <w:noProof/>
-              </w:rPr>
-            </w:r>
-            <w:r>
-              <w:rPr>
-                <w:noProof/>
-              </w:rPr>
               <w:fldChar w:fldCharType="separate"/>
             </w:r>
             <w:r>
-              <w:rPr>
-                <w:noProof/>
-              </w:rPr>
               <w:t>3</w:t>
             </w:r>
             <w:r>
-              <w:rPr>
-                <w:noProof/>
-              </w:rPr>
               <w:fldChar w:fldCharType="end"/>
             </w:r>
           </w:hyperlink>
@@ -829,60 +730,27 @@
             <w:tabs>
               <w:tab w:val="right" w:leader="dot" w:pos="9350"/>
             </w:tabs>
-            <w:rPr>
-              <w:rFonts w:asciiTheme="minorHAnsi" w:eastAsiaTheme="minorEastAsia" w:hAnsiTheme="minorHAnsi" w:cstheme="minorBidi"/>
-              <w:noProof/>
-              <w:color w:val="auto"/>
-              <w:lang w:val="es-CL" w:eastAsia="es-CL"/>
-            </w:rPr>
           </w:pPr>
           <w:hyperlink w:anchor="_Toc243417811" w:history="1">
             <w:r>
-              <w:rPr>
-                <w:rStyle w:val="Hipervnculo"/>
-                <w:noProof/>
-              </w:rPr>
-              <w:t>3. Contexto del negocio</w:t>
-            </w:r>
-            <w:r>
-              <w:rPr>
-                <w:noProof/>
-              </w:rPr>
+              <w:t xml:space="preserve">3. Contexto del negocio</w:t>
+            </w:r>
+            <w:r>
               <w:tab/>
             </w:r>
             <w:r>
-              <w:rPr>
-                <w:noProof/>
-              </w:rPr>
               <w:fldChar w:fldCharType="begin"/>
             </w:r>
             <w:r>
-              <w:rPr>
-                <w:noProof/>
-              </w:rPr>
               <w:instrText xml:space="preserve"> PAGEREF _Toc243417811 \h </w:instrText>
             </w:r>
             <w:r>
-              <w:rPr>
-                <w:noProof/>
-              </w:rPr>
-            </w:r>
-            <w:r>
-              <w:rPr>
-                <w:noProof/>
-              </w:rPr>
               <w:fldChar w:fldCharType="separate"/>
             </w:r>
             <w:r>
-              <w:rPr>
-                <w:noProof/>
-              </w:rPr>
               <w:t>3</w:t>
             </w:r>
             <w:r>
-              <w:rPr>
-                <w:noProof/>
-              </w:rPr>
               <w:fldChar w:fldCharType="end"/>
             </w:r>
           </w:hyperlink>
@@ -893,60 +761,27 @@
             <w:tabs>
               <w:tab w:val="right" w:leader="dot" w:pos="9350"/>
             </w:tabs>
-            <w:rPr>
-              <w:rFonts w:asciiTheme="minorHAnsi" w:eastAsiaTheme="minorEastAsia" w:hAnsiTheme="minorHAnsi" w:cstheme="minorBidi"/>
-              <w:noProof/>
-              <w:color w:val="auto"/>
-              <w:lang w:val="es-CL" w:eastAsia="es-CL"/>
-            </w:rPr>
           </w:pPr>
           <w:hyperlink w:anchor="_Toc243417812" w:history="1">
             <w:r>
-              <w:rPr>
-                <w:rStyle w:val="Hipervnculo"/>
-                <w:noProof/>
-              </w:rPr>
-              <w:t>4. Actores del sistema</w:t>
-            </w:r>
-            <w:r>
-              <w:rPr>
-                <w:noProof/>
-              </w:rPr>
+              <w:t xml:space="preserve">4. Actores del sistema</w:t>
+            </w:r>
+            <w:r>
               <w:tab/>
             </w:r>
             <w:r>
-              <w:rPr>
-                <w:noProof/>
-              </w:rPr>
               <w:fldChar w:fldCharType="begin"/>
             </w:r>
             <w:r>
-              <w:rPr>
-                <w:noProof/>
-              </w:rPr>
               <w:instrText xml:space="preserve"> PAGEREF _Toc243417812 \h </w:instrText>
             </w:r>
             <w:r>
-              <w:rPr>
-                <w:noProof/>
-              </w:rPr>
-            </w:r>
-            <w:r>
-              <w:rPr>
-                <w:noProof/>
-              </w:rPr>
               <w:fldChar w:fldCharType="separate"/>
             </w:r>
             <w:r>
-              <w:rPr>
-                <w:noProof/>
-              </w:rPr>
               <w:t>4</w:t>
             </w:r>
             <w:r>
-              <w:rPr>
-                <w:noProof/>
-              </w:rPr>
               <w:fldChar w:fldCharType="end"/>
             </w:r>
           </w:hyperlink>
@@ -957,60 +792,27 @@
             <w:tabs>
               <w:tab w:val="right" w:leader="dot" w:pos="9350"/>
             </w:tabs>
-            <w:rPr>
-              <w:rFonts w:asciiTheme="minorHAnsi" w:eastAsiaTheme="minorEastAsia" w:hAnsiTheme="minorHAnsi" w:cstheme="minorBidi"/>
-              <w:noProof/>
-              <w:color w:val="auto"/>
-              <w:lang w:val="es-CL" w:eastAsia="es-CL"/>
-            </w:rPr>
           </w:pPr>
           <w:hyperlink w:anchor="_Toc243417813" w:history="1">
             <w:r>
-              <w:rPr>
-                <w:rStyle w:val="Hipervnculo"/>
-                <w:noProof/>
-              </w:rPr>
-              <w:t>4.1 Actores humanos</w:t>
-            </w:r>
-            <w:r>
-              <w:rPr>
-                <w:noProof/>
-              </w:rPr>
+              <w:t xml:space="preserve">4.1 Actores humanos</w:t>
+            </w:r>
+            <w:r>
               <w:tab/>
             </w:r>
             <w:r>
-              <w:rPr>
-                <w:noProof/>
-              </w:rPr>
               <w:fldChar w:fldCharType="begin"/>
             </w:r>
             <w:r>
-              <w:rPr>
-                <w:noProof/>
-              </w:rPr>
               <w:instrText xml:space="preserve"> PAGEREF _Toc243417813 \h </w:instrText>
             </w:r>
             <w:r>
-              <w:rPr>
-                <w:noProof/>
-              </w:rPr>
-            </w:r>
-            <w:r>
-              <w:rPr>
-                <w:noProof/>
-              </w:rPr>
               <w:fldChar w:fldCharType="separate"/>
             </w:r>
             <w:r>
-              <w:rPr>
-                <w:noProof/>
-              </w:rPr>
               <w:t>4</w:t>
             </w:r>
             <w:r>
-              <w:rPr>
-                <w:noProof/>
-              </w:rPr>
               <w:fldChar w:fldCharType="end"/>
             </w:r>
           </w:hyperlink>
@@ -1021,60 +823,27 @@
             <w:tabs>
               <w:tab w:val="right" w:leader="dot" w:pos="9350"/>
             </w:tabs>
-            <w:rPr>
-              <w:rFonts w:asciiTheme="minorHAnsi" w:eastAsiaTheme="minorEastAsia" w:hAnsiTheme="minorHAnsi" w:cstheme="minorBidi"/>
-              <w:noProof/>
-              <w:color w:val="auto"/>
-              <w:lang w:val="es-CL" w:eastAsia="es-CL"/>
-            </w:rPr>
           </w:pPr>
           <w:hyperlink w:anchor="_Toc243417814" w:history="1">
             <w:r>
-              <w:rPr>
-                <w:rStyle w:val="Hipervnculo"/>
-                <w:noProof/>
-              </w:rPr>
-              <w:t>4.2 Actores sistema (servicios externos)</w:t>
-            </w:r>
-            <w:r>
-              <w:rPr>
-                <w:noProof/>
-              </w:rPr>
+              <w:t xml:space="preserve">4.2 Actores sistema (servicios externos)</w:t>
+            </w:r>
+            <w:r>
               <w:tab/>
             </w:r>
             <w:r>
-              <w:rPr>
-                <w:noProof/>
-              </w:rPr>
               <w:fldChar w:fldCharType="begin"/>
             </w:r>
             <w:r>
-              <w:rPr>
-                <w:noProof/>
-              </w:rPr>
               <w:instrText xml:space="preserve"> PAGEREF _Toc243417814 \h </w:instrText>
             </w:r>
             <w:r>
-              <w:rPr>
-                <w:noProof/>
-              </w:rPr>
-            </w:r>
-            <w:r>
-              <w:rPr>
-                <w:noProof/>
-              </w:rPr>
               <w:fldChar w:fldCharType="separate"/>
             </w:r>
             <w:r>
-              <w:rPr>
-                <w:noProof/>
-              </w:rPr>
               <w:t>5</w:t>
             </w:r>
             <w:r>
-              <w:rPr>
-                <w:noProof/>
-              </w:rPr>
               <w:fldChar w:fldCharType="end"/>
             </w:r>
           </w:hyperlink>
@@ -1085,60 +854,27 @@
             <w:tabs>
               <w:tab w:val="right" w:leader="dot" w:pos="9350"/>
             </w:tabs>
-            <w:rPr>
-              <w:rFonts w:asciiTheme="minorHAnsi" w:eastAsiaTheme="minorEastAsia" w:hAnsiTheme="minorHAnsi" w:cstheme="minorBidi"/>
-              <w:noProof/>
-              <w:color w:val="auto"/>
-              <w:lang w:val="es-CL" w:eastAsia="es-CL"/>
-            </w:rPr>
           </w:pPr>
           <w:hyperlink w:anchor="_Toc243417815" w:history="1">
             <w:r>
-              <w:rPr>
-                <w:rStyle w:val="Hipervnculo"/>
-                <w:noProof/>
-              </w:rPr>
-              <w:t>5. Reglas de negocio</w:t>
-            </w:r>
-            <w:r>
-              <w:rPr>
-                <w:noProof/>
-              </w:rPr>
+              <w:t xml:space="preserve">5. Reglas de negocio</w:t>
+            </w:r>
+            <w:r>
               <w:tab/>
             </w:r>
             <w:r>
-              <w:rPr>
-                <w:noProof/>
-              </w:rPr>
               <w:fldChar w:fldCharType="begin"/>
             </w:r>
             <w:r>
-              <w:rPr>
-                <w:noProof/>
-              </w:rPr>
               <w:instrText xml:space="preserve"> PAGEREF _Toc243417815 \h </w:instrText>
             </w:r>
             <w:r>
-              <w:rPr>
-                <w:noProof/>
-              </w:rPr>
-            </w:r>
-            <w:r>
-              <w:rPr>
-                <w:noProof/>
-              </w:rPr>
               <w:fldChar w:fldCharType="separate"/>
             </w:r>
             <w:r>
-              <w:rPr>
-                <w:noProof/>
-              </w:rPr>
               <w:t>6</w:t>
             </w:r>
             <w:r>
-              <w:rPr>
-                <w:noProof/>
-              </w:rPr>
               <w:fldChar w:fldCharType="end"/>
             </w:r>
           </w:hyperlink>
@@ -1149,60 +885,27 @@
             <w:tabs>
               <w:tab w:val="right" w:leader="dot" w:pos="9350"/>
             </w:tabs>
-            <w:rPr>
-              <w:rFonts w:asciiTheme="minorHAnsi" w:eastAsiaTheme="minorEastAsia" w:hAnsiTheme="minorHAnsi" w:cstheme="minorBidi"/>
-              <w:noProof/>
-              <w:color w:val="auto"/>
-              <w:lang w:val="es-CL" w:eastAsia="es-CL"/>
-            </w:rPr>
           </w:pPr>
           <w:hyperlink w:anchor="_Toc243417816" w:history="1">
             <w:r>
-              <w:rPr>
-                <w:rStyle w:val="Hipervnculo"/>
-                <w:noProof/>
-              </w:rPr>
-              <w:t>6. Requerimientos funcionales</w:t>
-            </w:r>
-            <w:r>
-              <w:rPr>
-                <w:noProof/>
-              </w:rPr>
+              <w:t xml:space="preserve">6. Requerimientos funcionales</w:t>
+            </w:r>
+            <w:r>
               <w:tab/>
             </w:r>
             <w:r>
-              <w:rPr>
-                <w:noProof/>
-              </w:rPr>
               <w:fldChar w:fldCharType="begin"/>
             </w:r>
             <w:r>
-              <w:rPr>
-                <w:noProof/>
-              </w:rPr>
               <w:instrText xml:space="preserve"> PAGEREF _Toc243417816 \h </w:instrText>
             </w:r>
             <w:r>
-              <w:rPr>
-                <w:noProof/>
-              </w:rPr>
-            </w:r>
-            <w:r>
-              <w:rPr>
-                <w:noProof/>
-              </w:rPr>
               <w:fldChar w:fldCharType="separate"/>
             </w:r>
             <w:r>
-              <w:rPr>
-                <w:noProof/>
-              </w:rPr>
               <w:t>8</w:t>
             </w:r>
             <w:r>
-              <w:rPr>
-                <w:noProof/>
-              </w:rPr>
               <w:fldChar w:fldCharType="end"/>
             </w:r>
           </w:hyperlink>
@@ -1213,60 +916,27 @@
             <w:tabs>
               <w:tab w:val="right" w:leader="dot" w:pos="9350"/>
             </w:tabs>
-            <w:rPr>
-              <w:rFonts w:asciiTheme="minorHAnsi" w:eastAsiaTheme="minorEastAsia" w:hAnsiTheme="minorHAnsi" w:cstheme="minorBidi"/>
-              <w:noProof/>
-              <w:color w:val="auto"/>
-              <w:lang w:val="es-CL" w:eastAsia="es-CL"/>
-            </w:rPr>
           </w:pPr>
           <w:hyperlink w:anchor="_Toc243417817" w:history="1">
             <w:r>
-              <w:rPr>
-                <w:rStyle w:val="Hipervnculo"/>
-                <w:noProof/>
-              </w:rPr>
-              <w:t>6.1 Seguridad, roles y auditoría</w:t>
-            </w:r>
-            <w:r>
-              <w:rPr>
-                <w:noProof/>
-              </w:rPr>
+              <w:t xml:space="preserve">6.1 Seguridad, roles y auditoría</w:t>
+            </w:r>
+            <w:r>
               <w:tab/>
             </w:r>
             <w:r>
-              <w:rPr>
-                <w:noProof/>
-              </w:rPr>
               <w:fldChar w:fldCharType="begin"/>
             </w:r>
             <w:r>
-              <w:rPr>
-                <w:noProof/>
-              </w:rPr>
               <w:instrText xml:space="preserve"> PAGEREF _Toc243417817 \h </w:instrText>
             </w:r>
             <w:r>
-              <w:rPr>
-                <w:noProof/>
-              </w:rPr>
-            </w:r>
-            <w:r>
-              <w:rPr>
-                <w:noProof/>
-              </w:rPr>
               <w:fldChar w:fldCharType="separate"/>
             </w:r>
             <w:r>
-              <w:rPr>
-                <w:noProof/>
-              </w:rPr>
               <w:t>8</w:t>
             </w:r>
             <w:r>
-              <w:rPr>
-                <w:noProof/>
-              </w:rPr>
               <w:fldChar w:fldCharType="end"/>
             </w:r>
           </w:hyperlink>
@@ -1277,60 +947,27 @@
             <w:tabs>
               <w:tab w:val="right" w:leader="dot" w:pos="9350"/>
             </w:tabs>
-            <w:rPr>
-              <w:rFonts w:asciiTheme="minorHAnsi" w:eastAsiaTheme="minorEastAsia" w:hAnsiTheme="minorHAnsi" w:cstheme="minorBidi"/>
-              <w:noProof/>
-              <w:color w:val="auto"/>
-              <w:lang w:val="es-CL" w:eastAsia="es-CL"/>
-            </w:rPr>
           </w:pPr>
           <w:hyperlink w:anchor="_Toc243417818" w:history="1">
             <w:r>
-              <w:rPr>
-                <w:rStyle w:val="Hipervnculo"/>
-                <w:noProof/>
-              </w:rPr>
-              <w:t>6.2 Clientes</w:t>
-            </w:r>
-            <w:r>
-              <w:rPr>
-                <w:noProof/>
-              </w:rPr>
+              <w:t xml:space="preserve">6.2 Clientes</w:t>
+            </w:r>
+            <w:r>
               <w:tab/>
             </w:r>
             <w:r>
-              <w:rPr>
-                <w:noProof/>
-              </w:rPr>
               <w:fldChar w:fldCharType="begin"/>
             </w:r>
             <w:r>
-              <w:rPr>
-                <w:noProof/>
-              </w:rPr>
               <w:instrText xml:space="preserve"> PAGEREF _Toc243417818 \h </w:instrText>
             </w:r>
             <w:r>
-              <w:rPr>
-                <w:noProof/>
-              </w:rPr>
-            </w:r>
-            <w:r>
-              <w:rPr>
-                <w:noProof/>
-              </w:rPr>
               <w:fldChar w:fldCharType="separate"/>
             </w:r>
             <w:r>
-              <w:rPr>
-                <w:noProof/>
-              </w:rPr>
               <w:t>8</w:t>
             </w:r>
             <w:r>
-              <w:rPr>
-                <w:noProof/>
-              </w:rPr>
               <w:fldChar w:fldCharType="end"/>
             </w:r>
           </w:hyperlink>
@@ -1341,60 +978,27 @@
             <w:tabs>
               <w:tab w:val="right" w:leader="dot" w:pos="9350"/>
             </w:tabs>
-            <w:rPr>
-              <w:rFonts w:asciiTheme="minorHAnsi" w:eastAsiaTheme="minorEastAsia" w:hAnsiTheme="minorHAnsi" w:cstheme="minorBidi"/>
-              <w:noProof/>
-              <w:color w:val="auto"/>
-              <w:lang w:val="es-CL" w:eastAsia="es-CL"/>
-            </w:rPr>
           </w:pPr>
           <w:hyperlink w:anchor="_Toc243417819" w:history="1">
             <w:r>
-              <w:rPr>
-                <w:rStyle w:val="Hipervnculo"/>
-                <w:noProof/>
-              </w:rPr>
-              <w:t>6.3 Catálogo de productos</w:t>
-            </w:r>
-            <w:r>
-              <w:rPr>
-                <w:noProof/>
-              </w:rPr>
+              <w:t xml:space="preserve">6.3 Catálogo de productos</w:t>
+            </w:r>
+            <w:r>
               <w:tab/>
             </w:r>
             <w:r>
-              <w:rPr>
-                <w:noProof/>
-              </w:rPr>
               <w:fldChar w:fldCharType="begin"/>
             </w:r>
             <w:r>
-              <w:rPr>
-                <w:noProof/>
-              </w:rPr>
               <w:instrText xml:space="preserve"> PAGEREF _Toc243417819 \h </w:instrText>
             </w:r>
             <w:r>
-              <w:rPr>
-                <w:noProof/>
-              </w:rPr>
-            </w:r>
-            <w:r>
-              <w:rPr>
-                <w:noProof/>
-              </w:rPr>
               <w:fldChar w:fldCharType="separate"/>
             </w:r>
             <w:r>
-              <w:rPr>
-                <w:noProof/>
-              </w:rPr>
               <w:t>9</w:t>
             </w:r>
             <w:r>
-              <w:rPr>
-                <w:noProof/>
-              </w:rPr>
               <w:fldChar w:fldCharType="end"/>
             </w:r>
           </w:hyperlink>
@@ -1405,60 +1009,27 @@
             <w:tabs>
               <w:tab w:val="right" w:leader="dot" w:pos="9350"/>
             </w:tabs>
-            <w:rPr>
-              <w:rFonts w:asciiTheme="minorHAnsi" w:eastAsiaTheme="minorEastAsia" w:hAnsiTheme="minorHAnsi" w:cstheme="minorBidi"/>
-              <w:noProof/>
-              <w:color w:val="auto"/>
-              <w:lang w:val="es-CL" w:eastAsia="es-CL"/>
-            </w:rPr>
           </w:pPr>
           <w:hyperlink w:anchor="_Toc243417820" w:history="1">
             <w:r>
-              <w:rPr>
-                <w:rStyle w:val="Hipervnculo"/>
-                <w:noProof/>
-              </w:rPr>
-              <w:t>6.4 Proceso comercial</w:t>
-            </w:r>
-            <w:r>
-              <w:rPr>
-                <w:noProof/>
-              </w:rPr>
+              <w:t xml:space="preserve">6.4 Proceso comercial</w:t>
+            </w:r>
+            <w:r>
               <w:tab/>
             </w:r>
             <w:r>
-              <w:rPr>
-                <w:noProof/>
-              </w:rPr>
               <w:fldChar w:fldCharType="begin"/>
             </w:r>
             <w:r>
-              <w:rPr>
-                <w:noProof/>
-              </w:rPr>
               <w:instrText xml:space="preserve"> PAGEREF _Toc243417820 \h </w:instrText>
             </w:r>
             <w:r>
-              <w:rPr>
-                <w:noProof/>
-              </w:rPr>
-            </w:r>
-            <w:r>
-              <w:rPr>
-                <w:noProof/>
-              </w:rPr>
               <w:fldChar w:fldCharType="separate"/>
             </w:r>
             <w:r>
-              <w:rPr>
-                <w:noProof/>
-              </w:rPr>
               <w:t>9</w:t>
             </w:r>
             <w:r>
-              <w:rPr>
-                <w:noProof/>
-              </w:rPr>
               <w:fldChar w:fldCharType="end"/>
             </w:r>
           </w:hyperlink>
@@ -1469,60 +1040,27 @@
             <w:tabs>
               <w:tab w:val="right" w:leader="dot" w:pos="9350"/>
             </w:tabs>
-            <w:rPr>
-              <w:rFonts w:asciiTheme="minorHAnsi" w:eastAsiaTheme="minorEastAsia" w:hAnsiTheme="minorHAnsi" w:cstheme="minorBidi"/>
-              <w:noProof/>
-              <w:color w:val="auto"/>
-              <w:lang w:val="es-CL" w:eastAsia="es-CL"/>
-            </w:rPr>
           </w:pPr>
           <w:hyperlink w:anchor="_Toc243417821" w:history="1">
             <w:r>
-              <w:rPr>
-                <w:rStyle w:val="Hipervnculo"/>
-                <w:noProof/>
-              </w:rPr>
-              <w:t>6.5 Ejecución productiva</w:t>
-            </w:r>
-            <w:r>
-              <w:rPr>
-                <w:noProof/>
-              </w:rPr>
+              <w:t xml:space="preserve">6.5 Ejecución productiva</w:t>
+            </w:r>
+            <w:r>
               <w:tab/>
             </w:r>
             <w:r>
-              <w:rPr>
-                <w:noProof/>
-              </w:rPr>
               <w:fldChar w:fldCharType="begin"/>
             </w:r>
             <w:r>
-              <w:rPr>
-                <w:noProof/>
-              </w:rPr>
               <w:instrText xml:space="preserve"> PAGEREF _Toc243417821 \h </w:instrText>
             </w:r>
             <w:r>
-              <w:rPr>
-                <w:noProof/>
-              </w:rPr>
-            </w:r>
-            <w:r>
-              <w:rPr>
-                <w:noProof/>
-              </w:rPr>
               <w:fldChar w:fldCharType="separate"/>
             </w:r>
             <w:r>
-              <w:rPr>
-                <w:noProof/>
-              </w:rPr>
               <w:t>11</w:t>
             </w:r>
             <w:r>
-              <w:rPr>
-                <w:noProof/>
-              </w:rPr>
               <w:fldChar w:fldCharType="end"/>
             </w:r>
           </w:hyperlink>
@@ -1533,60 +1071,27 @@
             <w:tabs>
               <w:tab w:val="right" w:leader="dot" w:pos="9350"/>
             </w:tabs>
-            <w:rPr>
-              <w:rFonts w:asciiTheme="minorHAnsi" w:eastAsiaTheme="minorEastAsia" w:hAnsiTheme="minorHAnsi" w:cstheme="minorBidi"/>
-              <w:noProof/>
-              <w:color w:val="auto"/>
-              <w:lang w:val="es-CL" w:eastAsia="es-CL"/>
-            </w:rPr>
           </w:pPr>
           <w:hyperlink w:anchor="_Toc243417822" w:history="1">
             <w:r>
-              <w:rPr>
-                <w:rStyle w:val="Hipervnculo"/>
-                <w:noProof/>
-              </w:rPr>
-              <w:t>6.6 Inventario</w:t>
-            </w:r>
-            <w:r>
-              <w:rPr>
-                <w:noProof/>
-              </w:rPr>
+              <w:t xml:space="preserve">6.6 Inventario</w:t>
+            </w:r>
+            <w:r>
               <w:tab/>
             </w:r>
             <w:r>
-              <w:rPr>
-                <w:noProof/>
-              </w:rPr>
               <w:fldChar w:fldCharType="begin"/>
             </w:r>
             <w:r>
-              <w:rPr>
-                <w:noProof/>
-              </w:rPr>
               <w:instrText xml:space="preserve"> PAGEREF _Toc243417822 \h </w:instrText>
             </w:r>
             <w:r>
-              <w:rPr>
-                <w:noProof/>
-              </w:rPr>
-            </w:r>
-            <w:r>
-              <w:rPr>
-                <w:noProof/>
-              </w:rPr>
               <w:fldChar w:fldCharType="separate"/>
             </w:r>
             <w:r>
-              <w:rPr>
-                <w:noProof/>
-              </w:rPr>
               <w:t>12</w:t>
             </w:r>
             <w:r>
-              <w:rPr>
-                <w:noProof/>
-              </w:rPr>
               <w:fldChar w:fldCharType="end"/>
             </w:r>
           </w:hyperlink>
@@ -1597,60 +1102,27 @@
             <w:tabs>
               <w:tab w:val="right" w:leader="dot" w:pos="9350"/>
             </w:tabs>
-            <w:rPr>
-              <w:rFonts w:asciiTheme="minorHAnsi" w:eastAsiaTheme="minorEastAsia" w:hAnsiTheme="minorHAnsi" w:cstheme="minorBidi"/>
-              <w:noProof/>
-              <w:color w:val="auto"/>
-              <w:lang w:val="es-CL" w:eastAsia="es-CL"/>
-            </w:rPr>
           </w:pPr>
           <w:hyperlink w:anchor="_Toc243417823" w:history="1">
             <w:r>
-              <w:rPr>
-                <w:rStyle w:val="Hipervnculo"/>
-                <w:noProof/>
-              </w:rPr>
-              <w:t>6.7 Control de calidad</w:t>
-            </w:r>
-            <w:r>
-              <w:rPr>
-                <w:noProof/>
-              </w:rPr>
+              <w:t xml:space="preserve">6.7 Control de calidad</w:t>
+            </w:r>
+            <w:r>
               <w:tab/>
             </w:r>
             <w:r>
-              <w:rPr>
-                <w:noProof/>
-              </w:rPr>
               <w:fldChar w:fldCharType="begin"/>
             </w:r>
             <w:r>
-              <w:rPr>
-                <w:noProof/>
-              </w:rPr>
               <w:instrText xml:space="preserve"> PAGEREF _Toc243417823 \h </w:instrText>
             </w:r>
             <w:r>
-              <w:rPr>
-                <w:noProof/>
-              </w:rPr>
-            </w:r>
-            <w:r>
-              <w:rPr>
-                <w:noProof/>
-              </w:rPr>
               <w:fldChar w:fldCharType="separate"/>
             </w:r>
             <w:r>
-              <w:rPr>
-                <w:noProof/>
-              </w:rPr>
               <w:t>12</w:t>
             </w:r>
             <w:r>
-              <w:rPr>
-                <w:noProof/>
-              </w:rPr>
               <w:fldChar w:fldCharType="end"/>
             </w:r>
           </w:hyperlink>
@@ -1661,60 +1133,27 @@
             <w:tabs>
               <w:tab w:val="right" w:leader="dot" w:pos="9350"/>
             </w:tabs>
-            <w:rPr>
-              <w:rFonts w:asciiTheme="minorHAnsi" w:eastAsiaTheme="minorEastAsia" w:hAnsiTheme="minorHAnsi" w:cstheme="minorBidi"/>
-              <w:noProof/>
-              <w:color w:val="auto"/>
-              <w:lang w:val="es-CL" w:eastAsia="es-CL"/>
-            </w:rPr>
           </w:pPr>
           <w:hyperlink w:anchor="_Toc243417824" w:history="1">
             <w:r>
-              <w:rPr>
-                <w:rStyle w:val="Hipervnculo"/>
-                <w:noProof/>
-              </w:rPr>
-              <w:t>6.8 Pagos y moneda</w:t>
-            </w:r>
-            <w:r>
-              <w:rPr>
-                <w:noProof/>
-              </w:rPr>
+              <w:t xml:space="preserve">6.8 Pagos y moneda</w:t>
+            </w:r>
+            <w:r>
               <w:tab/>
             </w:r>
             <w:r>
-              <w:rPr>
-                <w:noProof/>
-              </w:rPr>
               <w:fldChar w:fldCharType="begin"/>
             </w:r>
             <w:r>
-              <w:rPr>
-                <w:noProof/>
-              </w:rPr>
               <w:instrText xml:space="preserve"> PAGEREF _Toc243417824 \h </w:instrText>
             </w:r>
             <w:r>
-              <w:rPr>
-                <w:noProof/>
-              </w:rPr>
-            </w:r>
-            <w:r>
-              <w:rPr>
-                <w:noProof/>
-              </w:rPr>
               <w:fldChar w:fldCharType="separate"/>
             </w:r>
             <w:r>
-              <w:rPr>
-                <w:noProof/>
-              </w:rPr>
               <w:t>13</w:t>
             </w:r>
             <w:r>
-              <w:rPr>
-                <w:noProof/>
-              </w:rPr>
               <w:fldChar w:fldCharType="end"/>
             </w:r>
           </w:hyperlink>
@@ -1725,60 +1164,27 @@
             <w:tabs>
               <w:tab w:val="right" w:leader="dot" w:pos="9350"/>
             </w:tabs>
-            <w:rPr>
-              <w:rFonts w:asciiTheme="minorHAnsi" w:eastAsiaTheme="minorEastAsia" w:hAnsiTheme="minorHAnsi" w:cstheme="minorBidi"/>
-              <w:noProof/>
-              <w:color w:val="auto"/>
-              <w:lang w:val="es-CL" w:eastAsia="es-CL"/>
-            </w:rPr>
           </w:pPr>
           <w:hyperlink w:anchor="_Toc243417825" w:history="1">
             <w:r>
-              <w:rPr>
-                <w:rStyle w:val="Hipervnculo"/>
-                <w:noProof/>
-              </w:rPr>
-              <w:t>6.9 Integraciones</w:t>
-            </w:r>
-            <w:r>
-              <w:rPr>
-                <w:noProof/>
-              </w:rPr>
+              <w:t xml:space="preserve">6.9 Integraciones</w:t>
+            </w:r>
+            <w:r>
               <w:tab/>
             </w:r>
             <w:r>
-              <w:rPr>
-                <w:noProof/>
-              </w:rPr>
               <w:fldChar w:fldCharType="begin"/>
             </w:r>
             <w:r>
-              <w:rPr>
-                <w:noProof/>
-              </w:rPr>
               <w:instrText xml:space="preserve"> PAGEREF _Toc243417825 \h </w:instrText>
             </w:r>
             <w:r>
-              <w:rPr>
-                <w:noProof/>
-              </w:rPr>
-            </w:r>
-            <w:r>
-              <w:rPr>
-                <w:noProof/>
-              </w:rPr>
               <w:fldChar w:fldCharType="separate"/>
             </w:r>
             <w:r>
-              <w:rPr>
-                <w:noProof/>
-              </w:rPr>
               <w:t>13</w:t>
             </w:r>
             <w:r>
-              <w:rPr>
-                <w:noProof/>
-              </w:rPr>
               <w:fldChar w:fldCharType="end"/>
             </w:r>
           </w:hyperlink>
@@ -1789,60 +1195,27 @@
             <w:tabs>
               <w:tab w:val="right" w:leader="dot" w:pos="9350"/>
             </w:tabs>
-            <w:rPr>
-              <w:rFonts w:asciiTheme="minorHAnsi" w:eastAsiaTheme="minorEastAsia" w:hAnsiTheme="minorHAnsi" w:cstheme="minorBidi"/>
-              <w:noProof/>
-              <w:color w:val="auto"/>
-              <w:lang w:val="es-CL" w:eastAsia="es-CL"/>
-            </w:rPr>
           </w:pPr>
           <w:hyperlink w:anchor="_Toc243417826" w:history="1">
             <w:r>
-              <w:rPr>
-                <w:rStyle w:val="Hipervnculo"/>
-                <w:noProof/>
-              </w:rPr>
-              <w:t>6.10 Reportes e indicadores (alcance ampliado)</w:t>
-            </w:r>
-            <w:r>
-              <w:rPr>
-                <w:noProof/>
-              </w:rPr>
+              <w:t xml:space="preserve">6.10 Reportes e indicadores (alcance ampliado)</w:t>
+            </w:r>
+            <w:r>
               <w:tab/>
             </w:r>
             <w:r>
-              <w:rPr>
-                <w:noProof/>
-              </w:rPr>
               <w:fldChar w:fldCharType="begin"/>
             </w:r>
             <w:r>
-              <w:rPr>
-                <w:noProof/>
-              </w:rPr>
               <w:instrText xml:space="preserve"> PAGEREF _Toc243417826 \h </w:instrText>
             </w:r>
             <w:r>
-              <w:rPr>
-                <w:noProof/>
-              </w:rPr>
-            </w:r>
-            <w:r>
-              <w:rPr>
-                <w:noProof/>
-              </w:rPr>
               <w:fldChar w:fldCharType="separate"/>
             </w:r>
             <w:r>
-              <w:rPr>
-                <w:noProof/>
-              </w:rPr>
               <w:t>14</w:t>
             </w:r>
             <w:r>
-              <w:rPr>
-                <w:noProof/>
-              </w:rPr>
               <w:fldChar w:fldCharType="end"/>
             </w:r>
           </w:hyperlink>
@@ -1853,60 +1226,27 @@
             <w:tabs>
               <w:tab w:val="right" w:leader="dot" w:pos="9350"/>
             </w:tabs>
-            <w:rPr>
-              <w:rFonts w:asciiTheme="minorHAnsi" w:eastAsiaTheme="minorEastAsia" w:hAnsiTheme="minorHAnsi" w:cstheme="minorBidi"/>
-              <w:noProof/>
-              <w:color w:val="auto"/>
-              <w:lang w:val="es-CL" w:eastAsia="es-CL"/>
-            </w:rPr>
           </w:pPr>
           <w:hyperlink w:anchor="_Toc243417827" w:history="1">
             <w:r>
-              <w:rPr>
-                <w:rStyle w:val="Hipervnculo"/>
-                <w:noProof/>
-              </w:rPr>
-              <w:t>6.11 Administración del canal web</w:t>
-            </w:r>
-            <w:r>
-              <w:rPr>
-                <w:noProof/>
-              </w:rPr>
+              <w:t xml:space="preserve">6.11 Administración del canal web</w:t>
+            </w:r>
+            <w:r>
               <w:tab/>
             </w:r>
             <w:r>
-              <w:rPr>
-                <w:noProof/>
-              </w:rPr>
               <w:fldChar w:fldCharType="begin"/>
             </w:r>
             <w:r>
-              <w:rPr>
-                <w:noProof/>
-              </w:rPr>
               <w:instrText xml:space="preserve"> PAGEREF _Toc243417827 \h </w:instrText>
             </w:r>
             <w:r>
-              <w:rPr>
-                <w:noProof/>
-              </w:rPr>
-            </w:r>
-            <w:r>
-              <w:rPr>
-                <w:noProof/>
-              </w:rPr>
               <w:fldChar w:fldCharType="separate"/>
             </w:r>
             <w:r>
-              <w:rPr>
-                <w:noProof/>
-              </w:rPr>
               <w:t>14</w:t>
             </w:r>
             <w:r>
-              <w:rPr>
-                <w:noProof/>
-              </w:rPr>
               <w:fldChar w:fldCharType="end"/>
             </w:r>
           </w:hyperlink>
@@ -1917,60 +1257,27 @@
             <w:tabs>
               <w:tab w:val="right" w:leader="dot" w:pos="9350"/>
             </w:tabs>
-            <w:rPr>
-              <w:rFonts w:asciiTheme="minorHAnsi" w:eastAsiaTheme="minorEastAsia" w:hAnsiTheme="minorHAnsi" w:cstheme="minorBidi"/>
-              <w:noProof/>
-              <w:color w:val="auto"/>
-              <w:lang w:val="es-CL" w:eastAsia="es-CL"/>
-            </w:rPr>
           </w:pPr>
           <w:hyperlink w:anchor="_Toc243417828" w:history="1">
             <w:r>
-              <w:rPr>
-                <w:rStyle w:val="Hipervnculo"/>
-                <w:noProof/>
-              </w:rPr>
-              <w:t>7. Requerimientos no funcionales</w:t>
-            </w:r>
-            <w:r>
-              <w:rPr>
-                <w:noProof/>
-              </w:rPr>
+              <w:t xml:space="preserve">7. Requerimientos no funcionales</w:t>
+            </w:r>
+            <w:r>
               <w:tab/>
             </w:r>
             <w:r>
-              <w:rPr>
-                <w:noProof/>
-              </w:rPr>
               <w:fldChar w:fldCharType="begin"/>
             </w:r>
             <w:r>
-              <w:rPr>
-                <w:noProof/>
-              </w:rPr>
               <w:instrText xml:space="preserve"> PAGEREF _Toc243417828 \h </w:instrText>
             </w:r>
             <w:r>
-              <w:rPr>
-                <w:noProof/>
-              </w:rPr>
-            </w:r>
-            <w:r>
-              <w:rPr>
-                <w:noProof/>
-              </w:rPr>
               <w:fldChar w:fldCharType="separate"/>
             </w:r>
             <w:r>
-              <w:rPr>
-                <w:noProof/>
-              </w:rPr>
               <w:t>16</w:t>
             </w:r>
             <w:r>
-              <w:rPr>
-                <w:noProof/>
-              </w:rPr>
               <w:fldChar w:fldCharType="end"/>
             </w:r>
           </w:hyperlink>
@@ -1981,60 +1288,27 @@
             <w:tabs>
               <w:tab w:val="right" w:leader="dot" w:pos="9350"/>
             </w:tabs>
-            <w:rPr>
-              <w:rFonts w:asciiTheme="minorHAnsi" w:eastAsiaTheme="minorEastAsia" w:hAnsiTheme="minorHAnsi" w:cstheme="minorBidi"/>
-              <w:noProof/>
-              <w:color w:val="auto"/>
-              <w:lang w:val="es-CL" w:eastAsia="es-CL"/>
-            </w:rPr>
           </w:pPr>
           <w:hyperlink w:anchor="_Toc243417829" w:history="1">
             <w:r>
-              <w:rPr>
-                <w:rStyle w:val="Hipervnculo"/>
-                <w:noProof/>
-              </w:rPr>
-              <w:t>8. Vistas del sistema y matriz de acceso por rol</w:t>
-            </w:r>
-            <w:r>
-              <w:rPr>
-                <w:noProof/>
-              </w:rPr>
+              <w:t xml:space="preserve">8. Vistas del sistema y matriz de acceso por rol</w:t>
+            </w:r>
+            <w:r>
               <w:tab/>
             </w:r>
             <w:r>
-              <w:rPr>
-                <w:noProof/>
-              </w:rPr>
               <w:fldChar w:fldCharType="begin"/>
             </w:r>
             <w:r>
-              <w:rPr>
-                <w:noProof/>
-              </w:rPr>
               <w:instrText xml:space="preserve"> PAGEREF _Toc243417829 \h </w:instrText>
             </w:r>
             <w:r>
-              <w:rPr>
-                <w:noProof/>
-              </w:rPr>
-            </w:r>
-            <w:r>
-              <w:rPr>
-                <w:noProof/>
-              </w:rPr>
               <w:fldChar w:fldCharType="separate"/>
             </w:r>
             <w:r>
-              <w:rPr>
-                <w:noProof/>
-              </w:rPr>
               <w:t>18</w:t>
             </w:r>
             <w:r>
-              <w:rPr>
-                <w:noProof/>
-              </w:rPr>
               <w:fldChar w:fldCharType="end"/>
             </w:r>
           </w:hyperlink>
@@ -2045,60 +1319,27 @@
             <w:tabs>
               <w:tab w:val="right" w:leader="dot" w:pos="9350"/>
             </w:tabs>
-            <w:rPr>
-              <w:rFonts w:asciiTheme="minorHAnsi" w:eastAsiaTheme="minorEastAsia" w:hAnsiTheme="minorHAnsi" w:cstheme="minorBidi"/>
-              <w:noProof/>
-              <w:color w:val="auto"/>
-              <w:lang w:val="es-CL" w:eastAsia="es-CL"/>
-            </w:rPr>
           </w:pPr>
           <w:hyperlink w:anchor="_Toc243417830" w:history="1">
             <w:r>
-              <w:rPr>
-                <w:rStyle w:val="Hipervnculo"/>
-                <w:noProof/>
-              </w:rPr>
-              <w:t>8.1 Criterio de definición de roles</w:t>
-            </w:r>
-            <w:r>
-              <w:rPr>
-                <w:noProof/>
-              </w:rPr>
+              <w:t xml:space="preserve">8.1 Criterio de definición de roles</w:t>
+            </w:r>
+            <w:r>
               <w:tab/>
             </w:r>
             <w:r>
-              <w:rPr>
-                <w:noProof/>
-              </w:rPr>
               <w:fldChar w:fldCharType="begin"/>
             </w:r>
             <w:r>
-              <w:rPr>
-                <w:noProof/>
-              </w:rPr>
               <w:instrText xml:space="preserve"> PAGEREF _Toc243417830 \h </w:instrText>
             </w:r>
             <w:r>
-              <w:rPr>
-                <w:noProof/>
-              </w:rPr>
-            </w:r>
-            <w:r>
-              <w:rPr>
-                <w:noProof/>
-              </w:rPr>
               <w:fldChar w:fldCharType="separate"/>
             </w:r>
             <w:r>
-              <w:rPr>
-                <w:noProof/>
-              </w:rPr>
               <w:t>18</w:t>
             </w:r>
             <w:r>
-              <w:rPr>
-                <w:noProof/>
-              </w:rPr>
               <w:fldChar w:fldCharType="end"/>
             </w:r>
           </w:hyperlink>
@@ -2109,60 +1350,27 @@
             <w:tabs>
               <w:tab w:val="right" w:leader="dot" w:pos="9350"/>
             </w:tabs>
-            <w:rPr>
-              <w:rFonts w:asciiTheme="minorHAnsi" w:eastAsiaTheme="minorEastAsia" w:hAnsiTheme="minorHAnsi" w:cstheme="minorBidi"/>
-              <w:noProof/>
-              <w:color w:val="auto"/>
-              <w:lang w:val="es-CL" w:eastAsia="es-CL"/>
-            </w:rPr>
           </w:pPr>
           <w:hyperlink w:anchor="_Toc243417831" w:history="1">
             <w:r>
-              <w:rPr>
-                <w:rStyle w:val="Hipervnculo"/>
-                <w:noProof/>
-              </w:rPr>
-              <w:t>8.2 Vistas de la aplicación de escritorio</w:t>
-            </w:r>
-            <w:r>
-              <w:rPr>
-                <w:noProof/>
-              </w:rPr>
+              <w:t xml:space="preserve">8.2 Vistas de la aplicación de escritorio</w:t>
+            </w:r>
+            <w:r>
               <w:tab/>
             </w:r>
             <w:r>
-              <w:rPr>
-                <w:noProof/>
-              </w:rPr>
               <w:fldChar w:fldCharType="begin"/>
             </w:r>
             <w:r>
-              <w:rPr>
-                <w:noProof/>
-              </w:rPr>
               <w:instrText xml:space="preserve"> PAGEREF _Toc243417831 \h </w:instrText>
             </w:r>
             <w:r>
-              <w:rPr>
-                <w:noProof/>
-              </w:rPr>
-            </w:r>
-            <w:r>
-              <w:rPr>
-                <w:noProof/>
-              </w:rPr>
               <w:fldChar w:fldCharType="separate"/>
             </w:r>
             <w:r>
-              <w:rPr>
-                <w:noProof/>
-              </w:rPr>
               <w:t>18</w:t>
             </w:r>
             <w:r>
-              <w:rPr>
-                <w:noProof/>
-              </w:rPr>
               <w:fldChar w:fldCharType="end"/>
             </w:r>
           </w:hyperlink>
@@ -2173,60 +1381,27 @@
             <w:tabs>
               <w:tab w:val="right" w:leader="dot" w:pos="9350"/>
             </w:tabs>
-            <w:rPr>
-              <w:rFonts w:asciiTheme="minorHAnsi" w:eastAsiaTheme="minorEastAsia" w:hAnsiTheme="minorHAnsi" w:cstheme="minorBidi"/>
-              <w:noProof/>
-              <w:color w:val="auto"/>
-              <w:lang w:val="es-CL" w:eastAsia="es-CL"/>
-            </w:rPr>
           </w:pPr>
           <w:hyperlink w:anchor="_Toc243417832" w:history="1">
             <w:r>
-              <w:rPr>
-                <w:rStyle w:val="Hipervnculo"/>
-                <w:noProof/>
-              </w:rPr>
-              <w:t>8.3 Vistas de la aplicación web</w:t>
-            </w:r>
-            <w:r>
-              <w:rPr>
-                <w:noProof/>
-              </w:rPr>
+              <w:t xml:space="preserve">8.3 Vistas de la aplicación web</w:t>
+            </w:r>
+            <w:r>
               <w:tab/>
             </w:r>
             <w:r>
-              <w:rPr>
-                <w:noProof/>
-              </w:rPr>
               <w:fldChar w:fldCharType="begin"/>
             </w:r>
             <w:r>
-              <w:rPr>
-                <w:noProof/>
-              </w:rPr>
               <w:instrText xml:space="preserve"> PAGEREF _Toc243417832 \h </w:instrText>
             </w:r>
             <w:r>
-              <w:rPr>
-                <w:noProof/>
-              </w:rPr>
-            </w:r>
-            <w:r>
-              <w:rPr>
-                <w:noProof/>
-              </w:rPr>
               <w:fldChar w:fldCharType="separate"/>
             </w:r>
             <w:r>
-              <w:rPr>
-                <w:noProof/>
-              </w:rPr>
               <w:t>19</w:t>
             </w:r>
             <w:r>
-              <w:rPr>
-                <w:noProof/>
-              </w:rPr>
               <w:fldChar w:fldCharType="end"/>
             </w:r>
           </w:hyperlink>
@@ -2237,60 +1412,27 @@
             <w:tabs>
               <w:tab w:val="right" w:leader="dot" w:pos="9350"/>
             </w:tabs>
-            <w:rPr>
-              <w:rFonts w:asciiTheme="minorHAnsi" w:eastAsiaTheme="minorEastAsia" w:hAnsiTheme="minorHAnsi" w:cstheme="minorBidi"/>
-              <w:noProof/>
-              <w:color w:val="auto"/>
-              <w:lang w:val="es-CL" w:eastAsia="es-CL"/>
-            </w:rPr>
           </w:pPr>
           <w:hyperlink w:anchor="_Toc243417833" w:history="1">
             <w:r>
-              <w:rPr>
-                <w:rStyle w:val="Hipervnculo"/>
-                <w:noProof/>
-              </w:rPr>
-              <w:t>9. Restricciones del proyecto</w:t>
-            </w:r>
-            <w:r>
-              <w:rPr>
-                <w:noProof/>
-              </w:rPr>
+              <w:t xml:space="preserve">9. Restricciones del proyecto</w:t>
+            </w:r>
+            <w:r>
               <w:tab/>
             </w:r>
             <w:r>
-              <w:rPr>
-                <w:noProof/>
-              </w:rPr>
               <w:fldChar w:fldCharType="begin"/>
             </w:r>
             <w:r>
-              <w:rPr>
-                <w:noProof/>
-              </w:rPr>
               <w:instrText xml:space="preserve"> PAGEREF _Toc243417833 \h </w:instrText>
             </w:r>
             <w:r>
-              <w:rPr>
-                <w:noProof/>
-              </w:rPr>
-            </w:r>
-            <w:r>
-              <w:rPr>
-                <w:noProof/>
-              </w:rPr>
               <w:fldChar w:fldCharType="separate"/>
             </w:r>
             <w:r>
-              <w:rPr>
-                <w:noProof/>
-              </w:rPr>
               <w:t>21</w:t>
             </w:r>
             <w:r>
-              <w:rPr>
-                <w:noProof/>
-              </w:rPr>
               <w:fldChar w:fldCharType="end"/>
             </w:r>
           </w:hyperlink>
@@ -2301,60 +1443,27 @@
             <w:tabs>
               <w:tab w:val="right" w:leader="dot" w:pos="9350"/>
             </w:tabs>
-            <w:rPr>
-              <w:rFonts w:asciiTheme="minorHAnsi" w:eastAsiaTheme="minorEastAsia" w:hAnsiTheme="minorHAnsi" w:cstheme="minorBidi"/>
-              <w:noProof/>
-              <w:color w:val="auto"/>
-              <w:lang w:val="es-CL" w:eastAsia="es-CL"/>
-            </w:rPr>
           </w:pPr>
           <w:hyperlink w:anchor="_Toc243417834" w:history="1">
             <w:r>
-              <w:rPr>
-                <w:rStyle w:val="Hipervnculo"/>
-                <w:noProof/>
-              </w:rPr>
-              <w:t>10. Supuestos y exclusiones</w:t>
-            </w:r>
-            <w:r>
-              <w:rPr>
-                <w:noProof/>
-              </w:rPr>
+              <w:t xml:space="preserve">10. Supuestos y exclusiones</w:t>
+            </w:r>
+            <w:r>
               <w:tab/>
             </w:r>
             <w:r>
-              <w:rPr>
-                <w:noProof/>
-              </w:rPr>
               <w:fldChar w:fldCharType="begin"/>
             </w:r>
             <w:r>
-              <w:rPr>
-                <w:noProof/>
-              </w:rPr>
               <w:instrText xml:space="preserve"> PAGEREF _Toc243417834 \h </w:instrText>
             </w:r>
             <w:r>
-              <w:rPr>
-                <w:noProof/>
-              </w:rPr>
-            </w:r>
-            <w:r>
-              <w:rPr>
-                <w:noProof/>
-              </w:rPr>
               <w:fldChar w:fldCharType="separate"/>
             </w:r>
             <w:r>
-              <w:rPr>
-                <w:noProof/>
-              </w:rPr>
               <w:t>21</w:t>
             </w:r>
             <w:r>
-              <w:rPr>
-                <w:noProof/>
-              </w:rPr>
               <w:fldChar w:fldCharType="end"/>
             </w:r>
           </w:hyperlink>
@@ -2365,60 +1474,27 @@
             <w:tabs>
               <w:tab w:val="right" w:leader="dot" w:pos="9350"/>
             </w:tabs>
-            <w:rPr>
-              <w:rFonts w:asciiTheme="minorHAnsi" w:eastAsiaTheme="minorEastAsia" w:hAnsiTheme="minorHAnsi" w:cstheme="minorBidi"/>
-              <w:noProof/>
-              <w:color w:val="auto"/>
-              <w:lang w:val="es-CL" w:eastAsia="es-CL"/>
-            </w:rPr>
           </w:pPr>
           <w:hyperlink w:anchor="_Toc243417835" w:history="1">
             <w:r>
-              <w:rPr>
-                <w:rStyle w:val="Hipervnculo"/>
-                <w:noProof/>
-              </w:rPr>
-              <w:t>10.1 Supuestos</w:t>
-            </w:r>
-            <w:r>
-              <w:rPr>
-                <w:noProof/>
-              </w:rPr>
+              <w:t xml:space="preserve">10.1 Supuestos</w:t>
+            </w:r>
+            <w:r>
               <w:tab/>
             </w:r>
             <w:r>
-              <w:rPr>
-                <w:noProof/>
-              </w:rPr>
               <w:fldChar w:fldCharType="begin"/>
             </w:r>
             <w:r>
-              <w:rPr>
-                <w:noProof/>
-              </w:rPr>
               <w:instrText xml:space="preserve"> PAGEREF _Toc243417835 \h </w:instrText>
             </w:r>
             <w:r>
-              <w:rPr>
-                <w:noProof/>
-              </w:rPr>
-            </w:r>
-            <w:r>
-              <w:rPr>
-                <w:noProof/>
-              </w:rPr>
               <w:fldChar w:fldCharType="separate"/>
             </w:r>
             <w:r>
-              <w:rPr>
-                <w:noProof/>
-              </w:rPr>
               <w:t>21</w:t>
             </w:r>
             <w:r>
-              <w:rPr>
-                <w:noProof/>
-              </w:rPr>
               <w:fldChar w:fldCharType="end"/>
             </w:r>
           </w:hyperlink>
@@ -2429,60 +1505,27 @@
             <w:tabs>
               <w:tab w:val="right" w:leader="dot" w:pos="9350"/>
             </w:tabs>
-            <w:rPr>
-              <w:rFonts w:asciiTheme="minorHAnsi" w:eastAsiaTheme="minorEastAsia" w:hAnsiTheme="minorHAnsi" w:cstheme="minorBidi"/>
-              <w:noProof/>
-              <w:color w:val="auto"/>
-              <w:lang w:val="es-CL" w:eastAsia="es-CL"/>
-            </w:rPr>
           </w:pPr>
           <w:hyperlink w:anchor="_Toc243417836" w:history="1">
             <w:r>
-              <w:rPr>
-                <w:rStyle w:val="Hipervnculo"/>
-                <w:noProof/>
-              </w:rPr>
-              <w:t>10.2 Exclusiones declaradas</w:t>
-            </w:r>
-            <w:r>
-              <w:rPr>
-                <w:noProof/>
-              </w:rPr>
+              <w:t xml:space="preserve">10.2 Exclusiones declaradas</w:t>
+            </w:r>
+            <w:r>
               <w:tab/>
             </w:r>
             <w:r>
-              <w:rPr>
-                <w:noProof/>
-              </w:rPr>
               <w:fldChar w:fldCharType="begin"/>
             </w:r>
             <w:r>
-              <w:rPr>
-                <w:noProof/>
-              </w:rPr>
               <w:instrText xml:space="preserve"> PAGEREF _Toc243417836 \h </w:instrText>
             </w:r>
             <w:r>
-              <w:rPr>
-                <w:noProof/>
-              </w:rPr>
-            </w:r>
-            <w:r>
-              <w:rPr>
-                <w:noProof/>
-              </w:rPr>
               <w:fldChar w:fldCharType="separate"/>
             </w:r>
             <w:r>
-              <w:rPr>
-                <w:noProof/>
-              </w:rPr>
               <w:t>21</w:t>
             </w:r>
             <w:r>
-              <w:rPr>
-                <w:noProof/>
-              </w:rPr>
               <w:fldChar w:fldCharType="end"/>
             </w:r>
           </w:hyperlink>
@@ -2493,60 +1536,27 @@
             <w:tabs>
               <w:tab w:val="right" w:leader="dot" w:pos="9350"/>
             </w:tabs>
-            <w:rPr>
-              <w:rFonts w:asciiTheme="minorHAnsi" w:eastAsiaTheme="minorEastAsia" w:hAnsiTheme="minorHAnsi" w:cstheme="minorBidi"/>
-              <w:noProof/>
-              <w:color w:val="auto"/>
-              <w:lang w:val="es-CL" w:eastAsia="es-CL"/>
-            </w:rPr>
           </w:pPr>
           <w:hyperlink w:anchor="_Toc243417837" w:history="1">
             <w:r>
-              <w:rPr>
-                <w:rStyle w:val="Hipervnculo"/>
-                <w:noProof/>
-              </w:rPr>
-              <w:t>11. Matriz de trazabilidad</w:t>
-            </w:r>
-            <w:r>
-              <w:rPr>
-                <w:noProof/>
-              </w:rPr>
+              <w:t xml:space="preserve">11. Matriz de trazabilidad</w:t>
+            </w:r>
+            <w:r>
               <w:tab/>
             </w:r>
             <w:r>
-              <w:rPr>
-                <w:noProof/>
-              </w:rPr>
               <w:fldChar w:fldCharType="begin"/>
             </w:r>
             <w:r>
-              <w:rPr>
-                <w:noProof/>
-              </w:rPr>
               <w:instrText xml:space="preserve"> PAGEREF _Toc243417837 \h </w:instrText>
             </w:r>
             <w:r>
-              <w:rPr>
-                <w:noProof/>
-              </w:rPr>
-            </w:r>
-            <w:r>
-              <w:rPr>
-                <w:noProof/>
-              </w:rPr>
               <w:fldChar w:fldCharType="separate"/>
             </w:r>
             <w:r>
-              <w:rPr>
-                <w:noProof/>
-              </w:rPr>
               <w:t>21</w:t>
             </w:r>
             <w:r>
-              <w:rPr>
-                <w:noProof/>
-              </w:rPr>
               <w:fldChar w:fldCharType="end"/>
             </w:r>
           </w:hyperlink>
@@ -2557,60 +1567,27 @@
             <w:tabs>
               <w:tab w:val="right" w:leader="dot" w:pos="9350"/>
             </w:tabs>
-            <w:rPr>
-              <w:rFonts w:asciiTheme="minorHAnsi" w:eastAsiaTheme="minorEastAsia" w:hAnsiTheme="minorHAnsi" w:cstheme="minorBidi"/>
-              <w:noProof/>
-              <w:color w:val="auto"/>
-              <w:lang w:val="es-CL" w:eastAsia="es-CL"/>
-            </w:rPr>
           </w:pPr>
           <w:hyperlink w:anchor="_Toc243417838" w:history="1">
             <w:r>
-              <w:rPr>
-                <w:rStyle w:val="Hipervnculo"/>
-                <w:noProof/>
-              </w:rPr>
-              <w:t>12. Control de versiones del documento</w:t>
-            </w:r>
-            <w:r>
-              <w:rPr>
-                <w:noProof/>
-              </w:rPr>
+              <w:t xml:space="preserve">12. Control de versiones del documento</w:t>
+            </w:r>
+            <w:r>
               <w:tab/>
             </w:r>
             <w:r>
-              <w:rPr>
-                <w:noProof/>
-              </w:rPr>
               <w:fldChar w:fldCharType="begin"/>
             </w:r>
             <w:r>
-              <w:rPr>
-                <w:noProof/>
-              </w:rPr>
               <w:instrText xml:space="preserve"> PAGEREF _Toc243417838 \h </w:instrText>
             </w:r>
             <w:r>
-              <w:rPr>
-                <w:noProof/>
-              </w:rPr>
-            </w:r>
-            <w:r>
-              <w:rPr>
-                <w:noProof/>
-              </w:rPr>
               <w:fldChar w:fldCharType="separate"/>
             </w:r>
             <w:r>
-              <w:rPr>
-                <w:noProof/>
-              </w:rPr>
               <w:t>23</w:t>
             </w:r>
             <w:r>
-              <w:rPr>
-                <w:noProof/>
-              </w:rPr>
               <w:fldChar w:fldCharType="end"/>
             </w:r>
           </w:hyperlink>
@@ -4982,7 +3959,7 @@
                 <w:sz w:val="18"/>
                 <w:szCs w:val="18"/>
               </w:rPr>
-              <w:t>Consulta el seguimiento de pedidos y estima precios referenciales, por ejemplo el sistema de un distribuidor.</w:t>
+              <w:t xml:space="preserve">Consulta el seguimiento de pedidos, estima precios referenciales y consulta los materiales bajo el stock mínimo, por ejemplo el sistema de un distribuidor o de un proveedor de materiales. Cada clave accede sólo a los servicios que tiene asignados.</w:t>
             </w:r>
           </w:p>
         </w:tc>
@@ -14904,7 +13881,7 @@
                 <w:sz w:val="18"/>
                 <w:szCs w:val="18"/>
               </w:rPr>
-              <w:t>El sistema debe exponer una API pública que informe los materiales bajo el stock mínimo y la cantidad sugerida de reposición, calculados desde el kardex, para consulta de proveedores autorizados (planificado para el Sprint 3).</w:t>
+              <w:t xml:space="preserve">El sistema debe exponer una API pública que informe los materiales bajo el stock mínimo y la cantidad sugerida de reposición, calculados desde el kardex, para consulta de proveedores autorizados.</w:t>
             </w:r>
           </w:p>
         </w:tc>
@@ -30920,7 +29897,7 @@
                 <w:sz w:val="18"/>
                 <w:szCs w:val="18"/>
               </w:rPr>
-              <w:t>Por especificar</w:t>
+              <w:t xml:space="preserve">CU-REP-08</w:t>
             </w:r>
           </w:p>
         </w:tc>
@@ -30968,7 +29945,7 @@
                 <w:sz w:val="18"/>
                 <w:szCs w:val="18"/>
               </w:rPr>
-              <w:t>Por desarrollar</w:t>
+              <w:t xml:space="preserve">api_publica/test_materiales.py</w:t>
             </w:r>
           </w:p>
         </w:tc>
@@ -31446,6 +30423,100 @@
                 <w:szCs w:val="18"/>
               </w:rPr>
               <w:t>Se incorporan las APIs públicas propias: RF-OT-12, RF-COM-18, RF-INV-09 (planificado), RF-INT-04 y RNF-21; actor ACT-13; vista de seguimiento sin sesión; RES-05 actualizada; proveedores reales de ACT-10 a ACT-12 (Brevo, Nager.Date y Nominatim); trazabilidad de HU-15 a HU-17.</w:t>
+            </w:r>
+          </w:p>
+        </w:tc>
+      </w:tr>
+      <w:tr>
+        <w:tc>
+          <w:tcPr>
+            <w:tcW w:w="1400" w:type="dxa"/>
+            <w:tcMar>
+              <w:top w:w="60" w:type="dxa"/>
+              <w:left w:w="100" w:type="dxa"/>
+              <w:bottom w:w="60" w:type="dxa"/>
+              <w:right w:w="100" w:type="dxa"/>
+            </w:tcMar>
+          </w:tcPr>
+          <w:p>
+            <w:pPr>
+              <w:spacing w:before="40" w:after="40"/>
+            </w:pPr>
+            <w:r>
+              <w:rPr>
+                <w:sz w:val="18"/>
+                <w:szCs w:val="18"/>
+              </w:rPr>
+              <w:t xml:space="preserve">1.3</w:t>
+            </w:r>
+          </w:p>
+        </w:tc>
+        <w:tc>
+          <w:tcPr>
+            <w:tcW w:w="1900" w:type="dxa"/>
+            <w:tcMar>
+              <w:top w:w="60" w:type="dxa"/>
+              <w:left w:w="100" w:type="dxa"/>
+              <w:bottom w:w="60" w:type="dxa"/>
+              <w:right w:w="100" w:type="dxa"/>
+            </w:tcMar>
+          </w:tcPr>
+          <w:p>
+            <w:pPr>
+              <w:spacing w:before="40" w:after="40"/>
+            </w:pPr>
+            <w:r>
+              <w:rPr>
+                <w:sz w:val="18"/>
+                <w:szCs w:val="18"/>
+              </w:rPr>
+              <w:t xml:space="preserve">22-10-2026</w:t>
+            </w:r>
+          </w:p>
+        </w:tc>
+        <w:tc>
+          <w:tcPr>
+            <w:tcW w:w="2600" w:type="dxa"/>
+            <w:tcMar>
+              <w:top w:w="60" w:type="dxa"/>
+              <w:left w:w="100" w:type="dxa"/>
+              <w:bottom w:w="60" w:type="dxa"/>
+              <w:right w:w="100" w:type="dxa"/>
+            </w:tcMar>
+          </w:tcPr>
+          <w:p>
+            <w:pPr>
+              <w:spacing w:before="40" w:after="40"/>
+            </w:pPr>
+            <w:r>
+              <w:rPr>
+                <w:sz w:val="18"/>
+                <w:szCs w:val="18"/>
+              </w:rPr>
+              <w:t xml:space="preserve">Camila Olivares</w:t>
+            </w:r>
+          </w:p>
+        </w:tc>
+        <w:tc>
+          <w:tcPr>
+            <w:tcW w:w="3460" w:type="dxa"/>
+            <w:tcMar>
+              <w:top w:w="60" w:type="dxa"/>
+              <w:left w:w="100" w:type="dxa"/>
+              <w:bottom w:w="60" w:type="dxa"/>
+              <w:right w:w="100" w:type="dxa"/>
+            </w:tcMar>
+          </w:tcPr>
+          <w:p>
+            <w:pPr>
+              <w:spacing w:before="40" w:after="40"/>
+            </w:pPr>
+            <w:r>
+              <w:rPr>
+                <w:sz w:val="18"/>
+                <w:szCs w:val="18"/>
+              </w:rPr>
+              <w:t xml:space="preserve">RF-INV-09 pasa de planificado a implementado con la tercera API pública (disponibilidad de materiales); actor ACT-13 incluye a los proveedores; trazabilidad de HU-17 con CU-REP-08 y api_publica/test_materiales.py.</w:t>
             </w:r>
           </w:p>
         </w:tc>
